--- a/01-电源电路/04-电池充放电管理/主动均衡电路/主动均衡电路.docx
+++ b/01-电源电路/04-电池充放电管理/主动均衡电路/主动均衡电路.docx
@@ -2129,6 +2129,20 @@
     </w:p>
     <w:bookmarkEnd w:id="26"/>
     <w:bookmarkEnd w:id="27"/>
+    <w:p>
+      <w:pPr>
+        <w:spacing w:before="360"/>
+        <w:jc w:val="center"/>
+      </w:pPr>
+      <w:r>
+        <w:rPr>
+          <w:rFonts w:ascii="Times New Roman" w:hAnsi="Times New Roman"/>
+          <w:color w:val="555555"/>
+          <w:sz w:val="21"/>
+        </w:rPr>
+        <w:t>材料收集者：杜文杰</w:t>
+      </w:r>
+    </w:p>
     <w:sectPr>
       <w:headerReference r:id="rId9" w:type="default"/>
       <w:footerReference r:id="rId10" w:type="default"/>

--- a/01-电源电路/04-电池充放电管理/主动均衡电路/主动均衡电路.docx
+++ b/01-电源电路/04-电池充放电管理/主动均衡电路/主动均衡电路.docx
@@ -1,6 +1,6 @@
 
 <file path=word/document.xml><?xml version="1.0" encoding="utf-8"?>
-<w:document xmlns:w="http://schemas.openxmlformats.org/wordprocessingml/2006/main" xmlns:m="http://schemas.openxmlformats.org/officeDocument/2006/math" xmlns:r="http://schemas.openxmlformats.org/officeDocument/2006/relationships" xmlns:o="urn:schemas-microsoft-com:office:office" xmlns:v="urn:schemas-microsoft-com:vml" xmlns:w10="urn:schemas-microsoft-com:office:word" xmlns:a="http://schemas.openxmlformats.org/drawingml/2006/main" xmlns:pic="http://schemas.openxmlformats.org/drawingml/2006/picture" xmlns:wp="http://schemas.openxmlformats.org/drawingml/2006/wordprocessingDrawing">
+<w:document xmlns:m="http://schemas.openxmlformats.org/officeDocument/2006/math" xmlns:r="http://schemas.openxmlformats.org/officeDocument/2006/relationships" xmlns:w="http://schemas.openxmlformats.org/wordprocessingml/2006/main" xmlns:o="urn:schemas-microsoft-com:office:office" xmlns:v="urn:schemas-microsoft-com:vml" xmlns:w10="urn:schemas-microsoft-com:office:word" xmlns:a="http://schemas.openxmlformats.org/drawingml/2006/main" xmlns:pic="http://schemas.openxmlformats.org/drawingml/2006/picture" xmlns:wp="http://schemas.openxmlformats.org/drawingml/2006/wordprocessingDrawing">
   <w:body>
     <w:bookmarkStart w:id="27" w:name="主动均衡电路"/>
     <w:p>
@@ -9,7 +9,7 @@
       </w:pPr>
       <w:r>
         <w:rPr>
-          <w:rFonts w:hint="eastAsia"/>
+          <w:rFonts w:hint="eastAsia" w:eastAsia="黑体"/>
         </w:rPr>
         <w:t xml:space="preserve">主动均衡电路</w:t>
       </w:r>
@@ -21,7 +21,7 @@
       </w:pPr>
       <w:r>
         <w:rPr>
-          <w:rFonts w:hint="eastAsia"/>
+          <w:rFonts w:hint="eastAsia" w:eastAsia="黑体"/>
         </w:rPr>
         <w:t xml:space="preserve">拓扑描述</w:t>
       </w:r>
@@ -32,56 +32,74 @@
       </w:pPr>
       <w:r>
         <w:rPr>
-          <w:rFonts w:hint="eastAsia"/>
+          <w:rFonts w:hint="eastAsia" w:eastAsia="黑体"/>
         </w:rPr>
         <w:t xml:space="preserve">本电路以开关电容（或电感/变压器/双向</w:t>
       </w:r>
       <w:r>
+        <w:rPr>
+          <w:rFonts w:eastAsia="黑体"/>
+        </w:rPr>
         <w:t xml:space="preserve"> </w:t>
       </w:r>
       <w:r>
         <w:rPr>
-          <w:rFonts w:hint="eastAsia"/>
+          <w:rFonts w:hint="eastAsia" w:eastAsia="黑体"/>
         </w:rPr>
         <w:t xml:space="preserve">DC-DC）作为能量转移元件，配合若干转移用</w:t>
       </w:r>
       <w:r>
+        <w:rPr>
+          <w:rFonts w:eastAsia="黑体"/>
+        </w:rPr>
         <w:t xml:space="preserve"> MOSFET </w:t>
       </w:r>
       <w:r>
         <w:rPr>
-          <w:rFonts w:hint="eastAsia"/>
+          <w:rFonts w:hint="eastAsia" w:eastAsia="黑体"/>
         </w:rPr>
         <w:t xml:space="preserve">开关（编号</w:t>
       </w:r>
       <w:r>
+        <w:rPr>
+          <w:rFonts w:eastAsia="黑体"/>
+        </w:rPr>
         <w:t xml:space="preserve"> </w:t>
       </w:r>
       <w:r>
         <w:rPr>
-          <w:rFonts w:hint="eastAsia"/>
+          <w:rFonts w:hint="eastAsia" w:eastAsia="黑体"/>
         </w:rPr>
         <w:t xml:space="preserve">Q1～Qm）与均衡控制</w:t>
       </w:r>
       <w:r>
+        <w:rPr>
+          <w:rFonts w:eastAsia="黑体"/>
+        </w:rPr>
         <w:t xml:space="preserve"> </w:t>
       </w:r>
       <w:r>
         <w:rPr>
-          <w:rFonts w:hint="eastAsia"/>
+          <w:rFonts w:hint="eastAsia" w:eastAsia="黑体"/>
         </w:rPr>
         <w:t xml:space="preserve">IC（编号</w:t>
       </w:r>
       <w:r>
+        <w:rPr>
+          <w:rFonts w:eastAsia="黑体"/>
+        </w:rPr>
         <w:t xml:space="preserve"> </w:t>
       </w:r>
       <w:r>
         <w:rPr>
-          <w:rFonts w:hint="eastAsia"/>
+          <w:rFonts w:hint="eastAsia" w:eastAsia="黑体"/>
         </w:rPr>
         <w:t xml:space="preserve">IC1）组成，跨接在串联电池组的相邻单体之间。关键节点有：各单体正端抽头节点</w:t>
       </w:r>
       <w:r>
+        <w:rPr>
+          <w:rFonts w:eastAsia="黑体"/>
+        </w:rPr>
         <w:t xml:space="preserve"> </w:t>
       </w:r>
       <m:oMath>
@@ -148,7 +166,7 @@
       </m:oMath>
       <w:r>
         <w:rPr>
-          <w:rFonts w:hint="eastAsia"/>
+          <w:rFonts w:hint="eastAsia" w:eastAsia="黑体"/>
         </w:rPr>
         <w:t xml:space="preserve">（</w:t>
       </w:r>
@@ -167,11 +185,14 @@
         </m:sSub>
       </m:oMath>
       <w:r>
+        <w:rPr>
+          <w:rFonts w:eastAsia="黑体"/>
+        </w:rPr>
         <w:t xml:space="preserve"> </w:t>
       </w:r>
       <w:r>
         <w:rPr>
-          <w:rFonts w:hint="eastAsia"/>
+          <w:rFonts w:hint="eastAsia" w:eastAsia="黑体"/>
         </w:rPr>
         <w:t xml:space="preserve">为最低端、</w:t>
       </w:r>
@@ -190,38 +211,50 @@
         </m:sSub>
       </m:oMath>
       <w:r>
+        <w:rPr>
+          <w:rFonts w:eastAsia="黑体"/>
+        </w:rPr>
         <w:t xml:space="preserve"> </w:t>
       </w:r>
       <w:r>
         <w:rPr>
-          <w:rFonts w:hint="eastAsia"/>
+          <w:rFonts w:hint="eastAsia" w:eastAsia="黑体"/>
         </w:rPr>
         <w:t xml:space="preserve">为最高端，相邻两抽头之间即一个单体）、转移电容（或电感）两端的切换节点</w:t>
       </w:r>
       <w:r>
+        <w:rPr>
+          <w:rFonts w:eastAsia="黑体"/>
+        </w:rPr>
         <w:t xml:space="preserve"> X </w:t>
       </w:r>
       <w:r>
         <w:rPr>
-          <w:rFonts w:hint="eastAsia"/>
+          <w:rFonts w:hint="eastAsia" w:eastAsia="黑体"/>
         </w:rPr>
         <w:t xml:space="preserve">与</w:t>
       </w:r>
       <w:r>
+        <w:rPr>
+          <w:rFonts w:eastAsia="黑体"/>
+        </w:rPr>
         <w:t xml:space="preserve"> </w:t>
       </w:r>
       <w:r>
         <w:rPr>
-          <w:rFonts w:hint="eastAsia"/>
+          <w:rFonts w:hint="eastAsia" w:eastAsia="黑体"/>
         </w:rPr>
         <w:t xml:space="preserve">Y，以及由控制</w:t>
       </w:r>
       <w:r>
+        <w:rPr>
+          <w:rFonts w:eastAsia="黑体"/>
+        </w:rPr>
         <w:t xml:space="preserve"> IC </w:t>
       </w:r>
       <w:r>
         <w:rPr>
-          <w:rFonts w:hint="eastAsia"/>
+          <w:rFonts w:hint="eastAsia" w:eastAsia="黑体"/>
         </w:rPr>
         <w:t xml:space="preserve">提供的驱动节点群。能量从高压单体的抽头先接入储能元件，再切换到低压单体的抽头释放。</w:t>
       </w:r>
@@ -230,11 +263,14 @@
       <w:pPr/>
       <w:r>
         <w:rPr>
-          <w:rFonts w:hint="eastAsia"/>
+          <w:rFonts w:hint="eastAsia" w:eastAsia="黑体"/>
         </w:rPr>
         <w:t xml:space="preserve">各元件管脚连接：以开关电容方案为例，转移电容</w:t>
       </w:r>
       <w:r>
+        <w:rPr>
+          <w:rFonts w:eastAsia="黑体"/>
+        </w:rPr>
         <w:t xml:space="preserve"> </w:t>
       </w:r>
       <m:oMath>
@@ -243,51 +279,69 @@
         </m:r>
       </m:oMath>
       <w:r>
+        <w:rPr>
+          <w:rFonts w:eastAsia="黑体"/>
+        </w:rPr>
         <w:t xml:space="preserve"> </w:t>
       </w:r>
       <w:r>
         <w:rPr>
-          <w:rFonts w:hint="eastAsia"/>
+          <w:rFonts w:hint="eastAsia" w:eastAsia="黑体"/>
         </w:rPr>
         <w:t xml:space="preserve">的一端经一组</w:t>
       </w:r>
       <w:r>
+        <w:rPr>
+          <w:rFonts w:eastAsia="黑体"/>
+        </w:rPr>
         <w:t xml:space="preserve"> SPDT </w:t>
       </w:r>
       <w:r>
         <w:rPr>
-          <w:rFonts w:hint="eastAsia"/>
+          <w:rFonts w:hint="eastAsia" w:eastAsia="黑体"/>
         </w:rPr>
         <w:t xml:space="preserve">型</w:t>
       </w:r>
       <w:r>
+        <w:rPr>
+          <w:rFonts w:eastAsia="黑体"/>
+        </w:rPr>
         <w:t xml:space="preserve"> MOSFET </w:t>
       </w:r>
       <w:r>
         <w:rPr>
-          <w:rFonts w:hint="eastAsia"/>
+          <w:rFonts w:hint="eastAsia" w:eastAsia="黑体"/>
         </w:rPr>
         <w:t xml:space="preserve">开关（Q</w:t>
       </w:r>
       <w:r>
+        <w:rPr>
+          <w:rFonts w:eastAsia="黑体"/>
+        </w:rPr>
         <w:t xml:space="preserve"> </w:t>
       </w:r>
       <w:r>
         <w:rPr>
-          <w:rFonts w:hint="eastAsia"/>
+          <w:rFonts w:hint="eastAsia" w:eastAsia="黑体"/>
         </w:rPr>
         <w:t xml:space="preserve">对）可分别接到相邻两个单体的正端，另一端经另一组开关可分别接到这两个单体的负端；即通过四只（或两组）MOSFET</w:t>
       </w:r>
       <w:r>
+        <w:rPr>
+          <w:rFonts w:eastAsia="黑体"/>
+        </w:rPr>
         <w:t xml:space="preserve"> </w:t>
       </w:r>
       <w:r>
         <w:rPr>
-          <w:rFonts w:hint="eastAsia"/>
+          <w:rFonts w:hint="eastAsia" w:eastAsia="黑体"/>
         </w:rPr>
         <w:t xml:space="preserve">的交替通断，使电容</w:t>
       </w:r>
       <w:r>
+        <w:rPr>
+          <w:rFonts w:eastAsia="黑体"/>
+        </w:rPr>
         <w:t xml:space="preserve"> </w:t>
       </w:r>
       <m:oMath>
@@ -296,42 +350,57 @@
         </m:r>
       </m:oMath>
       <w:r>
+        <w:rPr>
+          <w:rFonts w:eastAsia="黑体"/>
+        </w:rPr>
         <w:t xml:space="preserve"> </w:t>
       </w:r>
       <w:r>
         <w:rPr>
-          <w:rFonts w:hint="eastAsia"/>
+          <w:rFonts w:hint="eastAsia" w:eastAsia="黑体"/>
         </w:rPr>
         <w:t xml:space="preserve">先并联到高压单体两端、再并联到低压单体两端。MOSFET</w:t>
       </w:r>
       <w:r>
+        <w:rPr>
+          <w:rFonts w:eastAsia="黑体"/>
+        </w:rPr>
         <w:t xml:space="preserve"> </w:t>
       </w:r>
       <w:r>
         <w:rPr>
-          <w:rFonts w:hint="eastAsia"/>
+          <w:rFonts w:hint="eastAsia" w:eastAsia="黑体"/>
         </w:rPr>
         <w:t xml:space="preserve">的漏极/源极分别接对应抽头节点与电容端，栅极接</w:t>
       </w:r>
       <w:r>
+        <w:rPr>
+          <w:rFonts w:eastAsia="黑体"/>
+        </w:rPr>
         <w:t xml:space="preserve"> IC1 </w:t>
       </w:r>
       <w:r>
         <w:rPr>
-          <w:rFonts w:hint="eastAsia"/>
+          <w:rFonts w:hint="eastAsia" w:eastAsia="黑体"/>
         </w:rPr>
         <w:t xml:space="preserve">的驱动输出；采用电感或变压器方案时，电感/初级通过功率管连接到各抽头，次级或另一路回馈到整组。IC1</w:t>
       </w:r>
       <w:r>
+        <w:rPr>
+          <w:rFonts w:eastAsia="黑体"/>
+        </w:rPr>
         <w:t xml:space="preserve"> </w:t>
       </w:r>
       <w:r>
         <w:rPr>
-          <w:rFonts w:hint="eastAsia"/>
+          <w:rFonts w:hint="eastAsia" w:eastAsia="黑体"/>
         </w:rPr>
         <w:t xml:space="preserve">的电压采样端逐节接到</w:t>
       </w:r>
       <w:r>
+        <w:rPr>
+          <w:rFonts w:eastAsia="黑体"/>
+        </w:rPr>
         <w:t xml:space="preserve"> </w:t>
       </w:r>
       <m:oMath>
@@ -350,7 +419,7 @@
       </m:oMath>
       <w:r>
         <w:rPr>
-          <w:rFonts w:hint="eastAsia"/>
+          <w:rFonts w:hint="eastAsia" w:eastAsia="黑体"/>
         </w:rPr>
         <w:t xml:space="preserve">～</w:t>
       </w:r>
@@ -370,11 +439,14 @@
       </m:oMath>
       <w:r>
         <w:rPr>
-          <w:rFonts w:hint="eastAsia"/>
+          <w:rFonts w:hint="eastAsia" w:eastAsia="黑体"/>
         </w:rPr>
         <w:t xml:space="preserve">，地端接最低抽头</w:t>
       </w:r>
       <w:r>
+        <w:rPr>
+          <w:rFonts w:eastAsia="黑体"/>
+        </w:rPr>
         <w:t xml:space="preserve"> </w:t>
       </w:r>
       <m:oMath>
@@ -392,6 +464,9 @@
         </m:sSub>
       </m:oMath>
       <w:r>
+        <w:rPr>
+          <w:rFonts w:eastAsia="黑体"/>
+        </w:rPr>
         <w:t xml:space="preserve">。</w:t>
       </w:r>
     </w:p>
@@ -399,7 +474,7 @@
       <w:pPr/>
       <w:r>
         <w:rPr>
-          <w:rFonts w:hint="eastAsia"/>
+          <w:rFonts w:hint="eastAsia" w:eastAsia="黑体"/>
         </w:rPr>
         <w:t xml:space="preserve">组态上这是一个”储能元件切换转运”的主动均衡组态，不把多余能量完全转为热，而是经开关把高单体能量搬移到低压单体或整组，相比于被动均衡效率更高、发热更小。</w:t>
       </w:r>
@@ -412,7 +487,7 @@
       </w:pPr>
       <w:r>
         <w:rPr>
-          <w:rFonts w:hint="eastAsia"/>
+          <w:rFonts w:hint="eastAsia" w:eastAsia="黑体"/>
         </w:rPr>
         <w:t xml:space="preserve">工作原理</w:t>
       </w:r>
@@ -423,25 +498,31 @@
       </w:pPr>
       <w:r>
         <w:rPr>
-          <w:rFonts w:hint="eastAsia"/>
+          <w:rFonts w:hint="eastAsia" w:eastAsia="黑体"/>
         </w:rPr>
         <w:t xml:space="preserve">控制逻辑检测到某单体电压偏高时，先由储能元件（电感</w:t>
       </w:r>
       <w:r>
+        <w:rPr>
+          <w:rFonts w:eastAsia="黑体"/>
+        </w:rPr>
         <w:t xml:space="preserve"> / </w:t>
       </w:r>
       <w:r>
         <w:rPr>
-          <w:rFonts w:hint="eastAsia"/>
+          <w:rFonts w:hint="eastAsia" w:eastAsia="黑体"/>
         </w:rPr>
         <w:t xml:space="preserve">电容）从该高压单体抽取能量，再切换到相邻或低压单体把能量释放过去；或经</w:t>
       </w:r>
       <w:r>
+        <w:rPr>
+          <w:rFonts w:eastAsia="黑体"/>
+        </w:rPr>
         <w:t xml:space="preserve"> DC-DC </w:t>
       </w:r>
       <w:r>
         <w:rPr>
-          <w:rFonts w:hint="eastAsia"/>
+          <w:rFonts w:hint="eastAsia" w:eastAsia="黑体"/>
         </w:rPr>
         <w:t xml:space="preserve">把高压单体能量回馈到整组，使各单体趋于一致。</w:t>
       </w:r>
@@ -454,7 +535,7 @@
       </w:pPr>
       <w:r>
         <w:rPr>
-          <w:rFonts w:hint="eastAsia"/>
+          <w:rFonts w:hint="eastAsia" w:eastAsia="黑体"/>
         </w:rPr>
         <w:t xml:space="preserve">关键计算公式</w:t>
       </w:r>
@@ -468,7 +549,7 @@
       </w:pPr>
       <w:r>
         <w:rPr>
-          <w:rFonts w:hint="eastAsia"/>
+          <w:rFonts w:hint="eastAsia" w:eastAsia="黑体"/>
         </w:rPr>
         <w:t xml:space="preserve">开关电容单次转移电荷：</w:t>
       </w:r>
@@ -570,7 +651,7 @@
       </w:pPr>
       <w:r>
         <w:rPr>
-          <w:rFonts w:hint="eastAsia"/>
+          <w:rFonts w:hint="eastAsia" w:eastAsia="黑体"/>
         </w:rPr>
         <w:t xml:space="preserve">电感储能：</w:t>
       </w:r>
@@ -645,11 +726,14 @@
       </w:pPr>
       <w:r>
         <w:rPr>
-          <w:rFonts w:hint="eastAsia"/>
+          <w:rFonts w:hint="eastAsia" w:eastAsia="黑体"/>
         </w:rPr>
         <w:t xml:space="preserve">均衡转移功率（开关频率</w:t>
       </w:r>
       <w:r>
+        <w:rPr>
+          <w:rFonts w:eastAsia="黑体"/>
+        </w:rPr>
         <w:t xml:space="preserve"> </w:t>
       </w:r>
       <m:oMath>
@@ -671,7 +755,7 @@
       </m:oMath>
       <w:r>
         <w:rPr>
-          <w:rFonts w:hint="eastAsia"/>
+          <w:rFonts w:hint="eastAsia" w:eastAsia="黑体"/>
         </w:rPr>
         <w:t xml:space="preserve">）：</w:t>
       </w:r>
@@ -767,7 +851,7 @@
       </w:pPr>
       <w:r>
         <w:rPr>
-          <w:rFonts w:hint="eastAsia"/>
+          <w:rFonts w:hint="eastAsia" w:eastAsia="黑体"/>
         </w:rPr>
         <w:t xml:space="preserve">效率：</w:t>
       </w:r>
@@ -906,7 +990,7 @@
             </w:pPr>
             <w:r>
               <w:rPr>
-                <w:rFonts w:hint="eastAsia"/>
+                <w:rFonts w:hint="eastAsia" w:eastAsia="黑体"/>
               </w:rPr>
               <w:t xml:space="preserve">符号</w:t>
             </w:r>
@@ -920,7 +1004,7 @@
             </w:pPr>
             <w:r>
               <w:rPr>
-                <w:rFonts w:hint="eastAsia"/>
+                <w:rFonts w:hint="eastAsia" w:eastAsia="黑体"/>
               </w:rPr>
               <w:t xml:space="preserve">含义</w:t>
             </w:r>
@@ -934,7 +1018,7 @@
             </w:pPr>
             <w:r>
               <w:rPr>
-                <w:rFonts w:hint="eastAsia"/>
+                <w:rFonts w:hint="eastAsia" w:eastAsia="黑体"/>
               </w:rPr>
               <w:t xml:space="preserve">单位</w:t>
             </w:r>
@@ -954,6 +1038,9 @@
               </m:r>
             </m:oMath>
             <w:r>
+              <w:rPr>
+                <w:rFonts w:eastAsia="黑体"/>
+              </w:rPr>
               <w:t xml:space="preserve">​</w:t>
             </w:r>
           </w:p>
@@ -966,7 +1053,7 @@
             </w:pPr>
             <w:r>
               <w:rPr>
-                <w:rFonts w:hint="eastAsia"/>
+                <w:rFonts w:hint="eastAsia" w:eastAsia="黑体"/>
               </w:rPr>
               <w:t xml:space="preserve">转移电容</w:t>
             </w:r>
@@ -979,6 +1066,9 @@
               <w:pStyle w:val="Compact"/>
             </w:pPr>
             <w:r>
+              <w:rPr>
+                <w:rFonts w:eastAsia="黑体"/>
+              </w:rPr>
               <w:t xml:space="preserve">F</w:t>
             </w:r>
           </w:p>
@@ -997,6 +1087,9 @@
               </m:r>
             </m:oMath>
             <w:r>
+              <w:rPr>
+                <w:rFonts w:eastAsia="黑体"/>
+              </w:rPr>
               <w:t xml:space="preserve">​</w:t>
             </w:r>
           </w:p>
@@ -1009,7 +1102,7 @@
             </w:pPr>
             <w:r>
               <w:rPr>
-                <w:rFonts w:hint="eastAsia"/>
+                <w:rFonts w:hint="eastAsia" w:eastAsia="黑体"/>
               </w:rPr>
               <w:t xml:space="preserve">转移电感</w:t>
             </w:r>
@@ -1022,6 +1115,9 @@
               <w:pStyle w:val="Compact"/>
             </w:pPr>
             <w:r>
+              <w:rPr>
+                <w:rFonts w:eastAsia="黑体"/>
+              </w:rPr>
               <w:t xml:space="preserve">H</w:t>
             </w:r>
           </w:p>
@@ -1082,6 +1178,9 @@
               </m:sSub>
             </m:oMath>
             <w:r>
+              <w:rPr>
+                <w:rFonts w:eastAsia="黑体"/>
+              </w:rPr>
               <w:t xml:space="preserve">​</w:t>
             </w:r>
           </w:p>
@@ -1094,16 +1193,19 @@
             </w:pPr>
             <w:r>
               <w:rPr>
-                <w:rFonts w:hint="eastAsia"/>
+                <w:rFonts w:hint="eastAsia" w:eastAsia="黑体"/>
               </w:rPr>
               <w:t xml:space="preserve">高</w:t>
             </w:r>
             <w:r>
+              <w:rPr>
+                <w:rFonts w:eastAsia="黑体"/>
+              </w:rPr>
               <w:t xml:space="preserve"> / </w:t>
             </w:r>
             <w:r>
               <w:rPr>
-                <w:rFonts w:hint="eastAsia"/>
+                <w:rFonts w:hint="eastAsia" w:eastAsia="黑体"/>
               </w:rPr>
               <w:t xml:space="preserve">低单体电压</w:t>
             </w:r>
@@ -1116,6 +1218,9 @@
               <w:pStyle w:val="Compact"/>
             </w:pPr>
             <w:r>
+              <w:rPr>
+                <w:rFonts w:eastAsia="黑体"/>
+              </w:rPr>
               <w:t xml:space="preserve">V</w:t>
             </w:r>
           </w:p>
@@ -1134,6 +1239,9 @@
               </m:r>
             </m:oMath>
             <w:r>
+              <w:rPr>
+                <w:rFonts w:eastAsia="黑体"/>
+              </w:rPr>
               <w:t xml:space="preserve">​</w:t>
             </w:r>
           </w:p>
@@ -1146,7 +1254,7 @@
             </w:pPr>
             <w:r>
               <w:rPr>
-                <w:rFonts w:hint="eastAsia"/>
+                <w:rFonts w:hint="eastAsia" w:eastAsia="黑体"/>
               </w:rPr>
               <w:t xml:space="preserve">均衡电流</w:t>
             </w:r>
@@ -1159,6 +1267,9 @@
               <w:pStyle w:val="Compact"/>
             </w:pPr>
             <w:r>
+              <w:rPr>
+                <w:rFonts w:eastAsia="黑体"/>
+              </w:rPr>
               <w:t xml:space="preserve">A</w:t>
             </w:r>
           </w:p>
@@ -1186,6 +1297,9 @@
               </m:sSub>
             </m:oMath>
             <w:r>
+              <w:rPr>
+                <w:rFonts w:eastAsia="黑体"/>
+              </w:rPr>
               <w:t xml:space="preserve">​</w:t>
             </w:r>
           </w:p>
@@ -1198,7 +1312,7 @@
             </w:pPr>
             <w:r>
               <w:rPr>
-                <w:rFonts w:hint="eastAsia"/>
+                <w:rFonts w:hint="eastAsia" w:eastAsia="黑体"/>
               </w:rPr>
               <w:t xml:space="preserve">电感储能</w:t>
             </w:r>
@@ -1211,6 +1325,9 @@
               <w:pStyle w:val="Compact"/>
             </w:pPr>
             <w:r>
+              <w:rPr>
+                <w:rFonts w:eastAsia="黑体"/>
+              </w:rPr>
               <w:t xml:space="preserve">J</w:t>
             </w:r>
           </w:p>
@@ -1241,6 +1358,9 @@
               </m:sSub>
             </m:oMath>
             <w:r>
+              <w:rPr>
+                <w:rFonts w:eastAsia="黑体"/>
+              </w:rPr>
               <w:t xml:space="preserve">​</w:t>
             </w:r>
           </w:p>
@@ -1253,7 +1373,7 @@
             </w:pPr>
             <w:r>
               <w:rPr>
-                <w:rFonts w:hint="eastAsia"/>
+                <w:rFonts w:hint="eastAsia" w:eastAsia="黑体"/>
               </w:rPr>
               <w:t xml:space="preserve">开关频率</w:t>
             </w:r>
@@ -1266,6 +1386,9 @@
               <w:pStyle w:val="Compact"/>
             </w:pPr>
             <w:r>
+              <w:rPr>
+                <w:rFonts w:eastAsia="黑体"/>
+              </w:rPr>
               <w:t xml:space="preserve">Hz</w:t>
             </w:r>
           </w:p>
@@ -1299,6 +1422,9 @@
               </m:sSub>
             </m:oMath>
             <w:r>
+              <w:rPr>
+                <w:rFonts w:eastAsia="黑体"/>
+              </w:rPr>
               <w:t xml:space="preserve">​</w:t>
             </w:r>
           </w:p>
@@ -1311,7 +1437,7 @@
             </w:pPr>
             <w:r>
               <w:rPr>
-                <w:rFonts w:hint="eastAsia"/>
+                <w:rFonts w:hint="eastAsia" w:eastAsia="黑体"/>
               </w:rPr>
               <w:t xml:space="preserve">均衡功率</w:t>
             </w:r>
@@ -1324,6 +1450,9 @@
               <w:pStyle w:val="Compact"/>
             </w:pPr>
             <w:r>
+              <w:rPr>
+                <w:rFonts w:eastAsia="黑体"/>
+              </w:rPr>
               <w:t xml:space="preserve">W</w:t>
             </w:r>
           </w:p>
@@ -1338,7 +1467,7 @@
       </w:pPr>
       <w:r>
         <w:rPr>
-          <w:rFonts w:hint="eastAsia"/>
+          <w:rFonts w:hint="eastAsia" w:eastAsia="黑体"/>
         </w:rPr>
         <w:t xml:space="preserve">元件调整影响</w:t>
       </w:r>
@@ -1353,25 +1482,31 @@
       </w:pPr>
       <w:r>
         <w:rPr>
-          <w:rFonts w:hint="eastAsia"/>
+          <w:rFonts w:hint="eastAsia" w:eastAsia="黑体"/>
         </w:rPr>
         <w:t xml:space="preserve">转移电容</w:t>
       </w:r>
       <w:r>
+        <w:rPr>
+          <w:rFonts w:eastAsia="黑体"/>
+        </w:rPr>
         <w:t xml:space="preserve"> / </w:t>
       </w:r>
       <w:r>
         <w:rPr>
-          <w:rFonts w:hint="eastAsia"/>
+          <w:rFonts w:hint="eastAsia" w:eastAsia="黑体"/>
         </w:rPr>
         <w:t xml:space="preserve">电感越大</w:t>
       </w:r>
       <w:r>
+        <w:rPr>
+          <w:rFonts w:eastAsia="黑体"/>
+        </w:rPr>
         <w:t xml:space="preserve"> → </w:t>
       </w:r>
       <w:r>
         <w:rPr>
-          <w:rFonts w:hint="eastAsia"/>
+          <w:rFonts w:hint="eastAsia" w:eastAsia="黑体"/>
         </w:rPr>
         <w:t xml:space="preserve">单次转移能量越多，均衡速度越快。</w:t>
       </w:r>
@@ -1386,16 +1521,19 @@
       </w:pPr>
       <w:r>
         <w:rPr>
-          <w:rFonts w:hint="eastAsia"/>
+          <w:rFonts w:hint="eastAsia" w:eastAsia="黑体"/>
         </w:rPr>
         <w:t xml:space="preserve">开关频率越高</w:t>
       </w:r>
       <w:r>
+        <w:rPr>
+          <w:rFonts w:eastAsia="黑体"/>
+        </w:rPr>
         <w:t xml:space="preserve"> → </w:t>
       </w:r>
       <w:r>
         <w:rPr>
-          <w:rFonts w:hint="eastAsia"/>
+          <w:rFonts w:hint="eastAsia" w:eastAsia="黑体"/>
         </w:rPr>
         <w:t xml:space="preserve">单位时间转移能量越多，但开关损耗增加。</w:t>
       </w:r>
@@ -1410,16 +1548,19 @@
       </w:pPr>
       <w:r>
         <w:rPr>
-          <w:rFonts w:hint="eastAsia"/>
+          <w:rFonts w:hint="eastAsia" w:eastAsia="黑体"/>
         </w:rPr>
         <w:t xml:space="preserve">储能元件等效串联电阻（ESR）越小</w:t>
       </w:r>
       <w:r>
+        <w:rPr>
+          <w:rFonts w:eastAsia="黑体"/>
+        </w:rPr>
         <w:t xml:space="preserve"> → </w:t>
       </w:r>
       <w:r>
         <w:rPr>
-          <w:rFonts w:hint="eastAsia"/>
+          <w:rFonts w:hint="eastAsia" w:eastAsia="黑体"/>
         </w:rPr>
         <w:t xml:space="preserve">转移损耗越低、效率越高。</w:t>
       </w:r>
@@ -1434,16 +1575,19 @@
       </w:pPr>
       <w:r>
         <w:rPr>
-          <w:rFonts w:hint="eastAsia"/>
+          <w:rFonts w:hint="eastAsia" w:eastAsia="黑体"/>
         </w:rPr>
         <w:t xml:space="preserve">控制精度越高</w:t>
       </w:r>
       <w:r>
+        <w:rPr>
+          <w:rFonts w:eastAsia="黑体"/>
+        </w:rPr>
         <w:t xml:space="preserve"> → </w:t>
       </w:r>
       <w:r>
         <w:rPr>
-          <w:rFonts w:hint="eastAsia"/>
+          <w:rFonts w:hint="eastAsia" w:eastAsia="黑体"/>
         </w:rPr>
         <w:t xml:space="preserve">均衡末端不易超调、一致性好。</w:t>
       </w:r>
@@ -1456,7 +1600,7 @@
       </w:pPr>
       <w:r>
         <w:rPr>
-          <w:rFonts w:hint="eastAsia"/>
+          <w:rFonts w:hint="eastAsia" w:eastAsia="黑体"/>
         </w:rPr>
         <w:t xml:space="preserve">典型参数示例</w:t>
       </w:r>
@@ -1471,11 +1615,14 @@
       </w:pPr>
       <w:r>
         <w:rPr>
-          <w:rFonts w:hint="eastAsia"/>
+          <w:rFonts w:hint="eastAsia" w:eastAsia="黑体"/>
         </w:rPr>
         <w:t xml:space="preserve">开关电容</w:t>
       </w:r>
       <w:r>
+        <w:rPr>
+          <w:rFonts w:eastAsia="黑体"/>
+        </w:rPr>
         <w:t xml:space="preserve"> </w:t>
       </w:r>
       <m:oMath>
@@ -1506,6 +1653,9 @@
         </m:r>
       </m:oMath>
       <w:r>
+        <w:rPr>
+          <w:rFonts w:eastAsia="黑体"/>
+        </w:rPr>
         <w:t xml:space="preserve">、</w:t>
       </w:r>
       <m:oMath>
@@ -1551,6 +1701,9 @@
         </m:r>
       </m:oMath>
       <w:r>
+        <w:rPr>
+          <w:rFonts w:eastAsia="黑体"/>
+        </w:rPr>
         <w:t xml:space="preserve">、</w:t>
       </w:r>
       <m:oMath>
@@ -1594,11 +1747,14 @@
       </m:oMath>
       <w:r>
         <w:rPr>
-          <w:rFonts w:hint="eastAsia"/>
+          <w:rFonts w:hint="eastAsia" w:eastAsia="黑体"/>
         </w:rPr>
         <w:t xml:space="preserve">：单次</w:t>
       </w:r>
       <w:r>
+        <w:rPr>
+          <w:rFonts w:eastAsia="黑体"/>
+        </w:rPr>
         <w:t xml:space="preserve"> </w:t>
       </w:r>
       <m:oMath>
@@ -1677,6 +1833,9 @@
         </m:r>
       </m:oMath>
       <w:r>
+        <w:rPr>
+          <w:rFonts w:eastAsia="黑体"/>
+        </w:rPr>
         <w:t xml:space="preserve">。</w:t>
       </w:r>
     </w:p>
@@ -1690,11 +1849,14 @@
       </w:pPr>
       <w:r>
         <w:rPr>
-          <w:rFonts w:hint="eastAsia"/>
+          <w:rFonts w:hint="eastAsia" w:eastAsia="黑体"/>
         </w:rPr>
         <w:t xml:space="preserve">电感</w:t>
       </w:r>
       <w:r>
+        <w:rPr>
+          <w:rFonts w:eastAsia="黑体"/>
+        </w:rPr>
         <w:t xml:space="preserve"> </w:t>
       </w:r>
       <m:oMath>
@@ -1726,11 +1888,14 @@
       </m:oMath>
       <w:r>
         <w:rPr>
-          <w:rFonts w:hint="eastAsia"/>
+          <w:rFonts w:hint="eastAsia" w:eastAsia="黑体"/>
         </w:rPr>
         <w:t xml:space="preserve">、峰值电流</w:t>
       </w:r>
       <w:r>
+        <w:rPr>
+          <w:rFonts w:eastAsia="黑体"/>
+        </w:rPr>
         <w:t xml:space="preserve"> </w:t>
       </w:r>
       <m:oMath>
@@ -1759,7 +1924,7 @@
       </m:oMath>
       <w:r>
         <w:rPr>
-          <w:rFonts w:hint="eastAsia"/>
+          <w:rFonts w:hint="eastAsia" w:eastAsia="黑体"/>
         </w:rPr>
         <w:t xml:space="preserve">：</w:t>
       </w:r>
@@ -1872,6 +2037,9 @@
         </m:r>
       </m:oMath>
       <w:r>
+        <w:rPr>
+          <w:rFonts w:eastAsia="黑体"/>
+        </w:rPr>
         <w:t xml:space="preserve">。</w:t>
       </w:r>
     </w:p>
@@ -1883,7 +2051,7 @@
       </w:pPr>
       <w:r>
         <w:rPr>
-          <w:rFonts w:hint="eastAsia"/>
+          <w:rFonts w:hint="eastAsia" w:eastAsia="黑体"/>
         </w:rPr>
         <w:t xml:space="preserve">常见器件型号</w:t>
       </w:r>
@@ -1898,16 +2066,19 @@
       </w:pPr>
       <w:r>
         <w:rPr>
-          <w:rFonts w:hint="eastAsia"/>
+          <w:rFonts w:hint="eastAsia" w:eastAsia="黑体"/>
         </w:rPr>
         <w:t xml:space="preserve">主动均衡</w:t>
       </w:r>
       <w:r>
+        <w:rPr>
+          <w:rFonts w:eastAsia="黑体"/>
+        </w:rPr>
         <w:t xml:space="preserve"> </w:t>
       </w:r>
       <w:r>
         <w:rPr>
-          <w:rFonts w:hint="eastAsia"/>
+          <w:rFonts w:hint="eastAsia" w:eastAsia="黑体"/>
         </w:rPr>
         <w:t xml:space="preserve">IC：LTC3300、S8209A、EMB1402。</w:t>
       </w:r>
@@ -1922,16 +2093,19 @@
       </w:pPr>
       <w:r>
         <w:rPr>
-          <w:rFonts w:hint="eastAsia"/>
+          <w:rFonts w:hint="eastAsia" w:eastAsia="黑体"/>
         </w:rPr>
         <w:t xml:space="preserve">转移</w:t>
       </w:r>
       <w:r>
+        <w:rPr>
+          <w:rFonts w:eastAsia="黑体"/>
+        </w:rPr>
         <w:t xml:space="preserve"> </w:t>
       </w:r>
       <w:r>
         <w:rPr>
-          <w:rFonts w:hint="eastAsia"/>
+          <w:rFonts w:hint="eastAsia" w:eastAsia="黑体"/>
         </w:rPr>
         <w:t xml:space="preserve">MOSFET：IRLML6244、AO3400。</w:t>
       </w:r>
@@ -1946,16 +2120,19 @@
       </w:pPr>
       <w:r>
         <w:rPr>
-          <w:rFonts w:hint="eastAsia"/>
+          <w:rFonts w:hint="eastAsia" w:eastAsia="黑体"/>
         </w:rPr>
         <w:t xml:space="preserve">转移电感</w:t>
       </w:r>
       <w:r>
+        <w:rPr>
+          <w:rFonts w:eastAsia="黑体"/>
+        </w:rPr>
         <w:t xml:space="preserve"> / </w:t>
       </w:r>
       <w:r>
         <w:rPr>
-          <w:rFonts w:hint="eastAsia"/>
+          <w:rFonts w:hint="eastAsia" w:eastAsia="黑体"/>
         </w:rPr>
         <w:t xml:space="preserve">电容：按功率与频率选型。</w:t>
       </w:r>
@@ -1968,7 +2145,7 @@
       </w:pPr>
       <w:r>
         <w:rPr>
-          <w:rFonts w:hint="eastAsia"/>
+          <w:rFonts w:hint="eastAsia" w:eastAsia="黑体"/>
         </w:rPr>
         <w:t xml:space="preserve">注意事项</w:t>
       </w:r>
@@ -1983,16 +2160,19 @@
       </w:pPr>
       <w:r>
         <w:rPr>
-          <w:rFonts w:hint="eastAsia"/>
+          <w:rFonts w:hint="eastAsia" w:eastAsia="黑体"/>
         </w:rPr>
         <w:t xml:space="preserve">主动均衡电路复杂、PCB</w:t>
       </w:r>
       <w:r>
+        <w:rPr>
+          <w:rFonts w:eastAsia="黑体"/>
+        </w:rPr>
         <w:t xml:space="preserve"> </w:t>
       </w:r>
       <w:r>
         <w:rPr>
-          <w:rFonts w:hint="eastAsia"/>
+          <w:rFonts w:hint="eastAsia" w:eastAsia="黑体"/>
         </w:rPr>
         <w:t xml:space="preserve">与驱动设计难度高，成本显著高于被动均衡。</w:t>
       </w:r>
@@ -2007,25 +2187,31 @@
       </w:pPr>
       <w:r>
         <w:rPr>
-          <w:rFonts w:hint="eastAsia"/>
+          <w:rFonts w:hint="eastAsia" w:eastAsia="黑体"/>
         </w:rPr>
         <w:t xml:space="preserve">变压器</w:t>
       </w:r>
       <w:r>
+        <w:rPr>
+          <w:rFonts w:eastAsia="黑体"/>
+        </w:rPr>
         <w:t xml:space="preserve"> / </w:t>
       </w:r>
       <w:r>
         <w:rPr>
-          <w:rFonts w:hint="eastAsia"/>
+          <w:rFonts w:hint="eastAsia" w:eastAsia="黑体"/>
         </w:rPr>
         <w:t xml:space="preserve">双向</w:t>
       </w:r>
       <w:r>
+        <w:rPr>
+          <w:rFonts w:eastAsia="黑体"/>
+        </w:rPr>
         <w:t xml:space="preserve"> DC-DC </w:t>
       </w:r>
       <w:r>
         <w:rPr>
-          <w:rFonts w:hint="eastAsia"/>
+          <w:rFonts w:hint="eastAsia" w:eastAsia="黑体"/>
         </w:rPr>
         <w:t xml:space="preserve">方案需注意开关时序与死区，防止直通。</w:t>
       </w:r>
@@ -2040,16 +2226,19 @@
       </w:pPr>
       <w:r>
         <w:rPr>
-          <w:rFonts w:hint="eastAsia"/>
+          <w:rFonts w:hint="eastAsia" w:eastAsia="黑体"/>
         </w:rPr>
         <w:t xml:space="preserve">高频开关易引入</w:t>
       </w:r>
       <w:r>
+        <w:rPr>
+          <w:rFonts w:eastAsia="黑体"/>
+        </w:rPr>
         <w:t xml:space="preserve"> </w:t>
       </w:r>
       <w:r>
         <w:rPr>
-          <w:rFonts w:hint="eastAsia"/>
+          <w:rFonts w:hint="eastAsia" w:eastAsia="黑体"/>
         </w:rPr>
         <w:t xml:space="preserve">EMI，需合理布局与滤波。</w:t>
       </w:r>
@@ -2064,7 +2253,7 @@
       </w:pPr>
       <w:r>
         <w:rPr>
-          <w:rFonts w:hint="eastAsia"/>
+          <w:rFonts w:hint="eastAsia" w:eastAsia="黑体"/>
         </w:rPr>
         <w:t xml:space="preserve">均衡电流与电池最大充放电流需匹配，避免瞬时应力过大。</w:t>
       </w:r>
@@ -2077,7 +2266,7 @@
       </w:pPr>
       <w:r>
         <w:rPr>
-          <w:rFonts w:hint="eastAsia"/>
+          <w:rFonts w:hint="eastAsia" w:eastAsia="黑体"/>
         </w:rPr>
         <w:t xml:space="preserve">参考资料</w:t>
       </w:r>
@@ -2091,6 +2280,9 @@
         </w:numPr>
       </w:pPr>
       <w:r>
+        <w:rPr>
+          <w:rFonts w:eastAsia="黑体"/>
+        </w:rPr>
         <w:t xml:space="preserve">Wikipedia: Battery balancing。</w:t>
       </w:r>
     </w:p>
@@ -2103,11 +2295,14 @@
         </w:numPr>
       </w:pPr>
       <w:r>
+        <w:rPr>
+          <w:rFonts w:eastAsia="黑体"/>
+        </w:rPr>
         <w:t xml:space="preserve">Linear Technology(ADI) LTC3300 </w:t>
       </w:r>
       <w:r>
         <w:rPr>
-          <w:rFonts w:hint="eastAsia"/>
+          <w:rFonts w:hint="eastAsia" w:eastAsia="黑体"/>
         </w:rPr>
         <w:t xml:space="preserve">数据手册。</w:t>
       </w:r>
@@ -2122,7 +2317,7 @@
       </w:pPr>
       <w:r>
         <w:rPr>
-          <w:rFonts w:hint="eastAsia"/>
+          <w:rFonts w:hint="eastAsia" w:eastAsia="黑体"/>
         </w:rPr>
         <w:t xml:space="preserve">相关主动均衡综述文献（中文）。</w:t>
       </w:r>
@@ -2136,11 +2331,11 @@
       </w:pPr>
       <w:r>
         <w:rPr>
-          <w:rFonts w:ascii="Times New Roman" w:hAnsi="Times New Roman"/>
+          <w:rFonts w:ascii="Times New Roman" w:hAnsi="Times New Roman" w:eastAsia="黑体"/>
           <w:color w:val="555555"/>
           <w:sz w:val="21"/>
         </w:rPr>
-        <w:t>材料收集者：杜文杰</w:t>
+        <w:t>材料收集者：杜文杰，WX手机：19519196569，QQ:3478827729</w:t>
       </w:r>
     </w:p>
     <w:sectPr>
@@ -2160,7 +2355,7 @@
 </file>
 
 <file path=word/footer1.xml><?xml version="1.0" encoding="utf-8"?>
-<w:ftr xmlns:m="http://schemas.openxmlformats.org/officeDocument/2006/math" xmlns:mc="http://schemas.openxmlformats.org/markup-compatibility/2006" xmlns:mo="http://schemas.microsoft.com/office/mac/office/2008/main" xmlns:mv="urn:schemas-microsoft-com:mac:vml" xmlns:o="urn:schemas-microsoft-com:office:office" xmlns:r="http://schemas.openxmlformats.org/officeDocument/2006/relationships" xmlns:v="urn:schemas-microsoft-com:vml" xmlns:w10="urn:schemas-microsoft-com:office:word" xmlns:w14="http://schemas.microsoft.com/office/word/2010/wordml" xmlns:w="http://schemas.openxmlformats.org/wordprocessingml/2006/main" xmlns:wne="http://schemas.microsoft.com/office/word/2006/wordml" xmlns:wp14="http://schemas.microsoft.com/office/word/2010/wordprocessingDrawing" xmlns:wp="http://schemas.openxmlformats.org/drawingml/2006/wordprocessingDrawing" xmlns:wpc="http://schemas.microsoft.com/office/word/2010/wordprocessingCanvas" xmlns:wpg="http://schemas.microsoft.com/office/word/2010/wordprocessingGroup" xmlns:wpi="http://schemas.microsoft.com/office/word/2010/wordprocessingInk" xmlns:wps="http://schemas.microsoft.com/office/word/2010/wordprocessingShape" mc:Ignorable="w14 wp14">
+<w:ftr xmlns:mc="http://schemas.openxmlformats.org/markup-compatibility/2006" xmlns:w="http://schemas.openxmlformats.org/wordprocessingml/2006/main" xmlns:m="http://schemas.openxmlformats.org/officeDocument/2006/math" xmlns:mo="http://schemas.microsoft.com/office/mac/office/2008/main" xmlns:mv="urn:schemas-microsoft-com:mac:vml" xmlns:o="urn:schemas-microsoft-com:office:office" xmlns:r="http://schemas.openxmlformats.org/officeDocument/2006/relationships" xmlns:v="urn:schemas-microsoft-com:vml" xmlns:w10="urn:schemas-microsoft-com:office:word" xmlns:w14="http://schemas.microsoft.com/office/word/2010/wordml" xmlns:wne="http://schemas.microsoft.com/office/word/2006/wordml" xmlns:wp14="http://schemas.microsoft.com/office/word/2010/wordprocessingDrawing" xmlns:wp="http://schemas.openxmlformats.org/drawingml/2006/wordprocessingDrawing" xmlns:wpc="http://schemas.microsoft.com/office/word/2010/wordprocessingCanvas" xmlns:wpg="http://schemas.microsoft.com/office/word/2010/wordprocessingGroup" xmlns:wpi="http://schemas.microsoft.com/office/word/2010/wordprocessingInk" xmlns:wps="http://schemas.microsoft.com/office/word/2010/wordprocessingShape" mc:Ignorable="w14 wp14">
   <w:p>
     <w:pPr>
       <w:pStyle w:val="Footer"/>
@@ -2168,12 +2363,14 @@
     </w:pPr>
     <w:r>
       <w:rPr>
+        <w:rFonts w:eastAsia="黑体"/>
         <w:sz w:val="18"/>
       </w:rPr>
       <w:t xml:space="preserve">第 </w:t>
     </w:r>
     <w:r>
       <w:rPr>
+        <w:rFonts w:eastAsia="黑体"/>
         <w:sz w:val="18"/>
       </w:rPr>
       <w:fldChar w:fldCharType="begin"/>
@@ -2182,6 +2379,7 @@
     </w:r>
     <w:r>
       <w:rPr>
+        <w:rFonts w:eastAsia="黑体"/>
         <w:sz w:val="18"/>
       </w:rPr>
       <w:t xml:space="preserve"> 页</w:t>
@@ -2195,6 +2393,9 @@
   <w:footnote w:type="continuationSeparator" w:id="0">
     <w:p>
       <w:r>
+        <w:rPr>
+          <w:rFonts w:eastAsia="黑体"/>
+        </w:rPr>
         <w:continuationSeparator/>
       </w:r>
     </w:p>
@@ -2202,6 +2403,9 @@
   <w:footnote w:type="separator" w:id="-1">
     <w:p>
       <w:r>
+        <w:rPr>
+          <w:rFonts w:eastAsia="黑体"/>
+        </w:rPr>
         <w:separator/>
       </w:r>
     </w:p>
@@ -2210,7 +2414,7 @@
 </file>
 
 <file path=word/header1.xml><?xml version="1.0" encoding="utf-8"?>
-<w:hdr xmlns:m="http://schemas.openxmlformats.org/officeDocument/2006/math" xmlns:mc="http://schemas.openxmlformats.org/markup-compatibility/2006" xmlns:mo="http://schemas.microsoft.com/office/mac/office/2008/main" xmlns:mv="urn:schemas-microsoft-com:mac:vml" xmlns:o="urn:schemas-microsoft-com:office:office" xmlns:r="http://schemas.openxmlformats.org/officeDocument/2006/relationships" xmlns:v="urn:schemas-microsoft-com:vml" xmlns:w10="urn:schemas-microsoft-com:office:word" xmlns:w14="http://schemas.microsoft.com/office/word/2010/wordml" xmlns:w="http://schemas.openxmlformats.org/wordprocessingml/2006/main" xmlns:wne="http://schemas.microsoft.com/office/word/2006/wordml" xmlns:wp14="http://schemas.microsoft.com/office/word/2010/wordprocessingDrawing" xmlns:wp="http://schemas.openxmlformats.org/drawingml/2006/wordprocessingDrawing" xmlns:wpc="http://schemas.microsoft.com/office/word/2010/wordprocessingCanvas" xmlns:wpg="http://schemas.microsoft.com/office/word/2010/wordprocessingGroup" xmlns:wpi="http://schemas.microsoft.com/office/word/2010/wordprocessingInk" xmlns:wps="http://schemas.microsoft.com/office/word/2010/wordprocessingShape" mc:Ignorable="w14 wp14">
+<w:hdr xmlns:mc="http://schemas.openxmlformats.org/markup-compatibility/2006" xmlns:w="http://schemas.openxmlformats.org/wordprocessingml/2006/main" xmlns:m="http://schemas.openxmlformats.org/officeDocument/2006/math" xmlns:mo="http://schemas.microsoft.com/office/mac/office/2008/main" xmlns:mv="urn:schemas-microsoft-com:mac:vml" xmlns:o="urn:schemas-microsoft-com:office:office" xmlns:r="http://schemas.openxmlformats.org/officeDocument/2006/relationships" xmlns:v="urn:schemas-microsoft-com:vml" xmlns:w10="urn:schemas-microsoft-com:office:word" xmlns:w14="http://schemas.microsoft.com/office/word/2010/wordml" xmlns:wne="http://schemas.microsoft.com/office/word/2006/wordml" xmlns:wp14="http://schemas.microsoft.com/office/word/2010/wordprocessingDrawing" xmlns:wp="http://schemas.openxmlformats.org/drawingml/2006/wordprocessingDrawing" xmlns:wpc="http://schemas.microsoft.com/office/word/2010/wordprocessingCanvas" xmlns:wpg="http://schemas.microsoft.com/office/word/2010/wordprocessingGroup" xmlns:wpi="http://schemas.microsoft.com/office/word/2010/wordprocessingInk" xmlns:wps="http://schemas.microsoft.com/office/word/2010/wordprocessingShape" mc:Ignorable="w14 wp14">
   <w:p>
     <w:pPr>
       <w:pStyle w:val="Header"/>
@@ -2218,7 +2422,7 @@
     </w:pPr>
     <w:r>
       <w:rPr>
-        <w:rFonts w:ascii="Times New Roman" w:hAnsi="Times New Roman"/>
+        <w:rFonts w:ascii="Times New Roman" w:hAnsi="Times New Roman" w:eastAsia="黑体"/>
         <w:sz w:val="18"/>
         <w:rFonts w:eastAsia="黑体"/>
         <w:rFonts w:eastAsia="黑体"/>
@@ -2230,7 +2434,7 @@
 </file>
 
 <file path=word/numbering.xml><?xml version="1.0" encoding="utf-8"?>
-<w:numbering xmlns:m="http://schemas.openxmlformats.org/officeDocument/2006/math" xmlns:mc="http://schemas.openxmlformats.org/markup-compatibility/2006" xmlns:mo="http://schemas.microsoft.com/office/mac/office/2008/main" xmlns:mv="urn:schemas-microsoft-com:mac:vml" xmlns:o="urn:schemas-microsoft-com:office:office" xmlns:r="http://schemas.openxmlformats.org/officeDocument/2006/relationships" xmlns:v="urn:schemas-microsoft-com:vml" xmlns:w="http://schemas.openxmlformats.org/wordprocessingml/2006/main" xmlns:w10="urn:schemas-microsoft-com:office:word" xmlns:w14="http://schemas.microsoft.com/office/word/2010/wordml" xmlns:wne="http://schemas.microsoft.com/office/word/2006/wordml" xmlns:wp="http://schemas.openxmlformats.org/drawingml/2006/wordprocessingDrawing" xmlns:wp14="http://schemas.microsoft.com/office/word/2010/wordprocessingDrawing" xmlns:wpc="http://schemas.microsoft.com/office/word/2010/wordprocessingCanvas" xmlns:wpg="http://schemas.microsoft.com/office/word/2010/wordprocessingGroup" xmlns:wpi="http://schemas.microsoft.com/office/word/2010/wordprocessingInk" xmlns:wps="http://schemas.microsoft.com/office/word/2010/wordprocessingShape" mc:Ignorable="w14 wp14">
+<w:numbering xmlns:mc="http://schemas.openxmlformats.org/markup-compatibility/2006" xmlns:w="http://schemas.openxmlformats.org/wordprocessingml/2006/main" xmlns:m="http://schemas.openxmlformats.org/officeDocument/2006/math" xmlns:mo="http://schemas.microsoft.com/office/mac/office/2008/main" xmlns:mv="urn:schemas-microsoft-com:mac:vml" xmlns:o="urn:schemas-microsoft-com:office:office" xmlns:r="http://schemas.openxmlformats.org/officeDocument/2006/relationships" xmlns:v="urn:schemas-microsoft-com:vml" xmlns:w10="urn:schemas-microsoft-com:office:word" xmlns:w14="http://schemas.microsoft.com/office/word/2010/wordml" xmlns:wne="http://schemas.microsoft.com/office/word/2006/wordml" xmlns:wp="http://schemas.openxmlformats.org/drawingml/2006/wordprocessingDrawing" xmlns:wp14="http://schemas.microsoft.com/office/word/2010/wordprocessingDrawing" xmlns:wpc="http://schemas.microsoft.com/office/word/2010/wordprocessingCanvas" xmlns:wpg="http://schemas.microsoft.com/office/word/2010/wordprocessingGroup" xmlns:wpi="http://schemas.microsoft.com/office/word/2010/wordprocessingInk" xmlns:wps="http://schemas.microsoft.com/office/word/2010/wordprocessingShape" mc:Ignorable="w14 wp14">
   <w:abstractNum w:abstractNumId="0">
     <w:nsid w:val="FFFFFF7C"/>
     <w:multiLevelType w:val="singleLevel"/>
@@ -2317,7 +2521,7 @@
         <w:ind w:hanging="360" w:left="1440"/>
       </w:pPr>
       <w:rPr>
-        <w:rFonts w:ascii="Symbol" w:hAnsi="Symbol" w:hint="default"/>
+        <w:rFonts w:ascii="Symbol" w:hAnsi="Symbol" w:hint="default" w:eastAsia="黑体"/>
       </w:rPr>
     </w:lvl>
   </w:abstractNum>
@@ -2338,7 +2542,7 @@
         <w:ind w:hanging="360" w:left="1080"/>
       </w:pPr>
       <w:rPr>
-        <w:rFonts w:ascii="Symbol" w:hAnsi="Symbol" w:hint="default"/>
+        <w:rFonts w:ascii="Symbol" w:hAnsi="Symbol" w:hint="default" w:eastAsia="黑体"/>
       </w:rPr>
     </w:lvl>
   </w:abstractNum>
@@ -2359,7 +2563,7 @@
         <w:ind w:hanging="360" w:left="720"/>
       </w:pPr>
       <w:rPr>
-        <w:rFonts w:ascii="Symbol" w:hAnsi="Symbol" w:hint="default"/>
+        <w:rFonts w:ascii="Symbol" w:hAnsi="Symbol" w:hint="default" w:eastAsia="黑体"/>
       </w:rPr>
     </w:lvl>
   </w:abstractNum>
@@ -2398,7 +2602,7 @@
         <w:ind w:hanging="360" w:left="360"/>
       </w:pPr>
       <w:rPr>
-        <w:rFonts w:ascii="Symbol" w:hAnsi="Symbol" w:hint="default"/>
+        <w:rFonts w:ascii="Symbol" w:hAnsi="Symbol" w:hint="default" w:eastAsia="黑体"/>
       </w:rPr>
     </w:lvl>
   </w:abstractNum>
@@ -2489,7 +2693,7 @@
         <w:ind w:left="720" w:hanging="360"/>
       </w:pPr>
       <w:rPr>
-        <w:rFonts w:ascii="Symbol" w:hAnsi="Symbol" w:cs="Symbol" w:hint="default"/>
+        <w:rFonts w:ascii="Symbol" w:hAnsi="Symbol" w:cs="Symbol" w:hint="default" w:eastAsia="黑体"/>
       </w:rPr>
     </w:lvl>
     <w:lvl w:ilvl="1">
@@ -2500,7 +2704,7 @@
         <w:ind w:left="1440" w:hanging="360"/>
       </w:pPr>
       <w:rPr>
-        <w:rFonts w:ascii="Courier New" w:hAnsi="Courier New" w:cs="Courier New" w:hint="default"/>
+        <w:rFonts w:ascii="Courier New" w:hAnsi="Courier New" w:cs="Courier New" w:hint="default" w:eastAsia="黑体"/>
       </w:rPr>
     </w:lvl>
     <w:lvl w:ilvl="2">
@@ -2511,7 +2715,7 @@
         <w:ind w:left="2160" w:hanging="360"/>
       </w:pPr>
       <w:rPr>
-        <w:rFonts w:ascii="Wingdings" w:hAnsi="Wingdings" w:cs="Wingdings" w:hint="default"/>
+        <w:rFonts w:ascii="Wingdings" w:hAnsi="Wingdings" w:cs="Wingdings" w:hint="default" w:eastAsia="黑体"/>
       </w:rPr>
     </w:lvl>
     <w:lvl w:ilvl="3">
@@ -2522,7 +2726,7 @@
         <w:ind w:left="2880" w:hanging="360"/>
       </w:pPr>
       <w:rPr>
-        <w:rFonts w:ascii="Symbol" w:hAnsi="Symbol" w:cs="Symbol" w:hint="default"/>
+        <w:rFonts w:ascii="Symbol" w:hAnsi="Symbol" w:cs="Symbol" w:hint="default" w:eastAsia="黑体"/>
       </w:rPr>
     </w:lvl>
     <w:lvl w:ilvl="4">
@@ -2533,7 +2737,7 @@
         <w:ind w:left="3600" w:hanging="360"/>
       </w:pPr>
       <w:rPr>
-        <w:rFonts w:ascii="Courier New" w:hAnsi="Courier New" w:cs="Courier New" w:hint="default"/>
+        <w:rFonts w:ascii="Courier New" w:hAnsi="Courier New" w:cs="Courier New" w:hint="default" w:eastAsia="黑体"/>
       </w:rPr>
     </w:lvl>
     <w:lvl w:ilvl="5">
@@ -2544,7 +2748,7 @@
         <w:ind w:left="4320" w:hanging="360"/>
       </w:pPr>
       <w:rPr>
-        <w:rFonts w:ascii="Wingdings" w:hAnsi="Wingdings" w:cs="Wingdings" w:hint="default"/>
+        <w:rFonts w:ascii="Wingdings" w:hAnsi="Wingdings" w:cs="Wingdings" w:hint="default" w:eastAsia="黑体"/>
       </w:rPr>
     </w:lvl>
     <w:lvl w:ilvl="6">
@@ -2555,7 +2759,7 @@
         <w:ind w:left="5040" w:hanging="360"/>
       </w:pPr>
       <w:rPr>
-        <w:rFonts w:ascii="Symbol" w:hAnsi="Symbol" w:cs="Symbol" w:hint="default"/>
+        <w:rFonts w:ascii="Symbol" w:hAnsi="Symbol" w:cs="Symbol" w:hint="default" w:eastAsia="黑体"/>
       </w:rPr>
     </w:lvl>
     <w:lvl w:ilvl="7">
@@ -2566,7 +2770,7 @@
         <w:ind w:left="5760" w:hanging="360"/>
       </w:pPr>
       <w:rPr>
-        <w:rFonts w:ascii="Courier New" w:hAnsi="Courier New" w:cs="Courier New" w:hint="default"/>
+        <w:rFonts w:ascii="Courier New" w:hAnsi="Courier New" w:cs="Courier New" w:hint="default" w:eastAsia="黑体"/>
       </w:rPr>
     </w:lvl>
     <w:lvl w:ilvl="8">
@@ -2577,7 +2781,7 @@
         <w:ind w:left="6480" w:hanging="360"/>
       </w:pPr>
       <w:rPr>
-        <w:rFonts w:ascii="Wingdings" w:hAnsi="Wingdings" w:cs="Wingdings" w:hint="default"/>
+        <w:rFonts w:ascii="Wingdings" w:hAnsi="Wingdings" w:cs="Wingdings" w:hint="default" w:eastAsia="黑体"/>
       </w:rPr>
     </w:lvl>
   </w:abstractNum>
@@ -2633,11 +2837,11 @@
 </file>
 
 <file path=word/styles.xml><?xml version="1.0" encoding="utf-8"?>
-<w:styles xmlns:mc="http://schemas.openxmlformats.org/markup-compatibility/2006" xmlns:r="http://schemas.openxmlformats.org/officeDocument/2006/relationships" xmlns:w="http://schemas.openxmlformats.org/wordprocessingml/2006/main" xmlns:w14="http://schemas.microsoft.com/office/word/2010/wordml" mc:Ignorable="w14">
+<w:styles xmlns:mc="http://schemas.openxmlformats.org/markup-compatibility/2006" xmlns:w="http://schemas.openxmlformats.org/wordprocessingml/2006/main" xmlns:r="http://schemas.openxmlformats.org/officeDocument/2006/relationships" xmlns:w14="http://schemas.microsoft.com/office/word/2010/wordml" mc:Ignorable="w14">
   <w:docDefaults>
     <w:rPrDefault>
       <w:rPr>
-        <w:rFonts w:asciiTheme="minorHAnsi" w:cstheme="minorBidi" w:eastAsiaTheme="minorEastAsia" w:hAnsiTheme="minorHAnsi"/>
+        <w:rFonts w:asciiTheme="minorHAnsi" w:cstheme="minorBidi" w:hAnsiTheme="minorHAnsi" w:eastAsia="黑体"/>
         <w:sz w:val="22"/>
         <w:szCs w:val="22"/>
         <w:lang w:bidi="ar-SA" w:eastAsia="en-US" w:val="en-US"/>
@@ -2859,7 +3063,7 @@
       <w:outlineLvl w:val="0"/>
     </w:pPr>
     <w:rPr>
-      <w:rFonts w:ascii="Times New Roman" w:asciiTheme="majorHAnsi" w:cstheme="majorBidi" w:eastAsia="黑体" w:eastAsiaTheme="majorEastAsia" w:hAnsi="Times New Roman" w:hAnsiTheme="majorHAnsi"/>
+      <w:rFonts w:ascii="Times New Roman" w:asciiTheme="majorHAnsi" w:cstheme="majorBidi" w:eastAsia="黑体" w:hAnsi="Times New Roman" w:hAnsiTheme="majorHAnsi"/>
       <w:b/>
       <w:bCs/>
       <w:color w:val="1F3864"/>
@@ -2883,7 +3087,7 @@
       <w:outlineLvl w:val="1"/>
     </w:pPr>
     <w:rPr>
-      <w:rFonts w:ascii="Times New Roman" w:asciiTheme="majorHAnsi" w:cstheme="majorBidi" w:eastAsia="黑体" w:eastAsiaTheme="majorEastAsia" w:hAnsi="Times New Roman" w:hAnsiTheme="majorHAnsi"/>
+      <w:rFonts w:ascii="Times New Roman" w:asciiTheme="majorHAnsi" w:cstheme="majorBidi" w:eastAsia="黑体" w:hAnsi="Times New Roman" w:hAnsiTheme="majorHAnsi"/>
       <w:b/>
       <w:bCs/>
       <w:color w:val="2E4E7E"/>
@@ -2907,7 +3111,7 @@
       <w:outlineLvl w:val="2"/>
     </w:pPr>
     <w:rPr>
-      <w:rFonts w:ascii="Times New Roman" w:asciiTheme="majorHAnsi" w:cstheme="majorBidi" w:eastAsia="黑体" w:eastAsiaTheme="majorEastAsia" w:hAnsi="Times New Roman" w:hAnsiTheme="majorHAnsi"/>
+      <w:rFonts w:ascii="Times New Roman" w:asciiTheme="majorHAnsi" w:cstheme="majorBidi" w:eastAsia="黑体" w:hAnsi="Times New Roman" w:hAnsiTheme="majorHAnsi"/>
       <w:b/>
       <w:bCs/>
       <w:color w:val="2E4E7E"/>
@@ -2931,7 +3135,7 @@
       <w:outlineLvl w:val="3"/>
     </w:pPr>
     <w:rPr>
-      <w:rFonts w:ascii="Times New Roman" w:asciiTheme="majorHAnsi" w:cstheme="majorBidi" w:eastAsia="黑体" w:eastAsiaTheme="majorEastAsia" w:hAnsi="Times New Roman" w:hAnsiTheme="majorHAnsi"/>
+      <w:rFonts w:ascii="Times New Roman" w:asciiTheme="majorHAnsi" w:cstheme="majorBidi" w:eastAsia="黑体" w:hAnsi="Times New Roman" w:hAnsiTheme="majorHAnsi"/>
       <w:b/>
       <w:bCs/>
       <w:i/>
@@ -2957,7 +3161,7 @@
       <w:outlineLvl w:val="4"/>
     </w:pPr>
     <w:rPr>
-      <w:rFonts w:ascii="Times New Roman" w:asciiTheme="majorHAnsi" w:cstheme="majorBidi" w:eastAsia="黑体" w:eastAsiaTheme="majorEastAsia" w:hAnsi="Times New Roman" w:hAnsiTheme="majorHAnsi"/>
+      <w:rFonts w:ascii="Times New Roman" w:asciiTheme="majorHAnsi" w:cstheme="majorBidi" w:eastAsia="黑体" w:hAnsi="Times New Roman" w:hAnsiTheme="majorHAnsi"/>
       <w:b/>
       <w:color w:val="333333"/>
       <w:sz w:val="22"/>
@@ -2980,7 +3184,7 @@
       <w:outlineLvl w:val="5"/>
     </w:pPr>
     <w:rPr>
-      <w:rFonts w:asciiTheme="majorHAnsi" w:cstheme="majorBidi" w:eastAsiaTheme="majorEastAsia" w:hAnsiTheme="majorHAnsi"/>
+      <w:rFonts w:asciiTheme="majorHAnsi" w:cstheme="majorBidi" w:hAnsiTheme="majorHAnsi" w:eastAsia="黑体"/>
       <w:i/>
       <w:iCs/>
       <w:color w:themeColor="accent1" w:themeShade="7F" w:val="243F60"/>
@@ -3003,7 +3207,7 @@
       <w:outlineLvl w:val="6"/>
     </w:pPr>
     <w:rPr>
-      <w:rFonts w:asciiTheme="majorHAnsi" w:cstheme="majorBidi" w:eastAsiaTheme="majorEastAsia" w:hAnsiTheme="majorHAnsi"/>
+      <w:rFonts w:asciiTheme="majorHAnsi" w:cstheme="majorBidi" w:hAnsiTheme="majorHAnsi" w:eastAsia="黑体"/>
       <w:i/>
       <w:iCs/>
       <w:color w:themeColor="text1" w:themeTint="BF" w:val="404040"/>
@@ -3026,7 +3230,7 @@
       <w:outlineLvl w:val="7"/>
     </w:pPr>
     <w:rPr>
-      <w:rFonts w:asciiTheme="majorHAnsi" w:cstheme="majorBidi" w:eastAsiaTheme="majorEastAsia" w:hAnsiTheme="majorHAnsi"/>
+      <w:rFonts w:asciiTheme="majorHAnsi" w:cstheme="majorBidi" w:hAnsiTheme="majorHAnsi" w:eastAsia="黑体"/>
       <w:color w:themeColor="accent1" w:val="4F81BD"/>
       <w:sz w:val="20"/>
       <w:szCs w:val="20"/>
@@ -3049,7 +3253,7 @@
       <w:outlineLvl w:val="8"/>
     </w:pPr>
     <w:rPr>
-      <w:rFonts w:asciiTheme="majorHAnsi" w:cstheme="majorBidi" w:eastAsiaTheme="majorEastAsia" w:hAnsiTheme="majorHAnsi"/>
+      <w:rFonts w:asciiTheme="majorHAnsi" w:cstheme="majorBidi" w:hAnsiTheme="majorHAnsi" w:eastAsia="黑体"/>
       <w:i/>
       <w:iCs/>
       <w:color w:themeColor="text1" w:themeTint="BF" w:val="404040"/>
@@ -3100,7 +3304,7 @@
     <w:uiPriority w:val="9"/>
     <w:rsid w:val="00FC693F"/>
     <w:rPr>
-      <w:rFonts w:asciiTheme="majorHAnsi" w:cstheme="majorBidi" w:eastAsiaTheme="majorEastAsia" w:hAnsiTheme="majorHAnsi"/>
+      <w:rFonts w:asciiTheme="majorHAnsi" w:cstheme="majorBidi" w:hAnsiTheme="majorHAnsi" w:eastAsia="黑体"/>
       <w:b/>
       <w:bCs/>
       <w:color w:themeColor="accent1" w:themeShade="BF" w:val="365F91"/>
@@ -3115,7 +3319,7 @@
     <w:uiPriority w:val="9"/>
     <w:rsid w:val="00FC693F"/>
     <w:rPr>
-      <w:rFonts w:asciiTheme="majorHAnsi" w:cstheme="majorBidi" w:eastAsiaTheme="majorEastAsia" w:hAnsiTheme="majorHAnsi"/>
+      <w:rFonts w:asciiTheme="majorHAnsi" w:cstheme="majorBidi" w:hAnsiTheme="majorHAnsi" w:eastAsia="黑体"/>
       <w:b/>
       <w:bCs/>
       <w:color w:themeColor="accent1" w:val="4F81BD"/>
@@ -3130,7 +3334,7 @@
     <w:uiPriority w:val="9"/>
     <w:rsid w:val="00FC693F"/>
     <w:rPr>
-      <w:rFonts w:asciiTheme="majorHAnsi" w:cstheme="majorBidi" w:eastAsiaTheme="majorEastAsia" w:hAnsiTheme="majorHAnsi"/>
+      <w:rFonts w:asciiTheme="majorHAnsi" w:cstheme="majorBidi" w:hAnsiTheme="majorHAnsi" w:eastAsia="黑体"/>
       <w:b/>
       <w:bCs/>
       <w:color w:themeColor="accent1" w:val="4F81BD"/>
@@ -3153,7 +3357,7 @@
       <w:contextualSpacing/>
     </w:pPr>
     <w:rPr>
-      <w:rFonts w:ascii="Times New Roman" w:asciiTheme="majorHAnsi" w:cstheme="majorBidi" w:eastAsia="黑体" w:eastAsiaTheme="majorEastAsia" w:hAnsi="Times New Roman" w:hAnsiTheme="majorHAnsi"/>
+      <w:rFonts w:ascii="Times New Roman" w:asciiTheme="majorHAnsi" w:cstheme="majorBidi" w:eastAsia="黑体" w:hAnsi="Times New Roman" w:hAnsiTheme="majorHAnsi"/>
       <w:b/>
       <w:color w:val="1F3864"/>
       <w:spacing w:val="5"/>
@@ -3169,7 +3373,7 @@
     <w:uiPriority w:val="10"/>
     <w:rsid w:val="00FC693F"/>
     <w:rPr>
-      <w:rFonts w:asciiTheme="majorHAnsi" w:cstheme="majorBidi" w:eastAsiaTheme="majorEastAsia" w:hAnsiTheme="majorHAnsi"/>
+      <w:rFonts w:asciiTheme="majorHAnsi" w:cstheme="majorBidi" w:hAnsiTheme="majorHAnsi" w:eastAsia="黑体"/>
       <w:color w:themeColor="text2" w:themeShade="BF" w:val="17365D"/>
       <w:spacing w:val="5"/>
       <w:kern w:val="28"/>
@@ -3191,7 +3395,7 @@
       </w:numPr>
     </w:pPr>
     <w:rPr>
-      <w:rFonts w:asciiTheme="majorHAnsi" w:cstheme="majorBidi" w:eastAsiaTheme="majorEastAsia" w:hAnsiTheme="majorHAnsi"/>
+      <w:rFonts w:asciiTheme="majorHAnsi" w:cstheme="majorBidi" w:hAnsiTheme="majorHAnsi" w:eastAsia="黑体"/>
       <w:i/>
       <w:iCs/>
       <w:color w:themeColor="accent1" w:val="4F81BD"/>
@@ -3207,7 +3411,7 @@
     <w:uiPriority w:val="11"/>
     <w:rsid w:val="00FC693F"/>
     <w:rPr>
-      <w:rFonts w:asciiTheme="majorHAnsi" w:cstheme="majorBidi" w:eastAsiaTheme="majorEastAsia" w:hAnsiTheme="majorHAnsi"/>
+      <w:rFonts w:asciiTheme="majorHAnsi" w:cstheme="majorBidi" w:hAnsiTheme="majorHAnsi" w:eastAsia="黑体"/>
       <w:i/>
       <w:iCs/>
       <w:color w:themeColor="accent1" w:val="4F81BD"/>
@@ -3274,6 +3478,7 @@
       <w:spacing w:after="120"/>
     </w:pPr>
     <w:rPr>
+      <w:rFonts w:eastAsia="黑体"/>
       <w:sz w:val="16"/>
       <w:szCs w:val="16"/>
     </w:rPr>
@@ -3285,6 +3490,7 @@
     <w:uiPriority w:val="99"/>
     <w:rsid w:val="00AA1D8D"/>
     <w:rPr>
+      <w:rFonts w:eastAsia="黑体"/>
       <w:sz w:val="16"/>
       <w:szCs w:val="16"/>
     </w:rPr>
@@ -3454,7 +3660,7 @@
       </w:tabs>
     </w:pPr>
     <w:rPr>
-      <w:rFonts w:ascii="Courier" w:hAnsi="Courier"/>
+      <w:rFonts w:ascii="Courier" w:hAnsi="Courier" w:eastAsia="黑体"/>
       <w:sz w:val="20"/>
       <w:szCs w:val="20"/>
     </w:rPr>
@@ -3466,7 +3672,7 @@
     <w:uiPriority w:val="99"/>
     <w:rsid w:val="0029639D"/>
     <w:rPr>
-      <w:rFonts w:ascii="Courier" w:hAnsi="Courier"/>
+      <w:rFonts w:ascii="Courier" w:hAnsi="Courier" w:eastAsia="黑体"/>
       <w:sz w:val="20"/>
       <w:szCs w:val="20"/>
     </w:rPr>
@@ -3502,6 +3708,7 @@
     <w:uiPriority w:val="29"/>
     <w:rsid w:val="00FC693F"/>
     <w:rPr>
+      <w:rFonts w:eastAsia="黑体"/>
       <w:i/>
       <w:iCs/>
       <w:color w:themeColor="text1" w:val="000000"/>
@@ -3515,7 +3722,7 @@
     <w:semiHidden/>
     <w:rsid w:val="00FC693F"/>
     <w:rPr>
-      <w:rFonts w:asciiTheme="majorHAnsi" w:cstheme="majorBidi" w:eastAsiaTheme="majorEastAsia" w:hAnsiTheme="majorHAnsi"/>
+      <w:rFonts w:asciiTheme="majorHAnsi" w:cstheme="majorBidi" w:hAnsiTheme="majorHAnsi" w:eastAsia="黑体"/>
       <w:b/>
       <w:bCs/>
       <w:i/>
@@ -3531,7 +3738,7 @@
     <w:semiHidden/>
     <w:rsid w:val="00FC693F"/>
     <w:rPr>
-      <w:rFonts w:asciiTheme="majorHAnsi" w:cstheme="majorBidi" w:eastAsiaTheme="majorEastAsia" w:hAnsiTheme="majorHAnsi"/>
+      <w:rFonts w:asciiTheme="majorHAnsi" w:cstheme="majorBidi" w:hAnsiTheme="majorHAnsi" w:eastAsia="黑体"/>
       <w:color w:themeColor="accent1" w:themeShade="7F" w:val="243F60"/>
     </w:rPr>
   </w:style>
@@ -3543,7 +3750,7 @@
     <w:semiHidden/>
     <w:rsid w:val="00FC693F"/>
     <w:rPr>
-      <w:rFonts w:asciiTheme="majorHAnsi" w:cstheme="majorBidi" w:eastAsiaTheme="majorEastAsia" w:hAnsiTheme="majorHAnsi"/>
+      <w:rFonts w:asciiTheme="majorHAnsi" w:cstheme="majorBidi" w:hAnsiTheme="majorHAnsi" w:eastAsia="黑体"/>
       <w:i/>
       <w:iCs/>
       <w:color w:themeColor="accent1" w:themeShade="7F" w:val="243F60"/>
@@ -3557,7 +3764,7 @@
     <w:semiHidden/>
     <w:rsid w:val="00FC693F"/>
     <w:rPr>
-      <w:rFonts w:asciiTheme="majorHAnsi" w:cstheme="majorBidi" w:eastAsiaTheme="majorEastAsia" w:hAnsiTheme="majorHAnsi"/>
+      <w:rFonts w:asciiTheme="majorHAnsi" w:cstheme="majorBidi" w:hAnsiTheme="majorHAnsi" w:eastAsia="黑体"/>
       <w:i/>
       <w:iCs/>
       <w:color w:themeColor="text1" w:themeTint="BF" w:val="404040"/>
@@ -3571,7 +3778,7 @@
     <w:semiHidden/>
     <w:rsid w:val="00FC693F"/>
     <w:rPr>
-      <w:rFonts w:asciiTheme="majorHAnsi" w:cstheme="majorBidi" w:eastAsiaTheme="majorEastAsia" w:hAnsiTheme="majorHAnsi"/>
+      <w:rFonts w:asciiTheme="majorHAnsi" w:cstheme="majorBidi" w:hAnsiTheme="majorHAnsi" w:eastAsia="黑体"/>
       <w:color w:themeColor="accent1" w:val="4F81BD"/>
       <w:sz w:val="20"/>
       <w:szCs w:val="20"/>
@@ -3585,7 +3792,7 @@
     <w:semiHidden/>
     <w:rsid w:val="00FC693F"/>
     <w:rPr>
-      <w:rFonts w:asciiTheme="majorHAnsi" w:cstheme="majorBidi" w:eastAsiaTheme="majorEastAsia" w:hAnsiTheme="majorHAnsi"/>
+      <w:rFonts w:asciiTheme="majorHAnsi" w:cstheme="majorBidi" w:hAnsiTheme="majorHAnsi" w:eastAsia="黑体"/>
       <w:i/>
       <w:iCs/>
       <w:color w:themeColor="text1" w:themeTint="BF" w:val="404040"/>
@@ -3606,6 +3813,7 @@
       <w:spacing w:line="240" w:lineRule="auto"/>
     </w:pPr>
     <w:rPr>
+      <w:rFonts w:eastAsia="黑体"/>
       <w:b/>
       <w:bCs/>
       <w:color w:themeColor="accent1" w:val="4F81BD"/>
@@ -3620,6 +3828,7 @@
     <w:qFormat/>
     <w:rsid w:val="00FC693F"/>
     <w:rPr>
+      <w:rFonts w:eastAsia="黑体"/>
       <w:b/>
       <w:bCs/>
     </w:rPr>
@@ -3631,6 +3840,7 @@
     <w:qFormat/>
     <w:rsid w:val="00FC693F"/>
     <w:rPr>
+      <w:rFonts w:eastAsia="黑体"/>
       <w:i/>
       <w:iCs/>
     </w:rPr>
@@ -3651,6 +3861,7 @@
       <w:ind w:left="936" w:right="936"/>
     </w:pPr>
     <w:rPr>
+      <w:rFonts w:eastAsia="黑体"/>
       <w:b/>
       <w:bCs/>
       <w:i/>
@@ -3665,6 +3876,7 @@
     <w:uiPriority w:val="30"/>
     <w:rsid w:val="00FC693F"/>
     <w:rPr>
+      <w:rFonts w:eastAsia="黑体"/>
       <w:b/>
       <w:bCs/>
       <w:i/>
@@ -3679,6 +3891,7 @@
     <w:qFormat/>
     <w:rsid w:val="00FC693F"/>
     <w:rPr>
+      <w:rFonts w:eastAsia="黑体"/>
       <w:i/>
       <w:iCs/>
       <w:color w:themeColor="text1" w:themeTint="7F" w:val="808080"/>
@@ -3691,6 +3904,7 @@
     <w:qFormat/>
     <w:rsid w:val="00FC693F"/>
     <w:rPr>
+      <w:rFonts w:eastAsia="黑体"/>
       <w:b/>
       <w:bCs/>
       <w:i/>
@@ -3705,6 +3919,7 @@
     <w:qFormat/>
     <w:rsid w:val="00FC693F"/>
     <w:rPr>
+      <w:rFonts w:eastAsia="黑体"/>
       <w:smallCaps/>
       <w:color w:themeColor="accent2" w:val="C0504D"/>
       <w:u w:val="single"/>
@@ -3717,6 +3932,7 @@
     <w:qFormat/>
     <w:rsid w:val="00FC693F"/>
     <w:rPr>
+      <w:rFonts w:eastAsia="黑体"/>
       <w:b/>
       <w:bCs/>
       <w:smallCaps/>
@@ -3732,6 +3948,7 @@
     <w:qFormat/>
     <w:rsid w:val="00FC693F"/>
     <w:rPr>
+      <w:rFonts w:eastAsia="黑体"/>
       <w:b/>
       <w:bCs/>
       <w:smallCaps/>
@@ -3786,6 +4003,7 @@
       <w:spacing w:after="0" w:line="240" w:lineRule="auto"/>
     </w:pPr>
     <w:rPr>
+      <w:rFonts w:eastAsia="黑体"/>
       <w:color w:themeColor="text1" w:themeShade="BF" w:val="000000"/>
     </w:rPr>
     <w:tblPr>
@@ -3808,6 +4026,7 @@
         <w:spacing w:after="0" w:before="0" w:line="240" w:lineRule="auto"/>
       </w:pPr>
       <w:rPr>
+        <w:rFonts w:eastAsia="黑体"/>
         <w:b/>
         <w:bCs/>
       </w:rPr>
@@ -3828,6 +4047,7 @@
         <w:spacing w:after="0" w:before="0" w:line="240" w:lineRule="auto"/>
       </w:pPr>
       <w:rPr>
+        <w:rFonts w:eastAsia="黑体"/>
         <w:b/>
         <w:bCs/>
       </w:rPr>
@@ -3845,12 +4065,14 @@
     </w:tblStylePr>
     <w:tblStylePr w:type="firstCol">
       <w:rPr>
+        <w:rFonts w:eastAsia="黑体"/>
         <w:b/>
         <w:bCs/>
       </w:rPr>
     </w:tblStylePr>
     <w:tblStylePr w:type="lastCol">
       <w:rPr>
+        <w:rFonts w:eastAsia="黑体"/>
         <w:b/>
         <w:bCs/>
       </w:rPr>
@@ -3889,6 +4111,7 @@
       <w:spacing w:after="0" w:line="240" w:lineRule="auto"/>
     </w:pPr>
     <w:rPr>
+      <w:rFonts w:eastAsia="黑体"/>
       <w:color w:themeColor="accent1" w:themeShade="BF" w:val="365F91"/>
     </w:rPr>
     <w:tblPr>
@@ -3911,6 +4134,7 @@
         <w:spacing w:after="0" w:before="0" w:line="240" w:lineRule="auto"/>
       </w:pPr>
       <w:rPr>
+        <w:rFonts w:eastAsia="黑体"/>
         <w:b/>
         <w:bCs/>
       </w:rPr>
@@ -3931,6 +4155,7 @@
         <w:spacing w:after="0" w:before="0" w:line="240" w:lineRule="auto"/>
       </w:pPr>
       <w:rPr>
+        <w:rFonts w:eastAsia="黑体"/>
         <w:b/>
         <w:bCs/>
       </w:rPr>
@@ -3948,12 +4173,14 @@
     </w:tblStylePr>
     <w:tblStylePr w:type="firstCol">
       <w:rPr>
+        <w:rFonts w:eastAsia="黑体"/>
         <w:b/>
         <w:bCs/>
       </w:rPr>
     </w:tblStylePr>
     <w:tblStylePr w:type="lastCol">
       <w:rPr>
+        <w:rFonts w:eastAsia="黑体"/>
         <w:b/>
         <w:bCs/>
       </w:rPr>
@@ -3992,6 +4219,7 @@
       <w:spacing w:after="0" w:line="240" w:lineRule="auto"/>
     </w:pPr>
     <w:rPr>
+      <w:rFonts w:eastAsia="黑体"/>
       <w:color w:themeColor="accent2" w:themeShade="BF" w:val="943634"/>
     </w:rPr>
     <w:tblPr>
@@ -4014,6 +4242,7 @@
         <w:spacing w:after="0" w:before="0" w:line="240" w:lineRule="auto"/>
       </w:pPr>
       <w:rPr>
+        <w:rFonts w:eastAsia="黑体"/>
         <w:b/>
         <w:bCs/>
       </w:rPr>
@@ -4034,6 +4263,7 @@
         <w:spacing w:after="0" w:before="0" w:line="240" w:lineRule="auto"/>
       </w:pPr>
       <w:rPr>
+        <w:rFonts w:eastAsia="黑体"/>
         <w:b/>
         <w:bCs/>
       </w:rPr>
@@ -4051,12 +4281,14 @@
     </w:tblStylePr>
     <w:tblStylePr w:type="firstCol">
       <w:rPr>
+        <w:rFonts w:eastAsia="黑体"/>
         <w:b/>
         <w:bCs/>
       </w:rPr>
     </w:tblStylePr>
     <w:tblStylePr w:type="lastCol">
       <w:rPr>
+        <w:rFonts w:eastAsia="黑体"/>
         <w:b/>
         <w:bCs/>
       </w:rPr>
@@ -4095,6 +4327,7 @@
       <w:spacing w:after="0" w:line="240" w:lineRule="auto"/>
     </w:pPr>
     <w:rPr>
+      <w:rFonts w:eastAsia="黑体"/>
       <w:color w:themeColor="accent3" w:themeShade="BF" w:val="76923C"/>
     </w:rPr>
     <w:tblPr>
@@ -4117,6 +4350,7 @@
         <w:spacing w:after="0" w:before="0" w:line="240" w:lineRule="auto"/>
       </w:pPr>
       <w:rPr>
+        <w:rFonts w:eastAsia="黑体"/>
         <w:b/>
         <w:bCs/>
       </w:rPr>
@@ -4137,6 +4371,7 @@
         <w:spacing w:after="0" w:before="0" w:line="240" w:lineRule="auto"/>
       </w:pPr>
       <w:rPr>
+        <w:rFonts w:eastAsia="黑体"/>
         <w:b/>
         <w:bCs/>
       </w:rPr>
@@ -4154,12 +4389,14 @@
     </w:tblStylePr>
     <w:tblStylePr w:type="firstCol">
       <w:rPr>
+        <w:rFonts w:eastAsia="黑体"/>
         <w:b/>
         <w:bCs/>
       </w:rPr>
     </w:tblStylePr>
     <w:tblStylePr w:type="lastCol">
       <w:rPr>
+        <w:rFonts w:eastAsia="黑体"/>
         <w:b/>
         <w:bCs/>
       </w:rPr>
@@ -4198,6 +4435,7 @@
       <w:spacing w:after="0" w:line="240" w:lineRule="auto"/>
     </w:pPr>
     <w:rPr>
+      <w:rFonts w:eastAsia="黑体"/>
       <w:color w:themeColor="accent4" w:themeShade="BF" w:val="5F497A"/>
     </w:rPr>
     <w:tblPr>
@@ -4220,6 +4458,7 @@
         <w:spacing w:after="0" w:before="0" w:line="240" w:lineRule="auto"/>
       </w:pPr>
       <w:rPr>
+        <w:rFonts w:eastAsia="黑体"/>
         <w:b/>
         <w:bCs/>
       </w:rPr>
@@ -4240,6 +4479,7 @@
         <w:spacing w:after="0" w:before="0" w:line="240" w:lineRule="auto"/>
       </w:pPr>
       <w:rPr>
+        <w:rFonts w:eastAsia="黑体"/>
         <w:b/>
         <w:bCs/>
       </w:rPr>
@@ -4257,12 +4497,14 @@
     </w:tblStylePr>
     <w:tblStylePr w:type="firstCol">
       <w:rPr>
+        <w:rFonts w:eastAsia="黑体"/>
         <w:b/>
         <w:bCs/>
       </w:rPr>
     </w:tblStylePr>
     <w:tblStylePr w:type="lastCol">
       <w:rPr>
+        <w:rFonts w:eastAsia="黑体"/>
         <w:b/>
         <w:bCs/>
       </w:rPr>
@@ -4301,6 +4543,7 @@
       <w:spacing w:after="0" w:line="240" w:lineRule="auto"/>
     </w:pPr>
     <w:rPr>
+      <w:rFonts w:eastAsia="黑体"/>
       <w:color w:themeColor="accent5" w:themeShade="BF" w:val="31849B"/>
     </w:rPr>
     <w:tblPr>
@@ -4323,6 +4566,7 @@
         <w:spacing w:after="0" w:before="0" w:line="240" w:lineRule="auto"/>
       </w:pPr>
       <w:rPr>
+        <w:rFonts w:eastAsia="黑体"/>
         <w:b/>
         <w:bCs/>
       </w:rPr>
@@ -4343,6 +4587,7 @@
         <w:spacing w:after="0" w:before="0" w:line="240" w:lineRule="auto"/>
       </w:pPr>
       <w:rPr>
+        <w:rFonts w:eastAsia="黑体"/>
         <w:b/>
         <w:bCs/>
       </w:rPr>
@@ -4360,12 +4605,14 @@
     </w:tblStylePr>
     <w:tblStylePr w:type="firstCol">
       <w:rPr>
+        <w:rFonts w:eastAsia="黑体"/>
         <w:b/>
         <w:bCs/>
       </w:rPr>
     </w:tblStylePr>
     <w:tblStylePr w:type="lastCol">
       <w:rPr>
+        <w:rFonts w:eastAsia="黑体"/>
         <w:b/>
         <w:bCs/>
       </w:rPr>
@@ -4404,6 +4651,7 @@
       <w:spacing w:after="0" w:line="240" w:lineRule="auto"/>
     </w:pPr>
     <w:rPr>
+      <w:rFonts w:eastAsia="黑体"/>
       <w:color w:themeColor="accent6" w:themeShade="BF" w:val="E36C0A"/>
     </w:rPr>
     <w:tblPr>
@@ -4426,6 +4674,7 @@
         <w:spacing w:after="0" w:before="0" w:line="240" w:lineRule="auto"/>
       </w:pPr>
       <w:rPr>
+        <w:rFonts w:eastAsia="黑体"/>
         <w:b/>
         <w:bCs/>
       </w:rPr>
@@ -4446,6 +4695,7 @@
         <w:spacing w:after="0" w:before="0" w:line="240" w:lineRule="auto"/>
       </w:pPr>
       <w:rPr>
+        <w:rFonts w:eastAsia="黑体"/>
         <w:b/>
         <w:bCs/>
       </w:rPr>
@@ -4463,12 +4713,14 @@
     </w:tblStylePr>
     <w:tblStylePr w:type="firstCol">
       <w:rPr>
+        <w:rFonts w:eastAsia="黑体"/>
         <w:b/>
         <w:bCs/>
       </w:rPr>
     </w:tblStylePr>
     <w:tblStylePr w:type="lastCol">
       <w:rPr>
+        <w:rFonts w:eastAsia="黑体"/>
         <w:b/>
         <w:bCs/>
       </w:rPr>
@@ -4528,6 +4780,7 @@
         <w:spacing w:after="0" w:before="0" w:line="240" w:lineRule="auto"/>
       </w:pPr>
       <w:rPr>
+        <w:rFonts w:eastAsia="黑体"/>
         <w:b/>
         <w:bCs/>
         <w:color w:themeColor="background1" w:val="FFFFFF"/>
@@ -4542,6 +4795,7 @@
         <w:spacing w:after="0" w:before="0" w:line="240" w:lineRule="auto"/>
       </w:pPr>
       <w:rPr>
+        <w:rFonts w:eastAsia="黑体"/>
         <w:b/>
         <w:bCs/>
       </w:rPr>
@@ -4557,12 +4811,14 @@
     </w:tblStylePr>
     <w:tblStylePr w:type="firstCol">
       <w:rPr>
+        <w:rFonts w:eastAsia="黑体"/>
         <w:b/>
         <w:bCs/>
       </w:rPr>
     </w:tblStylePr>
     <w:tblStylePr w:type="lastCol">
       <w:rPr>
+        <w:rFonts w:eastAsia="黑体"/>
         <w:b/>
         <w:bCs/>
       </w:rPr>
@@ -4620,6 +4876,7 @@
         <w:spacing w:after="0" w:before="0" w:line="240" w:lineRule="auto"/>
       </w:pPr>
       <w:rPr>
+        <w:rFonts w:eastAsia="黑体"/>
         <w:b/>
         <w:bCs/>
         <w:color w:themeColor="background1" w:val="FFFFFF"/>
@@ -4634,6 +4891,7 @@
         <w:spacing w:after="0" w:before="0" w:line="240" w:lineRule="auto"/>
       </w:pPr>
       <w:rPr>
+        <w:rFonts w:eastAsia="黑体"/>
         <w:b/>
         <w:bCs/>
       </w:rPr>
@@ -4649,12 +4907,14 @@
     </w:tblStylePr>
     <w:tblStylePr w:type="firstCol">
       <w:rPr>
+        <w:rFonts w:eastAsia="黑体"/>
         <w:b/>
         <w:bCs/>
       </w:rPr>
     </w:tblStylePr>
     <w:tblStylePr w:type="lastCol">
       <w:rPr>
+        <w:rFonts w:eastAsia="黑体"/>
         <w:b/>
         <w:bCs/>
       </w:rPr>
@@ -4712,6 +4972,7 @@
         <w:spacing w:after="0" w:before="0" w:line="240" w:lineRule="auto"/>
       </w:pPr>
       <w:rPr>
+        <w:rFonts w:eastAsia="黑体"/>
         <w:b/>
         <w:bCs/>
         <w:color w:themeColor="background1" w:val="FFFFFF"/>
@@ -4726,6 +4987,7 @@
         <w:spacing w:after="0" w:before="0" w:line="240" w:lineRule="auto"/>
       </w:pPr>
       <w:rPr>
+        <w:rFonts w:eastAsia="黑体"/>
         <w:b/>
         <w:bCs/>
       </w:rPr>
@@ -4741,12 +5003,14 @@
     </w:tblStylePr>
     <w:tblStylePr w:type="firstCol">
       <w:rPr>
+        <w:rFonts w:eastAsia="黑体"/>
         <w:b/>
         <w:bCs/>
       </w:rPr>
     </w:tblStylePr>
     <w:tblStylePr w:type="lastCol">
       <w:rPr>
+        <w:rFonts w:eastAsia="黑体"/>
         <w:b/>
         <w:bCs/>
       </w:rPr>
@@ -4804,6 +5068,7 @@
         <w:spacing w:after="0" w:before="0" w:line="240" w:lineRule="auto"/>
       </w:pPr>
       <w:rPr>
+        <w:rFonts w:eastAsia="黑体"/>
         <w:b/>
         <w:bCs/>
         <w:color w:themeColor="background1" w:val="FFFFFF"/>
@@ -4818,6 +5083,7 @@
         <w:spacing w:after="0" w:before="0" w:line="240" w:lineRule="auto"/>
       </w:pPr>
       <w:rPr>
+        <w:rFonts w:eastAsia="黑体"/>
         <w:b/>
         <w:bCs/>
       </w:rPr>
@@ -4833,12 +5099,14 @@
     </w:tblStylePr>
     <w:tblStylePr w:type="firstCol">
       <w:rPr>
+        <w:rFonts w:eastAsia="黑体"/>
         <w:b/>
         <w:bCs/>
       </w:rPr>
     </w:tblStylePr>
     <w:tblStylePr w:type="lastCol">
       <w:rPr>
+        <w:rFonts w:eastAsia="黑体"/>
         <w:b/>
         <w:bCs/>
       </w:rPr>
@@ -4896,6 +5164,7 @@
         <w:spacing w:after="0" w:before="0" w:line="240" w:lineRule="auto"/>
       </w:pPr>
       <w:rPr>
+        <w:rFonts w:eastAsia="黑体"/>
         <w:b/>
         <w:bCs/>
         <w:color w:themeColor="background1" w:val="FFFFFF"/>
@@ -4910,6 +5179,7 @@
         <w:spacing w:after="0" w:before="0" w:line="240" w:lineRule="auto"/>
       </w:pPr>
       <w:rPr>
+        <w:rFonts w:eastAsia="黑体"/>
         <w:b/>
         <w:bCs/>
       </w:rPr>
@@ -4925,12 +5195,14 @@
     </w:tblStylePr>
     <w:tblStylePr w:type="firstCol">
       <w:rPr>
+        <w:rFonts w:eastAsia="黑体"/>
         <w:b/>
         <w:bCs/>
       </w:rPr>
     </w:tblStylePr>
     <w:tblStylePr w:type="lastCol">
       <w:rPr>
+        <w:rFonts w:eastAsia="黑体"/>
         <w:b/>
         <w:bCs/>
       </w:rPr>
@@ -4988,6 +5260,7 @@
         <w:spacing w:after="0" w:before="0" w:line="240" w:lineRule="auto"/>
       </w:pPr>
       <w:rPr>
+        <w:rFonts w:eastAsia="黑体"/>
         <w:b/>
         <w:bCs/>
         <w:color w:themeColor="background1" w:val="FFFFFF"/>
@@ -5002,6 +5275,7 @@
         <w:spacing w:after="0" w:before="0" w:line="240" w:lineRule="auto"/>
       </w:pPr>
       <w:rPr>
+        <w:rFonts w:eastAsia="黑体"/>
         <w:b/>
         <w:bCs/>
       </w:rPr>
@@ -5017,12 +5291,14 @@
     </w:tblStylePr>
     <w:tblStylePr w:type="firstCol">
       <w:rPr>
+        <w:rFonts w:eastAsia="黑体"/>
         <w:b/>
         <w:bCs/>
       </w:rPr>
     </w:tblStylePr>
     <w:tblStylePr w:type="lastCol">
       <w:rPr>
+        <w:rFonts w:eastAsia="黑体"/>
         <w:b/>
         <w:bCs/>
       </w:rPr>
@@ -5080,6 +5356,7 @@
         <w:spacing w:after="0" w:before="0" w:line="240" w:lineRule="auto"/>
       </w:pPr>
       <w:rPr>
+        <w:rFonts w:eastAsia="黑体"/>
         <w:b/>
         <w:bCs/>
         <w:color w:themeColor="background1" w:val="FFFFFF"/>
@@ -5094,6 +5371,7 @@
         <w:spacing w:after="0" w:before="0" w:line="240" w:lineRule="auto"/>
       </w:pPr>
       <w:rPr>
+        <w:rFonts w:eastAsia="黑体"/>
         <w:b/>
         <w:bCs/>
       </w:rPr>
@@ -5109,12 +5387,14 @@
     </w:tblStylePr>
     <w:tblStylePr w:type="firstCol">
       <w:rPr>
+        <w:rFonts w:eastAsia="黑体"/>
         <w:b/>
         <w:bCs/>
       </w:rPr>
     </w:tblStylePr>
     <w:tblStylePr w:type="lastCol">
       <w:rPr>
+        <w:rFonts w:eastAsia="黑体"/>
         <w:b/>
         <w:bCs/>
       </w:rPr>
@@ -5174,7 +5454,7 @@
         <w:spacing w:after="0" w:before="0" w:line="240" w:lineRule="auto"/>
       </w:pPr>
       <w:rPr>
-        <w:rFonts w:asciiTheme="majorHAnsi" w:cstheme="majorBidi" w:eastAsiaTheme="majorEastAsia" w:hAnsiTheme="majorHAnsi"/>
+        <w:rFonts w:asciiTheme="majorHAnsi" w:cstheme="majorBidi" w:hAnsiTheme="majorHAnsi" w:eastAsia="黑体"/>
         <w:b/>
         <w:bCs/>
       </w:rPr>
@@ -5195,7 +5475,7 @@
         <w:spacing w:after="0" w:before="0" w:line="240" w:lineRule="auto"/>
       </w:pPr>
       <w:rPr>
-        <w:rFonts w:asciiTheme="majorHAnsi" w:cstheme="majorBidi" w:eastAsiaTheme="majorEastAsia" w:hAnsiTheme="majorHAnsi"/>
+        <w:rFonts w:asciiTheme="majorHAnsi" w:cstheme="majorBidi" w:hAnsiTheme="majorHAnsi" w:eastAsia="黑体"/>
         <w:b/>
         <w:bCs/>
       </w:rPr>
@@ -5213,14 +5493,14 @@
     </w:tblStylePr>
     <w:tblStylePr w:type="firstCol">
       <w:rPr>
-        <w:rFonts w:asciiTheme="majorHAnsi" w:cstheme="majorBidi" w:eastAsiaTheme="majorEastAsia" w:hAnsiTheme="majorHAnsi"/>
+        <w:rFonts w:asciiTheme="majorHAnsi" w:cstheme="majorBidi" w:hAnsiTheme="majorHAnsi" w:eastAsia="黑体"/>
         <w:b/>
         <w:bCs/>
       </w:rPr>
     </w:tblStylePr>
     <w:tblStylePr w:type="lastCol">
       <w:rPr>
-        <w:rFonts w:asciiTheme="majorHAnsi" w:cstheme="majorBidi" w:eastAsiaTheme="majorEastAsia" w:hAnsiTheme="majorHAnsi"/>
+        <w:rFonts w:asciiTheme="majorHAnsi" w:cstheme="majorBidi" w:hAnsiTheme="majorHAnsi" w:eastAsia="黑体"/>
         <w:b/>
         <w:bCs/>
       </w:rPr>
@@ -5304,7 +5584,7 @@
         <w:spacing w:after="0" w:before="0" w:line="240" w:lineRule="auto"/>
       </w:pPr>
       <w:rPr>
-        <w:rFonts w:asciiTheme="majorHAnsi" w:cstheme="majorBidi" w:eastAsiaTheme="majorEastAsia" w:hAnsiTheme="majorHAnsi"/>
+        <w:rFonts w:asciiTheme="majorHAnsi" w:cstheme="majorBidi" w:hAnsiTheme="majorHAnsi" w:eastAsia="黑体"/>
         <w:b/>
         <w:bCs/>
       </w:rPr>
@@ -5325,7 +5605,7 @@
         <w:spacing w:after="0" w:before="0" w:line="240" w:lineRule="auto"/>
       </w:pPr>
       <w:rPr>
-        <w:rFonts w:asciiTheme="majorHAnsi" w:cstheme="majorBidi" w:eastAsiaTheme="majorEastAsia" w:hAnsiTheme="majorHAnsi"/>
+        <w:rFonts w:asciiTheme="majorHAnsi" w:cstheme="majorBidi" w:hAnsiTheme="majorHAnsi" w:eastAsia="黑体"/>
         <w:b/>
         <w:bCs/>
       </w:rPr>
@@ -5343,14 +5623,14 @@
     </w:tblStylePr>
     <w:tblStylePr w:type="firstCol">
       <w:rPr>
-        <w:rFonts w:asciiTheme="majorHAnsi" w:cstheme="majorBidi" w:eastAsiaTheme="majorEastAsia" w:hAnsiTheme="majorHAnsi"/>
+        <w:rFonts w:asciiTheme="majorHAnsi" w:cstheme="majorBidi" w:hAnsiTheme="majorHAnsi" w:eastAsia="黑体"/>
         <w:b/>
         <w:bCs/>
       </w:rPr>
     </w:tblStylePr>
     <w:tblStylePr w:type="lastCol">
       <w:rPr>
-        <w:rFonts w:asciiTheme="majorHAnsi" w:cstheme="majorBidi" w:eastAsiaTheme="majorEastAsia" w:hAnsiTheme="majorHAnsi"/>
+        <w:rFonts w:asciiTheme="majorHAnsi" w:cstheme="majorBidi" w:hAnsiTheme="majorHAnsi" w:eastAsia="黑体"/>
         <w:b/>
         <w:bCs/>
       </w:rPr>
@@ -5434,7 +5714,7 @@
         <w:spacing w:after="0" w:before="0" w:line="240" w:lineRule="auto"/>
       </w:pPr>
       <w:rPr>
-        <w:rFonts w:asciiTheme="majorHAnsi" w:cstheme="majorBidi" w:eastAsiaTheme="majorEastAsia" w:hAnsiTheme="majorHAnsi"/>
+        <w:rFonts w:asciiTheme="majorHAnsi" w:cstheme="majorBidi" w:hAnsiTheme="majorHAnsi" w:eastAsia="黑体"/>
         <w:b/>
         <w:bCs/>
       </w:rPr>
@@ -5455,7 +5735,7 @@
         <w:spacing w:after="0" w:before="0" w:line="240" w:lineRule="auto"/>
       </w:pPr>
       <w:rPr>
-        <w:rFonts w:asciiTheme="majorHAnsi" w:cstheme="majorBidi" w:eastAsiaTheme="majorEastAsia" w:hAnsiTheme="majorHAnsi"/>
+        <w:rFonts w:asciiTheme="majorHAnsi" w:cstheme="majorBidi" w:hAnsiTheme="majorHAnsi" w:eastAsia="黑体"/>
         <w:b/>
         <w:bCs/>
       </w:rPr>
@@ -5473,14 +5753,14 @@
     </w:tblStylePr>
     <w:tblStylePr w:type="firstCol">
       <w:rPr>
-        <w:rFonts w:asciiTheme="majorHAnsi" w:cstheme="majorBidi" w:eastAsiaTheme="majorEastAsia" w:hAnsiTheme="majorHAnsi"/>
+        <w:rFonts w:asciiTheme="majorHAnsi" w:cstheme="majorBidi" w:hAnsiTheme="majorHAnsi" w:eastAsia="黑体"/>
         <w:b/>
         <w:bCs/>
       </w:rPr>
     </w:tblStylePr>
     <w:tblStylePr w:type="lastCol">
       <w:rPr>
-        <w:rFonts w:asciiTheme="majorHAnsi" w:cstheme="majorBidi" w:eastAsiaTheme="majorEastAsia" w:hAnsiTheme="majorHAnsi"/>
+        <w:rFonts w:asciiTheme="majorHAnsi" w:cstheme="majorBidi" w:hAnsiTheme="majorHAnsi" w:eastAsia="黑体"/>
         <w:b/>
         <w:bCs/>
       </w:rPr>
@@ -5564,7 +5844,7 @@
         <w:spacing w:after="0" w:before="0" w:line="240" w:lineRule="auto"/>
       </w:pPr>
       <w:rPr>
-        <w:rFonts w:asciiTheme="majorHAnsi" w:cstheme="majorBidi" w:eastAsiaTheme="majorEastAsia" w:hAnsiTheme="majorHAnsi"/>
+        <w:rFonts w:asciiTheme="majorHAnsi" w:cstheme="majorBidi" w:hAnsiTheme="majorHAnsi" w:eastAsia="黑体"/>
         <w:b/>
         <w:bCs/>
       </w:rPr>
@@ -5585,7 +5865,7 @@
         <w:spacing w:after="0" w:before="0" w:line="240" w:lineRule="auto"/>
       </w:pPr>
       <w:rPr>
-        <w:rFonts w:asciiTheme="majorHAnsi" w:cstheme="majorBidi" w:eastAsiaTheme="majorEastAsia" w:hAnsiTheme="majorHAnsi"/>
+        <w:rFonts w:asciiTheme="majorHAnsi" w:cstheme="majorBidi" w:hAnsiTheme="majorHAnsi" w:eastAsia="黑体"/>
         <w:b/>
         <w:bCs/>
       </w:rPr>
@@ -5603,14 +5883,14 @@
     </w:tblStylePr>
     <w:tblStylePr w:type="firstCol">
       <w:rPr>
-        <w:rFonts w:asciiTheme="majorHAnsi" w:cstheme="majorBidi" w:eastAsiaTheme="majorEastAsia" w:hAnsiTheme="majorHAnsi"/>
+        <w:rFonts w:asciiTheme="majorHAnsi" w:cstheme="majorBidi" w:hAnsiTheme="majorHAnsi" w:eastAsia="黑体"/>
         <w:b/>
         <w:bCs/>
       </w:rPr>
     </w:tblStylePr>
     <w:tblStylePr w:type="lastCol">
       <w:rPr>
-        <w:rFonts w:asciiTheme="majorHAnsi" w:cstheme="majorBidi" w:eastAsiaTheme="majorEastAsia" w:hAnsiTheme="majorHAnsi"/>
+        <w:rFonts w:asciiTheme="majorHAnsi" w:cstheme="majorBidi" w:hAnsiTheme="majorHAnsi" w:eastAsia="黑体"/>
         <w:b/>
         <w:bCs/>
       </w:rPr>
@@ -5694,7 +5974,7 @@
         <w:spacing w:after="0" w:before="0" w:line="240" w:lineRule="auto"/>
       </w:pPr>
       <w:rPr>
-        <w:rFonts w:asciiTheme="majorHAnsi" w:cstheme="majorBidi" w:eastAsiaTheme="majorEastAsia" w:hAnsiTheme="majorHAnsi"/>
+        <w:rFonts w:asciiTheme="majorHAnsi" w:cstheme="majorBidi" w:hAnsiTheme="majorHAnsi" w:eastAsia="黑体"/>
         <w:b/>
         <w:bCs/>
       </w:rPr>
@@ -5715,7 +5995,7 @@
         <w:spacing w:after="0" w:before="0" w:line="240" w:lineRule="auto"/>
       </w:pPr>
       <w:rPr>
-        <w:rFonts w:asciiTheme="majorHAnsi" w:cstheme="majorBidi" w:eastAsiaTheme="majorEastAsia" w:hAnsiTheme="majorHAnsi"/>
+        <w:rFonts w:asciiTheme="majorHAnsi" w:cstheme="majorBidi" w:hAnsiTheme="majorHAnsi" w:eastAsia="黑体"/>
         <w:b/>
         <w:bCs/>
       </w:rPr>
@@ -5733,14 +6013,14 @@
     </w:tblStylePr>
     <w:tblStylePr w:type="firstCol">
       <w:rPr>
-        <w:rFonts w:asciiTheme="majorHAnsi" w:cstheme="majorBidi" w:eastAsiaTheme="majorEastAsia" w:hAnsiTheme="majorHAnsi"/>
+        <w:rFonts w:asciiTheme="majorHAnsi" w:cstheme="majorBidi" w:hAnsiTheme="majorHAnsi" w:eastAsia="黑体"/>
         <w:b/>
         <w:bCs/>
       </w:rPr>
     </w:tblStylePr>
     <w:tblStylePr w:type="lastCol">
       <w:rPr>
-        <w:rFonts w:asciiTheme="majorHAnsi" w:cstheme="majorBidi" w:eastAsiaTheme="majorEastAsia" w:hAnsiTheme="majorHAnsi"/>
+        <w:rFonts w:asciiTheme="majorHAnsi" w:cstheme="majorBidi" w:hAnsiTheme="majorHAnsi" w:eastAsia="黑体"/>
         <w:b/>
         <w:bCs/>
       </w:rPr>
@@ -5824,7 +6104,7 @@
         <w:spacing w:after="0" w:before="0" w:line="240" w:lineRule="auto"/>
       </w:pPr>
       <w:rPr>
-        <w:rFonts w:asciiTheme="majorHAnsi" w:cstheme="majorBidi" w:eastAsiaTheme="majorEastAsia" w:hAnsiTheme="majorHAnsi"/>
+        <w:rFonts w:asciiTheme="majorHAnsi" w:cstheme="majorBidi" w:hAnsiTheme="majorHAnsi" w:eastAsia="黑体"/>
         <w:b/>
         <w:bCs/>
       </w:rPr>
@@ -5845,7 +6125,7 @@
         <w:spacing w:after="0" w:before="0" w:line="240" w:lineRule="auto"/>
       </w:pPr>
       <w:rPr>
-        <w:rFonts w:asciiTheme="majorHAnsi" w:cstheme="majorBidi" w:eastAsiaTheme="majorEastAsia" w:hAnsiTheme="majorHAnsi"/>
+        <w:rFonts w:asciiTheme="majorHAnsi" w:cstheme="majorBidi" w:hAnsiTheme="majorHAnsi" w:eastAsia="黑体"/>
         <w:b/>
         <w:bCs/>
       </w:rPr>
@@ -5863,14 +6143,14 @@
     </w:tblStylePr>
     <w:tblStylePr w:type="firstCol">
       <w:rPr>
-        <w:rFonts w:asciiTheme="majorHAnsi" w:cstheme="majorBidi" w:eastAsiaTheme="majorEastAsia" w:hAnsiTheme="majorHAnsi"/>
+        <w:rFonts w:asciiTheme="majorHAnsi" w:cstheme="majorBidi" w:hAnsiTheme="majorHAnsi" w:eastAsia="黑体"/>
         <w:b/>
         <w:bCs/>
       </w:rPr>
     </w:tblStylePr>
     <w:tblStylePr w:type="lastCol">
       <w:rPr>
-        <w:rFonts w:asciiTheme="majorHAnsi" w:cstheme="majorBidi" w:eastAsiaTheme="majorEastAsia" w:hAnsiTheme="majorHAnsi"/>
+        <w:rFonts w:asciiTheme="majorHAnsi" w:cstheme="majorBidi" w:hAnsiTheme="majorHAnsi" w:eastAsia="黑体"/>
         <w:b/>
         <w:bCs/>
       </w:rPr>
@@ -5954,7 +6234,7 @@
         <w:spacing w:after="0" w:before="0" w:line="240" w:lineRule="auto"/>
       </w:pPr>
       <w:rPr>
-        <w:rFonts w:asciiTheme="majorHAnsi" w:cstheme="majorBidi" w:eastAsiaTheme="majorEastAsia" w:hAnsiTheme="majorHAnsi"/>
+        <w:rFonts w:asciiTheme="majorHAnsi" w:cstheme="majorBidi" w:hAnsiTheme="majorHAnsi" w:eastAsia="黑体"/>
         <w:b/>
         <w:bCs/>
       </w:rPr>
@@ -5975,7 +6255,7 @@
         <w:spacing w:after="0" w:before="0" w:line="240" w:lineRule="auto"/>
       </w:pPr>
       <w:rPr>
-        <w:rFonts w:asciiTheme="majorHAnsi" w:cstheme="majorBidi" w:eastAsiaTheme="majorEastAsia" w:hAnsiTheme="majorHAnsi"/>
+        <w:rFonts w:asciiTheme="majorHAnsi" w:cstheme="majorBidi" w:hAnsiTheme="majorHAnsi" w:eastAsia="黑体"/>
         <w:b/>
         <w:bCs/>
       </w:rPr>
@@ -5993,14 +6273,14 @@
     </w:tblStylePr>
     <w:tblStylePr w:type="firstCol">
       <w:rPr>
-        <w:rFonts w:asciiTheme="majorHAnsi" w:cstheme="majorBidi" w:eastAsiaTheme="majorEastAsia" w:hAnsiTheme="majorHAnsi"/>
+        <w:rFonts w:asciiTheme="majorHAnsi" w:cstheme="majorBidi" w:hAnsiTheme="majorHAnsi" w:eastAsia="黑体"/>
         <w:b/>
         <w:bCs/>
       </w:rPr>
     </w:tblStylePr>
     <w:tblStylePr w:type="lastCol">
       <w:rPr>
-        <w:rFonts w:asciiTheme="majorHAnsi" w:cstheme="majorBidi" w:eastAsiaTheme="majorEastAsia" w:hAnsiTheme="majorHAnsi"/>
+        <w:rFonts w:asciiTheme="majorHAnsi" w:cstheme="majorBidi" w:hAnsiTheme="majorHAnsi" w:eastAsia="黑体"/>
         <w:b/>
         <w:bCs/>
       </w:rPr>
@@ -6083,6 +6363,7 @@
         <w:spacing w:after="0" w:before="0" w:line="240" w:lineRule="auto"/>
       </w:pPr>
       <w:rPr>
+        <w:rFonts w:eastAsia="黑体"/>
         <w:b/>
         <w:bCs/>
         <w:color w:themeColor="background1" w:val="FFFFFF"/>
@@ -6105,6 +6386,7 @@
         <w:spacing w:after="0" w:before="0" w:line="240" w:lineRule="auto"/>
       </w:pPr>
       <w:rPr>
+        <w:rFonts w:eastAsia="黑体"/>
         <w:b/>
         <w:bCs/>
       </w:rPr>
@@ -6122,12 +6404,14 @@
     </w:tblStylePr>
     <w:tblStylePr w:type="firstCol">
       <w:rPr>
+        <w:rFonts w:eastAsia="黑体"/>
         <w:b/>
         <w:bCs/>
       </w:rPr>
     </w:tblStylePr>
     <w:tblStylePr w:type="lastCol">
       <w:rPr>
+        <w:rFonts w:eastAsia="黑体"/>
         <w:b/>
         <w:bCs/>
       </w:rPr>
@@ -6189,6 +6473,7 @@
         <w:spacing w:after="0" w:before="0" w:line="240" w:lineRule="auto"/>
       </w:pPr>
       <w:rPr>
+        <w:rFonts w:eastAsia="黑体"/>
         <w:b/>
         <w:bCs/>
         <w:color w:themeColor="background1" w:val="FFFFFF"/>
@@ -6211,6 +6496,7 @@
         <w:spacing w:after="0" w:before="0" w:line="240" w:lineRule="auto"/>
       </w:pPr>
       <w:rPr>
+        <w:rFonts w:eastAsia="黑体"/>
         <w:b/>
         <w:bCs/>
       </w:rPr>
@@ -6228,12 +6514,14 @@
     </w:tblStylePr>
     <w:tblStylePr w:type="firstCol">
       <w:rPr>
+        <w:rFonts w:eastAsia="黑体"/>
         <w:b/>
         <w:bCs/>
       </w:rPr>
     </w:tblStylePr>
     <w:tblStylePr w:type="lastCol">
       <w:rPr>
+        <w:rFonts w:eastAsia="黑体"/>
         <w:b/>
         <w:bCs/>
       </w:rPr>
@@ -6295,6 +6583,7 @@
         <w:spacing w:after="0" w:before="0" w:line="240" w:lineRule="auto"/>
       </w:pPr>
       <w:rPr>
+        <w:rFonts w:eastAsia="黑体"/>
         <w:b/>
         <w:bCs/>
         <w:color w:themeColor="background1" w:val="FFFFFF"/>
@@ -6317,6 +6606,7 @@
         <w:spacing w:after="0" w:before="0" w:line="240" w:lineRule="auto"/>
       </w:pPr>
       <w:rPr>
+        <w:rFonts w:eastAsia="黑体"/>
         <w:b/>
         <w:bCs/>
       </w:rPr>
@@ -6334,12 +6624,14 @@
     </w:tblStylePr>
     <w:tblStylePr w:type="firstCol">
       <w:rPr>
+        <w:rFonts w:eastAsia="黑体"/>
         <w:b/>
         <w:bCs/>
       </w:rPr>
     </w:tblStylePr>
     <w:tblStylePr w:type="lastCol">
       <w:rPr>
+        <w:rFonts w:eastAsia="黑体"/>
         <w:b/>
         <w:bCs/>
       </w:rPr>
@@ -6401,6 +6693,7 @@
         <w:spacing w:after="0" w:before="0" w:line="240" w:lineRule="auto"/>
       </w:pPr>
       <w:rPr>
+        <w:rFonts w:eastAsia="黑体"/>
         <w:b/>
         <w:bCs/>
         <w:color w:themeColor="background1" w:val="FFFFFF"/>
@@ -6423,6 +6716,7 @@
         <w:spacing w:after="0" w:before="0" w:line="240" w:lineRule="auto"/>
       </w:pPr>
       <w:rPr>
+        <w:rFonts w:eastAsia="黑体"/>
         <w:b/>
         <w:bCs/>
       </w:rPr>
@@ -6440,12 +6734,14 @@
     </w:tblStylePr>
     <w:tblStylePr w:type="firstCol">
       <w:rPr>
+        <w:rFonts w:eastAsia="黑体"/>
         <w:b/>
         <w:bCs/>
       </w:rPr>
     </w:tblStylePr>
     <w:tblStylePr w:type="lastCol">
       <w:rPr>
+        <w:rFonts w:eastAsia="黑体"/>
         <w:b/>
         <w:bCs/>
       </w:rPr>
@@ -6507,6 +6803,7 @@
         <w:spacing w:after="0" w:before="0" w:line="240" w:lineRule="auto"/>
       </w:pPr>
       <w:rPr>
+        <w:rFonts w:eastAsia="黑体"/>
         <w:b/>
         <w:bCs/>
         <w:color w:themeColor="background1" w:val="FFFFFF"/>
@@ -6529,6 +6826,7 @@
         <w:spacing w:after="0" w:before="0" w:line="240" w:lineRule="auto"/>
       </w:pPr>
       <w:rPr>
+        <w:rFonts w:eastAsia="黑体"/>
         <w:b/>
         <w:bCs/>
       </w:rPr>
@@ -6546,12 +6844,14 @@
     </w:tblStylePr>
     <w:tblStylePr w:type="firstCol">
       <w:rPr>
+        <w:rFonts w:eastAsia="黑体"/>
         <w:b/>
         <w:bCs/>
       </w:rPr>
     </w:tblStylePr>
     <w:tblStylePr w:type="lastCol">
       <w:rPr>
+        <w:rFonts w:eastAsia="黑体"/>
         <w:b/>
         <w:bCs/>
       </w:rPr>
@@ -6613,6 +6913,7 @@
         <w:spacing w:after="0" w:before="0" w:line="240" w:lineRule="auto"/>
       </w:pPr>
       <w:rPr>
+        <w:rFonts w:eastAsia="黑体"/>
         <w:b/>
         <w:bCs/>
         <w:color w:themeColor="background1" w:val="FFFFFF"/>
@@ -6635,6 +6936,7 @@
         <w:spacing w:after="0" w:before="0" w:line="240" w:lineRule="auto"/>
       </w:pPr>
       <w:rPr>
+        <w:rFonts w:eastAsia="黑体"/>
         <w:b/>
         <w:bCs/>
       </w:rPr>
@@ -6652,12 +6954,14 @@
     </w:tblStylePr>
     <w:tblStylePr w:type="firstCol">
       <w:rPr>
+        <w:rFonts w:eastAsia="黑体"/>
         <w:b/>
         <w:bCs/>
       </w:rPr>
     </w:tblStylePr>
     <w:tblStylePr w:type="lastCol">
       <w:rPr>
+        <w:rFonts w:eastAsia="黑体"/>
         <w:b/>
         <w:bCs/>
       </w:rPr>
@@ -6719,6 +7023,7 @@
         <w:spacing w:after="0" w:before="0" w:line="240" w:lineRule="auto"/>
       </w:pPr>
       <w:rPr>
+        <w:rFonts w:eastAsia="黑体"/>
         <w:b/>
         <w:bCs/>
         <w:color w:themeColor="background1" w:val="FFFFFF"/>
@@ -6741,6 +7046,7 @@
         <w:spacing w:after="0" w:before="0" w:line="240" w:lineRule="auto"/>
       </w:pPr>
       <w:rPr>
+        <w:rFonts w:eastAsia="黑体"/>
         <w:b/>
         <w:bCs/>
       </w:rPr>
@@ -6758,12 +7064,14 @@
     </w:tblStylePr>
     <w:tblStylePr w:type="firstCol">
       <w:rPr>
+        <w:rFonts w:eastAsia="黑体"/>
         <w:b/>
         <w:bCs/>
       </w:rPr>
     </w:tblStylePr>
     <w:tblStylePr w:type="lastCol">
       <w:rPr>
+        <w:rFonts w:eastAsia="黑体"/>
         <w:b/>
         <w:bCs/>
       </w:rPr>
@@ -6822,6 +7130,7 @@
         <w:spacing w:after="0" w:before="0" w:line="240" w:lineRule="auto"/>
       </w:pPr>
       <w:rPr>
+        <w:rFonts w:eastAsia="黑体"/>
         <w:b/>
         <w:bCs/>
         <w:color w:themeColor="background1" w:val="FFFFFF"/>
@@ -6844,6 +7153,7 @@
         <w:spacing w:after="0" w:before="0" w:line="240" w:lineRule="auto"/>
       </w:pPr>
       <w:rPr>
+        <w:rFonts w:eastAsia="黑体"/>
         <w:color w:val="auto"/>
       </w:rPr>
       <w:tblPr/>
@@ -6861,6 +7171,7 @@
     </w:tblStylePr>
     <w:tblStylePr w:type="firstCol">
       <w:rPr>
+        <w:rFonts w:eastAsia="黑体"/>
         <w:b/>
         <w:bCs/>
         <w:color w:themeColor="background1" w:val="FFFFFF"/>
@@ -6880,6 +7191,7 @@
     </w:tblStylePr>
     <w:tblStylePr w:type="lastCol">
       <w:rPr>
+        <w:rFonts w:eastAsia="黑体"/>
         <w:b/>
         <w:bCs/>
         <w:color w:themeColor="background1" w:val="FFFFFF"/>
@@ -6928,6 +7240,7 @@
     </w:tblStylePr>
     <w:tblStylePr w:type="nwCell">
       <w:rPr>
+        <w:rFonts w:eastAsia="黑体"/>
         <w:color w:themeColor="background1" w:val="FFFFFF"/>
       </w:rPr>
       <w:tblPr/>
@@ -6971,6 +7284,7 @@
         <w:spacing w:after="0" w:before="0" w:line="240" w:lineRule="auto"/>
       </w:pPr>
       <w:rPr>
+        <w:rFonts w:eastAsia="黑体"/>
         <w:b/>
         <w:bCs/>
         <w:color w:themeColor="background1" w:val="FFFFFF"/>
@@ -6993,6 +7307,7 @@
         <w:spacing w:after="0" w:before="0" w:line="240" w:lineRule="auto"/>
       </w:pPr>
       <w:rPr>
+        <w:rFonts w:eastAsia="黑体"/>
         <w:color w:val="auto"/>
       </w:rPr>
       <w:tblPr/>
@@ -7010,6 +7325,7 @@
     </w:tblStylePr>
     <w:tblStylePr w:type="firstCol">
       <w:rPr>
+        <w:rFonts w:eastAsia="黑体"/>
         <w:b/>
         <w:bCs/>
         <w:color w:themeColor="background1" w:val="FFFFFF"/>
@@ -7029,6 +7345,7 @@
     </w:tblStylePr>
     <w:tblStylePr w:type="lastCol">
       <w:rPr>
+        <w:rFonts w:eastAsia="黑体"/>
         <w:b/>
         <w:bCs/>
         <w:color w:themeColor="background1" w:val="FFFFFF"/>
@@ -7077,6 +7394,7 @@
     </w:tblStylePr>
     <w:tblStylePr w:type="nwCell">
       <w:rPr>
+        <w:rFonts w:eastAsia="黑体"/>
         <w:color w:themeColor="background1" w:val="FFFFFF"/>
       </w:rPr>
       <w:tblPr/>
@@ -7120,6 +7438,7 @@
         <w:spacing w:after="0" w:before="0" w:line="240" w:lineRule="auto"/>
       </w:pPr>
       <w:rPr>
+        <w:rFonts w:eastAsia="黑体"/>
         <w:b/>
         <w:bCs/>
         <w:color w:themeColor="background1" w:val="FFFFFF"/>
@@ -7142,6 +7461,7 @@
         <w:spacing w:after="0" w:before="0" w:line="240" w:lineRule="auto"/>
       </w:pPr>
       <w:rPr>
+        <w:rFonts w:eastAsia="黑体"/>
         <w:color w:val="auto"/>
       </w:rPr>
       <w:tblPr/>
@@ -7159,6 +7479,7 @@
     </w:tblStylePr>
     <w:tblStylePr w:type="firstCol">
       <w:rPr>
+        <w:rFonts w:eastAsia="黑体"/>
         <w:b/>
         <w:bCs/>
         <w:color w:themeColor="background1" w:val="FFFFFF"/>
@@ -7178,6 +7499,7 @@
     </w:tblStylePr>
     <w:tblStylePr w:type="lastCol">
       <w:rPr>
+        <w:rFonts w:eastAsia="黑体"/>
         <w:b/>
         <w:bCs/>
         <w:color w:themeColor="background1" w:val="FFFFFF"/>
@@ -7226,6 +7548,7 @@
     </w:tblStylePr>
     <w:tblStylePr w:type="nwCell">
       <w:rPr>
+        <w:rFonts w:eastAsia="黑体"/>
         <w:color w:themeColor="background1" w:val="FFFFFF"/>
       </w:rPr>
       <w:tblPr/>
@@ -7269,6 +7592,7 @@
         <w:spacing w:after="0" w:before="0" w:line="240" w:lineRule="auto"/>
       </w:pPr>
       <w:rPr>
+        <w:rFonts w:eastAsia="黑体"/>
         <w:b/>
         <w:bCs/>
         <w:color w:themeColor="background1" w:val="FFFFFF"/>
@@ -7291,6 +7615,7 @@
         <w:spacing w:after="0" w:before="0" w:line="240" w:lineRule="auto"/>
       </w:pPr>
       <w:rPr>
+        <w:rFonts w:eastAsia="黑体"/>
         <w:color w:val="auto"/>
       </w:rPr>
       <w:tblPr/>
@@ -7308,6 +7633,7 @@
     </w:tblStylePr>
     <w:tblStylePr w:type="firstCol">
       <w:rPr>
+        <w:rFonts w:eastAsia="黑体"/>
         <w:b/>
         <w:bCs/>
         <w:color w:themeColor="background1" w:val="FFFFFF"/>
@@ -7327,6 +7653,7 @@
     </w:tblStylePr>
     <w:tblStylePr w:type="lastCol">
       <w:rPr>
+        <w:rFonts w:eastAsia="黑体"/>
         <w:b/>
         <w:bCs/>
         <w:color w:themeColor="background1" w:val="FFFFFF"/>
@@ -7375,6 +7702,7 @@
     </w:tblStylePr>
     <w:tblStylePr w:type="nwCell">
       <w:rPr>
+        <w:rFonts w:eastAsia="黑体"/>
         <w:color w:themeColor="background1" w:val="FFFFFF"/>
       </w:rPr>
       <w:tblPr/>
@@ -7418,6 +7746,7 @@
         <w:spacing w:after="0" w:before="0" w:line="240" w:lineRule="auto"/>
       </w:pPr>
       <w:rPr>
+        <w:rFonts w:eastAsia="黑体"/>
         <w:b/>
         <w:bCs/>
         <w:color w:themeColor="background1" w:val="FFFFFF"/>
@@ -7440,6 +7769,7 @@
         <w:spacing w:after="0" w:before="0" w:line="240" w:lineRule="auto"/>
       </w:pPr>
       <w:rPr>
+        <w:rFonts w:eastAsia="黑体"/>
         <w:color w:val="auto"/>
       </w:rPr>
       <w:tblPr/>
@@ -7457,6 +7787,7 @@
     </w:tblStylePr>
     <w:tblStylePr w:type="firstCol">
       <w:rPr>
+        <w:rFonts w:eastAsia="黑体"/>
         <w:b/>
         <w:bCs/>
         <w:color w:themeColor="background1" w:val="FFFFFF"/>
@@ -7476,6 +7807,7 @@
     </w:tblStylePr>
     <w:tblStylePr w:type="lastCol">
       <w:rPr>
+        <w:rFonts w:eastAsia="黑体"/>
         <w:b/>
         <w:bCs/>
         <w:color w:themeColor="background1" w:val="FFFFFF"/>
@@ -7524,6 +7856,7 @@
     </w:tblStylePr>
     <w:tblStylePr w:type="nwCell">
       <w:rPr>
+        <w:rFonts w:eastAsia="黑体"/>
         <w:color w:themeColor="background1" w:val="FFFFFF"/>
       </w:rPr>
       <w:tblPr/>
@@ -7567,6 +7900,7 @@
         <w:spacing w:after="0" w:before="0" w:line="240" w:lineRule="auto"/>
       </w:pPr>
       <w:rPr>
+        <w:rFonts w:eastAsia="黑体"/>
         <w:b/>
         <w:bCs/>
         <w:color w:themeColor="background1" w:val="FFFFFF"/>
@@ -7589,6 +7923,7 @@
         <w:spacing w:after="0" w:before="0" w:line="240" w:lineRule="auto"/>
       </w:pPr>
       <w:rPr>
+        <w:rFonts w:eastAsia="黑体"/>
         <w:color w:val="auto"/>
       </w:rPr>
       <w:tblPr/>
@@ -7606,6 +7941,7 @@
     </w:tblStylePr>
     <w:tblStylePr w:type="firstCol">
       <w:rPr>
+        <w:rFonts w:eastAsia="黑体"/>
         <w:b/>
         <w:bCs/>
         <w:color w:themeColor="background1" w:val="FFFFFF"/>
@@ -7625,6 +7961,7 @@
     </w:tblStylePr>
     <w:tblStylePr w:type="lastCol">
       <w:rPr>
+        <w:rFonts w:eastAsia="黑体"/>
         <w:b/>
         <w:bCs/>
         <w:color w:themeColor="background1" w:val="FFFFFF"/>
@@ -7673,6 +8010,7 @@
     </w:tblStylePr>
     <w:tblStylePr w:type="nwCell">
       <w:rPr>
+        <w:rFonts w:eastAsia="黑体"/>
         <w:color w:themeColor="background1" w:val="FFFFFF"/>
       </w:rPr>
       <w:tblPr/>
@@ -7716,6 +8054,7 @@
         <w:spacing w:after="0" w:before="0" w:line="240" w:lineRule="auto"/>
       </w:pPr>
       <w:rPr>
+        <w:rFonts w:eastAsia="黑体"/>
         <w:b/>
         <w:bCs/>
         <w:color w:themeColor="background1" w:val="FFFFFF"/>
@@ -7738,6 +8077,7 @@
         <w:spacing w:after="0" w:before="0" w:line="240" w:lineRule="auto"/>
       </w:pPr>
       <w:rPr>
+        <w:rFonts w:eastAsia="黑体"/>
         <w:color w:val="auto"/>
       </w:rPr>
       <w:tblPr/>
@@ -7755,6 +8095,7 @@
     </w:tblStylePr>
     <w:tblStylePr w:type="firstCol">
       <w:rPr>
+        <w:rFonts w:eastAsia="黑体"/>
         <w:b/>
         <w:bCs/>
         <w:color w:themeColor="background1" w:val="FFFFFF"/>
@@ -7774,6 +8115,7 @@
     </w:tblStylePr>
     <w:tblStylePr w:type="lastCol">
       <w:rPr>
+        <w:rFonts w:eastAsia="黑体"/>
         <w:b/>
         <w:bCs/>
         <w:color w:themeColor="background1" w:val="FFFFFF"/>
@@ -7822,6 +8164,7 @@
     </w:tblStylePr>
     <w:tblStylePr w:type="nwCell">
       <w:rPr>
+        <w:rFonts w:eastAsia="黑体"/>
         <w:color w:themeColor="background1" w:val="FFFFFF"/>
       </w:rPr>
       <w:tblPr/>
@@ -7846,6 +8189,7 @@
       <w:spacing w:after="0" w:line="240" w:lineRule="auto"/>
     </w:pPr>
     <w:rPr>
+      <w:rFonts w:eastAsia="黑体"/>
       <w:color w:themeColor="text1" w:val="000000"/>
     </w:rPr>
     <w:tblPr>
@@ -7865,7 +8209,7 @@
     </w:tblPr>
     <w:tblStylePr w:type="firstRow">
       <w:rPr>
-        <w:rFonts w:asciiTheme="majorHAnsi" w:cstheme="majorBidi" w:eastAsiaTheme="majorEastAsia" w:hAnsiTheme="majorHAnsi"/>
+        <w:rFonts w:asciiTheme="majorHAnsi" w:cstheme="majorBidi" w:hAnsiTheme="majorHAnsi" w:eastAsia="黑体"/>
       </w:rPr>
       <w:tblPr/>
       <w:tcPr>
@@ -7877,6 +8221,7 @@
     </w:tblStylePr>
     <w:tblStylePr w:type="lastRow">
       <w:rPr>
+        <w:rFonts w:eastAsia="黑体"/>
         <w:b/>
         <w:bCs/>
         <w:color w:themeColor="text2" w:val="1F497D"/>
@@ -7891,12 +8236,14 @@
     </w:tblStylePr>
     <w:tblStylePr w:type="firstCol">
       <w:rPr>
+        <w:rFonts w:eastAsia="黑体"/>
         <w:b/>
         <w:bCs/>
       </w:rPr>
     </w:tblStylePr>
     <w:tblStylePr w:type="lastCol">
       <w:rPr>
+        <w:rFonts w:eastAsia="黑体"/>
         <w:b/>
         <w:bCs/>
       </w:rPr>
@@ -7930,6 +8277,7 @@
       <w:spacing w:after="0" w:line="240" w:lineRule="auto"/>
     </w:pPr>
     <w:rPr>
+      <w:rFonts w:eastAsia="黑体"/>
       <w:color w:themeColor="text1" w:val="000000"/>
     </w:rPr>
     <w:tblPr>
@@ -7949,7 +8297,7 @@
     </w:tblPr>
     <w:tblStylePr w:type="firstRow">
       <w:rPr>
-        <w:rFonts w:asciiTheme="majorHAnsi" w:cstheme="majorBidi" w:eastAsiaTheme="majorEastAsia" w:hAnsiTheme="majorHAnsi"/>
+        <w:rFonts w:asciiTheme="majorHAnsi" w:cstheme="majorBidi" w:hAnsiTheme="majorHAnsi" w:eastAsia="黑体"/>
       </w:rPr>
       <w:tblPr/>
       <w:tcPr>
@@ -7961,6 +8309,7 @@
     </w:tblStylePr>
     <w:tblStylePr w:type="lastRow">
       <w:rPr>
+        <w:rFonts w:eastAsia="黑体"/>
         <w:b/>
         <w:bCs/>
         <w:color w:themeColor="text2" w:val="1F497D"/>
@@ -7975,12 +8324,14 @@
     </w:tblStylePr>
     <w:tblStylePr w:type="firstCol">
       <w:rPr>
+        <w:rFonts w:eastAsia="黑体"/>
         <w:b/>
         <w:bCs/>
       </w:rPr>
     </w:tblStylePr>
     <w:tblStylePr w:type="lastCol">
       <w:rPr>
+        <w:rFonts w:eastAsia="黑体"/>
         <w:b/>
         <w:bCs/>
       </w:rPr>
@@ -8014,6 +8365,7 @@
       <w:spacing w:after="0" w:line="240" w:lineRule="auto"/>
     </w:pPr>
     <w:rPr>
+      <w:rFonts w:eastAsia="黑体"/>
       <w:color w:themeColor="text1" w:val="000000"/>
     </w:rPr>
     <w:tblPr>
@@ -8033,7 +8385,7 @@
     </w:tblPr>
     <w:tblStylePr w:type="firstRow">
       <w:rPr>
-        <w:rFonts w:asciiTheme="majorHAnsi" w:cstheme="majorBidi" w:eastAsiaTheme="majorEastAsia" w:hAnsiTheme="majorHAnsi"/>
+        <w:rFonts w:asciiTheme="majorHAnsi" w:cstheme="majorBidi" w:hAnsiTheme="majorHAnsi" w:eastAsia="黑体"/>
       </w:rPr>
       <w:tblPr/>
       <w:tcPr>
@@ -8045,6 +8397,7 @@
     </w:tblStylePr>
     <w:tblStylePr w:type="lastRow">
       <w:rPr>
+        <w:rFonts w:eastAsia="黑体"/>
         <w:b/>
         <w:bCs/>
         <w:color w:themeColor="text2" w:val="1F497D"/>
@@ -8059,12 +8412,14 @@
     </w:tblStylePr>
     <w:tblStylePr w:type="firstCol">
       <w:rPr>
+        <w:rFonts w:eastAsia="黑体"/>
         <w:b/>
         <w:bCs/>
       </w:rPr>
     </w:tblStylePr>
     <w:tblStylePr w:type="lastCol">
       <w:rPr>
+        <w:rFonts w:eastAsia="黑体"/>
         <w:b/>
         <w:bCs/>
       </w:rPr>
@@ -8098,6 +8453,7 @@
       <w:spacing w:after="0" w:line="240" w:lineRule="auto"/>
     </w:pPr>
     <w:rPr>
+      <w:rFonts w:eastAsia="黑体"/>
       <w:color w:themeColor="text1" w:val="000000"/>
     </w:rPr>
     <w:tblPr>
@@ -8117,7 +8473,7 @@
     </w:tblPr>
     <w:tblStylePr w:type="firstRow">
       <w:rPr>
-        <w:rFonts w:asciiTheme="majorHAnsi" w:cstheme="majorBidi" w:eastAsiaTheme="majorEastAsia" w:hAnsiTheme="majorHAnsi"/>
+        <w:rFonts w:asciiTheme="majorHAnsi" w:cstheme="majorBidi" w:hAnsiTheme="majorHAnsi" w:eastAsia="黑体"/>
       </w:rPr>
       <w:tblPr/>
       <w:tcPr>
@@ -8129,6 +8485,7 @@
     </w:tblStylePr>
     <w:tblStylePr w:type="lastRow">
       <w:rPr>
+        <w:rFonts w:eastAsia="黑体"/>
         <w:b/>
         <w:bCs/>
         <w:color w:themeColor="text2" w:val="1F497D"/>
@@ -8143,12 +8500,14 @@
     </w:tblStylePr>
     <w:tblStylePr w:type="firstCol">
       <w:rPr>
+        <w:rFonts w:eastAsia="黑体"/>
         <w:b/>
         <w:bCs/>
       </w:rPr>
     </w:tblStylePr>
     <w:tblStylePr w:type="lastCol">
       <w:rPr>
+        <w:rFonts w:eastAsia="黑体"/>
         <w:b/>
         <w:bCs/>
       </w:rPr>
@@ -8182,6 +8541,7 @@
       <w:spacing w:after="0" w:line="240" w:lineRule="auto"/>
     </w:pPr>
     <w:rPr>
+      <w:rFonts w:eastAsia="黑体"/>
       <w:color w:themeColor="text1" w:val="000000"/>
     </w:rPr>
     <w:tblPr>
@@ -8201,7 +8561,7 @@
     </w:tblPr>
     <w:tblStylePr w:type="firstRow">
       <w:rPr>
-        <w:rFonts w:asciiTheme="majorHAnsi" w:cstheme="majorBidi" w:eastAsiaTheme="majorEastAsia" w:hAnsiTheme="majorHAnsi"/>
+        <w:rFonts w:asciiTheme="majorHAnsi" w:cstheme="majorBidi" w:hAnsiTheme="majorHAnsi" w:eastAsia="黑体"/>
       </w:rPr>
       <w:tblPr/>
       <w:tcPr>
@@ -8213,6 +8573,7 @@
     </w:tblStylePr>
     <w:tblStylePr w:type="lastRow">
       <w:rPr>
+        <w:rFonts w:eastAsia="黑体"/>
         <w:b/>
         <w:bCs/>
         <w:color w:themeColor="text2" w:val="1F497D"/>
@@ -8227,12 +8588,14 @@
     </w:tblStylePr>
     <w:tblStylePr w:type="firstCol">
       <w:rPr>
+        <w:rFonts w:eastAsia="黑体"/>
         <w:b/>
         <w:bCs/>
       </w:rPr>
     </w:tblStylePr>
     <w:tblStylePr w:type="lastCol">
       <w:rPr>
+        <w:rFonts w:eastAsia="黑体"/>
         <w:b/>
         <w:bCs/>
       </w:rPr>
@@ -8266,6 +8629,7 @@
       <w:spacing w:after="0" w:line="240" w:lineRule="auto"/>
     </w:pPr>
     <w:rPr>
+      <w:rFonts w:eastAsia="黑体"/>
       <w:color w:themeColor="text1" w:val="000000"/>
     </w:rPr>
     <w:tblPr>
@@ -8285,7 +8649,7 @@
     </w:tblPr>
     <w:tblStylePr w:type="firstRow">
       <w:rPr>
-        <w:rFonts w:asciiTheme="majorHAnsi" w:cstheme="majorBidi" w:eastAsiaTheme="majorEastAsia" w:hAnsiTheme="majorHAnsi"/>
+        <w:rFonts w:asciiTheme="majorHAnsi" w:cstheme="majorBidi" w:hAnsiTheme="majorHAnsi" w:eastAsia="黑体"/>
       </w:rPr>
       <w:tblPr/>
       <w:tcPr>
@@ -8297,6 +8661,7 @@
     </w:tblStylePr>
     <w:tblStylePr w:type="lastRow">
       <w:rPr>
+        <w:rFonts w:eastAsia="黑体"/>
         <w:b/>
         <w:bCs/>
         <w:color w:themeColor="text2" w:val="1F497D"/>
@@ -8311,12 +8676,14 @@
     </w:tblStylePr>
     <w:tblStylePr w:type="firstCol">
       <w:rPr>
+        <w:rFonts w:eastAsia="黑体"/>
         <w:b/>
         <w:bCs/>
       </w:rPr>
     </w:tblStylePr>
     <w:tblStylePr w:type="lastCol">
       <w:rPr>
+        <w:rFonts w:eastAsia="黑体"/>
         <w:b/>
         <w:bCs/>
       </w:rPr>
@@ -8350,6 +8717,7 @@
       <w:spacing w:after="0" w:line="240" w:lineRule="auto"/>
     </w:pPr>
     <w:rPr>
+      <w:rFonts w:eastAsia="黑体"/>
       <w:color w:themeColor="text1" w:val="000000"/>
     </w:rPr>
     <w:tblPr>
@@ -8369,7 +8737,7 @@
     </w:tblPr>
     <w:tblStylePr w:type="firstRow">
       <w:rPr>
-        <w:rFonts w:asciiTheme="majorHAnsi" w:cstheme="majorBidi" w:eastAsiaTheme="majorEastAsia" w:hAnsiTheme="majorHAnsi"/>
+        <w:rFonts w:asciiTheme="majorHAnsi" w:cstheme="majorBidi" w:hAnsiTheme="majorHAnsi" w:eastAsia="黑体"/>
       </w:rPr>
       <w:tblPr/>
       <w:tcPr>
@@ -8381,6 +8749,7 @@
     </w:tblStylePr>
     <w:tblStylePr w:type="lastRow">
       <w:rPr>
+        <w:rFonts w:eastAsia="黑体"/>
         <w:b/>
         <w:bCs/>
         <w:color w:themeColor="text2" w:val="1F497D"/>
@@ -8395,12 +8764,14 @@
     </w:tblStylePr>
     <w:tblStylePr w:type="firstCol">
       <w:rPr>
+        <w:rFonts w:eastAsia="黑体"/>
         <w:b/>
         <w:bCs/>
       </w:rPr>
     </w:tblStylePr>
     <w:tblStylePr w:type="lastCol">
       <w:rPr>
+        <w:rFonts w:eastAsia="黑体"/>
         <w:b/>
         <w:bCs/>
       </w:rPr>
@@ -8434,7 +8805,7 @@
       <w:spacing w:after="0" w:line="240" w:lineRule="auto"/>
     </w:pPr>
     <w:rPr>
-      <w:rFonts w:asciiTheme="majorHAnsi" w:cstheme="majorBidi" w:eastAsiaTheme="majorEastAsia" w:hAnsiTheme="majorHAnsi"/>
+      <w:rFonts w:asciiTheme="majorHAnsi" w:cstheme="majorBidi" w:hAnsiTheme="majorHAnsi" w:eastAsia="黑体"/>
       <w:color w:themeColor="text1" w:val="000000"/>
     </w:rPr>
     <w:tblPr>
@@ -8456,6 +8827,7 @@
     </w:tblPr>
     <w:tblStylePr w:type="firstRow">
       <w:rPr>
+        <w:rFonts w:eastAsia="黑体"/>
         <w:sz w:val="24"/>
         <w:szCs w:val="24"/>
       </w:rPr>
@@ -8562,7 +8934,7 @@
       <w:spacing w:after="0" w:line="240" w:lineRule="auto"/>
     </w:pPr>
     <w:rPr>
-      <w:rFonts w:asciiTheme="majorHAnsi" w:cstheme="majorBidi" w:eastAsiaTheme="majorEastAsia" w:hAnsiTheme="majorHAnsi"/>
+      <w:rFonts w:asciiTheme="majorHAnsi" w:cstheme="majorBidi" w:hAnsiTheme="majorHAnsi" w:eastAsia="黑体"/>
       <w:color w:themeColor="text1" w:val="000000"/>
     </w:rPr>
     <w:tblPr>
@@ -8584,6 +8956,7 @@
     </w:tblPr>
     <w:tblStylePr w:type="firstRow">
       <w:rPr>
+        <w:rFonts w:eastAsia="黑体"/>
         <w:sz w:val="24"/>
         <w:szCs w:val="24"/>
       </w:rPr>
@@ -8690,7 +9063,7 @@
       <w:spacing w:after="0" w:line="240" w:lineRule="auto"/>
     </w:pPr>
     <w:rPr>
-      <w:rFonts w:asciiTheme="majorHAnsi" w:cstheme="majorBidi" w:eastAsiaTheme="majorEastAsia" w:hAnsiTheme="majorHAnsi"/>
+      <w:rFonts w:asciiTheme="majorHAnsi" w:cstheme="majorBidi" w:hAnsiTheme="majorHAnsi" w:eastAsia="黑体"/>
       <w:color w:themeColor="text1" w:val="000000"/>
     </w:rPr>
     <w:tblPr>
@@ -8712,6 +9085,7 @@
     </w:tblPr>
     <w:tblStylePr w:type="firstRow">
       <w:rPr>
+        <w:rFonts w:eastAsia="黑体"/>
         <w:sz w:val="24"/>
         <w:szCs w:val="24"/>
       </w:rPr>
@@ -8818,7 +9192,7 @@
       <w:spacing w:after="0" w:line="240" w:lineRule="auto"/>
     </w:pPr>
     <w:rPr>
-      <w:rFonts w:asciiTheme="majorHAnsi" w:cstheme="majorBidi" w:eastAsiaTheme="majorEastAsia" w:hAnsiTheme="majorHAnsi"/>
+      <w:rFonts w:asciiTheme="majorHAnsi" w:cstheme="majorBidi" w:hAnsiTheme="majorHAnsi" w:eastAsia="黑体"/>
       <w:color w:themeColor="text1" w:val="000000"/>
     </w:rPr>
     <w:tblPr>
@@ -8840,6 +9214,7 @@
     </w:tblPr>
     <w:tblStylePr w:type="firstRow">
       <w:rPr>
+        <w:rFonts w:eastAsia="黑体"/>
         <w:sz w:val="24"/>
         <w:szCs w:val="24"/>
       </w:rPr>
@@ -8946,7 +9321,7 @@
       <w:spacing w:after="0" w:line="240" w:lineRule="auto"/>
     </w:pPr>
     <w:rPr>
-      <w:rFonts w:asciiTheme="majorHAnsi" w:cstheme="majorBidi" w:eastAsiaTheme="majorEastAsia" w:hAnsiTheme="majorHAnsi"/>
+      <w:rFonts w:asciiTheme="majorHAnsi" w:cstheme="majorBidi" w:hAnsiTheme="majorHAnsi" w:eastAsia="黑体"/>
       <w:color w:themeColor="text1" w:val="000000"/>
     </w:rPr>
     <w:tblPr>
@@ -8968,6 +9343,7 @@
     </w:tblPr>
     <w:tblStylePr w:type="firstRow">
       <w:rPr>
+        <w:rFonts w:eastAsia="黑体"/>
         <w:sz w:val="24"/>
         <w:szCs w:val="24"/>
       </w:rPr>
@@ -9074,7 +9450,7 @@
       <w:spacing w:after="0" w:line="240" w:lineRule="auto"/>
     </w:pPr>
     <w:rPr>
-      <w:rFonts w:asciiTheme="majorHAnsi" w:cstheme="majorBidi" w:eastAsiaTheme="majorEastAsia" w:hAnsiTheme="majorHAnsi"/>
+      <w:rFonts w:asciiTheme="majorHAnsi" w:cstheme="majorBidi" w:hAnsiTheme="majorHAnsi" w:eastAsia="黑体"/>
       <w:color w:themeColor="text1" w:val="000000"/>
     </w:rPr>
     <w:tblPr>
@@ -9096,6 +9472,7 @@
     </w:tblPr>
     <w:tblStylePr w:type="firstRow">
       <w:rPr>
+        <w:rFonts w:eastAsia="黑体"/>
         <w:sz w:val="24"/>
         <w:szCs w:val="24"/>
       </w:rPr>
@@ -9202,7 +9579,7 @@
       <w:spacing w:after="0" w:line="240" w:lineRule="auto"/>
     </w:pPr>
     <w:rPr>
-      <w:rFonts w:asciiTheme="majorHAnsi" w:cstheme="majorBidi" w:eastAsiaTheme="majorEastAsia" w:hAnsiTheme="majorHAnsi"/>
+      <w:rFonts w:asciiTheme="majorHAnsi" w:cstheme="majorBidi" w:hAnsiTheme="majorHAnsi" w:eastAsia="黑体"/>
       <w:color w:themeColor="text1" w:val="000000"/>
     </w:rPr>
     <w:tblPr>
@@ -9224,6 +9601,7 @@
     </w:tblPr>
     <w:tblStylePr w:type="firstRow">
       <w:rPr>
+        <w:rFonts w:eastAsia="黑体"/>
         <w:sz w:val="24"/>
         <w:szCs w:val="24"/>
       </w:rPr>
@@ -9353,12 +9731,14 @@
     </w:tcPr>
     <w:tblStylePr w:type="firstRow">
       <w:rPr>
+        <w:rFonts w:eastAsia="黑体"/>
         <w:b/>
         <w:bCs/>
       </w:rPr>
     </w:tblStylePr>
     <w:tblStylePr w:type="lastRow">
       <w:rPr>
+        <w:rFonts w:eastAsia="黑体"/>
         <w:b/>
         <w:bCs/>
       </w:rPr>
@@ -9371,12 +9751,14 @@
     </w:tblStylePr>
     <w:tblStylePr w:type="firstCol">
       <w:rPr>
+        <w:rFonts w:eastAsia="黑体"/>
         <w:b/>
         <w:bCs/>
       </w:rPr>
     </w:tblStylePr>
     <w:tblStylePr w:type="lastCol">
       <w:rPr>
+        <w:rFonts w:eastAsia="黑体"/>
         <w:b/>
         <w:bCs/>
       </w:rPr>
@@ -9426,12 +9808,14 @@
     </w:tcPr>
     <w:tblStylePr w:type="firstRow">
       <w:rPr>
+        <w:rFonts w:eastAsia="黑体"/>
         <w:b/>
         <w:bCs/>
       </w:rPr>
     </w:tblStylePr>
     <w:tblStylePr w:type="lastRow">
       <w:rPr>
+        <w:rFonts w:eastAsia="黑体"/>
         <w:b/>
         <w:bCs/>
       </w:rPr>
@@ -9444,12 +9828,14 @@
     </w:tblStylePr>
     <w:tblStylePr w:type="firstCol">
       <w:rPr>
+        <w:rFonts w:eastAsia="黑体"/>
         <w:b/>
         <w:bCs/>
       </w:rPr>
     </w:tblStylePr>
     <w:tblStylePr w:type="lastCol">
       <w:rPr>
+        <w:rFonts w:eastAsia="黑体"/>
         <w:b/>
         <w:bCs/>
       </w:rPr>
@@ -9499,12 +9885,14 @@
     </w:tcPr>
     <w:tblStylePr w:type="firstRow">
       <w:rPr>
+        <w:rFonts w:eastAsia="黑体"/>
         <w:b/>
         <w:bCs/>
       </w:rPr>
     </w:tblStylePr>
     <w:tblStylePr w:type="lastRow">
       <w:rPr>
+        <w:rFonts w:eastAsia="黑体"/>
         <w:b/>
         <w:bCs/>
       </w:rPr>
@@ -9517,12 +9905,14 @@
     </w:tblStylePr>
     <w:tblStylePr w:type="firstCol">
       <w:rPr>
+        <w:rFonts w:eastAsia="黑体"/>
         <w:b/>
         <w:bCs/>
       </w:rPr>
     </w:tblStylePr>
     <w:tblStylePr w:type="lastCol">
       <w:rPr>
+        <w:rFonts w:eastAsia="黑体"/>
         <w:b/>
         <w:bCs/>
       </w:rPr>
@@ -9572,12 +9962,14 @@
     </w:tcPr>
     <w:tblStylePr w:type="firstRow">
       <w:rPr>
+        <w:rFonts w:eastAsia="黑体"/>
         <w:b/>
         <w:bCs/>
       </w:rPr>
     </w:tblStylePr>
     <w:tblStylePr w:type="lastRow">
       <w:rPr>
+        <w:rFonts w:eastAsia="黑体"/>
         <w:b/>
         <w:bCs/>
       </w:rPr>
@@ -9590,12 +9982,14 @@
     </w:tblStylePr>
     <w:tblStylePr w:type="firstCol">
       <w:rPr>
+        <w:rFonts w:eastAsia="黑体"/>
         <w:b/>
         <w:bCs/>
       </w:rPr>
     </w:tblStylePr>
     <w:tblStylePr w:type="lastCol">
       <w:rPr>
+        <w:rFonts w:eastAsia="黑体"/>
         <w:b/>
         <w:bCs/>
       </w:rPr>
@@ -9645,12 +10039,14 @@
     </w:tcPr>
     <w:tblStylePr w:type="firstRow">
       <w:rPr>
+        <w:rFonts w:eastAsia="黑体"/>
         <w:b/>
         <w:bCs/>
       </w:rPr>
     </w:tblStylePr>
     <w:tblStylePr w:type="lastRow">
       <w:rPr>
+        <w:rFonts w:eastAsia="黑体"/>
         <w:b/>
         <w:bCs/>
       </w:rPr>
@@ -9663,12 +10059,14 @@
     </w:tblStylePr>
     <w:tblStylePr w:type="firstCol">
       <w:rPr>
+        <w:rFonts w:eastAsia="黑体"/>
         <w:b/>
         <w:bCs/>
       </w:rPr>
     </w:tblStylePr>
     <w:tblStylePr w:type="lastCol">
       <w:rPr>
+        <w:rFonts w:eastAsia="黑体"/>
         <w:b/>
         <w:bCs/>
       </w:rPr>
@@ -9718,12 +10116,14 @@
     </w:tcPr>
     <w:tblStylePr w:type="firstRow">
       <w:rPr>
+        <w:rFonts w:eastAsia="黑体"/>
         <w:b/>
         <w:bCs/>
       </w:rPr>
     </w:tblStylePr>
     <w:tblStylePr w:type="lastRow">
       <w:rPr>
+        <w:rFonts w:eastAsia="黑体"/>
         <w:b/>
         <w:bCs/>
       </w:rPr>
@@ -9736,12 +10136,14 @@
     </w:tblStylePr>
     <w:tblStylePr w:type="firstCol">
       <w:rPr>
+        <w:rFonts w:eastAsia="黑体"/>
         <w:b/>
         <w:bCs/>
       </w:rPr>
     </w:tblStylePr>
     <w:tblStylePr w:type="lastCol">
       <w:rPr>
+        <w:rFonts w:eastAsia="黑体"/>
         <w:b/>
         <w:bCs/>
       </w:rPr>
@@ -9791,12 +10193,14 @@
     </w:tcPr>
     <w:tblStylePr w:type="firstRow">
       <w:rPr>
+        <w:rFonts w:eastAsia="黑体"/>
         <w:b/>
         <w:bCs/>
       </w:rPr>
     </w:tblStylePr>
     <w:tblStylePr w:type="lastRow">
       <w:rPr>
+        <w:rFonts w:eastAsia="黑体"/>
         <w:b/>
         <w:bCs/>
       </w:rPr>
@@ -9809,12 +10213,14 @@
     </w:tblStylePr>
     <w:tblStylePr w:type="firstCol">
       <w:rPr>
+        <w:rFonts w:eastAsia="黑体"/>
         <w:b/>
         <w:bCs/>
       </w:rPr>
     </w:tblStylePr>
     <w:tblStylePr w:type="lastCol">
       <w:rPr>
+        <w:rFonts w:eastAsia="黑体"/>
         <w:b/>
         <w:bCs/>
       </w:rPr>
@@ -9841,7 +10247,7 @@
       <w:spacing w:after="0" w:line="240" w:lineRule="auto"/>
     </w:pPr>
     <w:rPr>
-      <w:rFonts w:asciiTheme="majorHAnsi" w:cstheme="majorBidi" w:eastAsiaTheme="majorEastAsia" w:hAnsiTheme="majorHAnsi"/>
+      <w:rFonts w:asciiTheme="majorHAnsi" w:cstheme="majorBidi" w:hAnsiTheme="majorHAnsi" w:eastAsia="黑体"/>
       <w:color w:themeColor="text1" w:val="000000"/>
     </w:rPr>
     <w:tblPr>
@@ -9868,6 +10274,7 @@
     </w:tcPr>
     <w:tblStylePr w:type="firstRow">
       <w:rPr>
+        <w:rFonts w:eastAsia="黑体"/>
         <w:b/>
         <w:bCs/>
         <w:color w:themeColor="text1" w:val="000000"/>
@@ -9879,6 +10286,7 @@
     </w:tblStylePr>
     <w:tblStylePr w:type="lastRow">
       <w:rPr>
+        <w:rFonts w:eastAsia="黑体"/>
         <w:b/>
         <w:bCs/>
         <w:color w:themeColor="text1" w:val="000000"/>
@@ -9898,6 +10306,7 @@
     </w:tblStylePr>
     <w:tblStylePr w:type="firstCol">
       <w:rPr>
+        <w:rFonts w:eastAsia="黑体"/>
         <w:b/>
         <w:bCs/>
         <w:color w:themeColor="text1" w:val="000000"/>
@@ -9917,6 +10326,7 @@
     </w:tblStylePr>
     <w:tblStylePr w:type="lastCol">
       <w:rPr>
+        <w:rFonts w:eastAsia="黑体"/>
         <w:b w:val="0"/>
         <w:bCs w:val="0"/>
         <w:color w:themeColor="text1" w:val="000000"/>
@@ -9966,7 +10376,7 @@
       <w:spacing w:after="0" w:line="240" w:lineRule="auto"/>
     </w:pPr>
     <w:rPr>
-      <w:rFonts w:asciiTheme="majorHAnsi" w:cstheme="majorBidi" w:eastAsiaTheme="majorEastAsia" w:hAnsiTheme="majorHAnsi"/>
+      <w:rFonts w:asciiTheme="majorHAnsi" w:cstheme="majorBidi" w:hAnsiTheme="majorHAnsi" w:eastAsia="黑体"/>
       <w:color w:themeColor="text1" w:val="000000"/>
     </w:rPr>
     <w:tblPr>
@@ -9993,6 +10403,7 @@
     </w:tcPr>
     <w:tblStylePr w:type="firstRow">
       <w:rPr>
+        <w:rFonts w:eastAsia="黑体"/>
         <w:b/>
         <w:bCs/>
         <w:color w:themeColor="text1" w:val="000000"/>
@@ -10004,6 +10415,7 @@
     </w:tblStylePr>
     <w:tblStylePr w:type="lastRow">
       <w:rPr>
+        <w:rFonts w:eastAsia="黑体"/>
         <w:b/>
         <w:bCs/>
         <w:color w:themeColor="text1" w:val="000000"/>
@@ -10023,6 +10435,7 @@
     </w:tblStylePr>
     <w:tblStylePr w:type="firstCol">
       <w:rPr>
+        <w:rFonts w:eastAsia="黑体"/>
         <w:b/>
         <w:bCs/>
         <w:color w:themeColor="text1" w:val="000000"/>
@@ -10042,6 +10455,7 @@
     </w:tblStylePr>
     <w:tblStylePr w:type="lastCol">
       <w:rPr>
+        <w:rFonts w:eastAsia="黑体"/>
         <w:b w:val="0"/>
         <w:bCs w:val="0"/>
         <w:color w:themeColor="text1" w:val="000000"/>
@@ -10091,7 +10505,7 @@
       <w:spacing w:after="0" w:line="240" w:lineRule="auto"/>
     </w:pPr>
     <w:rPr>
-      <w:rFonts w:asciiTheme="majorHAnsi" w:cstheme="majorBidi" w:eastAsiaTheme="majorEastAsia" w:hAnsiTheme="majorHAnsi"/>
+      <w:rFonts w:asciiTheme="majorHAnsi" w:cstheme="majorBidi" w:hAnsiTheme="majorHAnsi" w:eastAsia="黑体"/>
       <w:color w:themeColor="text1" w:val="000000"/>
     </w:rPr>
     <w:tblPr>
@@ -10118,6 +10532,7 @@
     </w:tcPr>
     <w:tblStylePr w:type="firstRow">
       <w:rPr>
+        <w:rFonts w:eastAsia="黑体"/>
         <w:b/>
         <w:bCs/>
         <w:color w:themeColor="text1" w:val="000000"/>
@@ -10129,6 +10544,7 @@
     </w:tblStylePr>
     <w:tblStylePr w:type="lastRow">
       <w:rPr>
+        <w:rFonts w:eastAsia="黑体"/>
         <w:b/>
         <w:bCs/>
         <w:color w:themeColor="text1" w:val="000000"/>
@@ -10148,6 +10564,7 @@
     </w:tblStylePr>
     <w:tblStylePr w:type="firstCol">
       <w:rPr>
+        <w:rFonts w:eastAsia="黑体"/>
         <w:b/>
         <w:bCs/>
         <w:color w:themeColor="text1" w:val="000000"/>
@@ -10167,6 +10584,7 @@
     </w:tblStylePr>
     <w:tblStylePr w:type="lastCol">
       <w:rPr>
+        <w:rFonts w:eastAsia="黑体"/>
         <w:b w:val="0"/>
         <w:bCs w:val="0"/>
         <w:color w:themeColor="text1" w:val="000000"/>
@@ -10216,7 +10634,7 @@
       <w:spacing w:after="0" w:line="240" w:lineRule="auto"/>
     </w:pPr>
     <w:rPr>
-      <w:rFonts w:asciiTheme="majorHAnsi" w:cstheme="majorBidi" w:eastAsiaTheme="majorEastAsia" w:hAnsiTheme="majorHAnsi"/>
+      <w:rFonts w:asciiTheme="majorHAnsi" w:cstheme="majorBidi" w:hAnsiTheme="majorHAnsi" w:eastAsia="黑体"/>
       <w:color w:themeColor="text1" w:val="000000"/>
     </w:rPr>
     <w:tblPr>
@@ -10243,6 +10661,7 @@
     </w:tcPr>
     <w:tblStylePr w:type="firstRow">
       <w:rPr>
+        <w:rFonts w:eastAsia="黑体"/>
         <w:b/>
         <w:bCs/>
         <w:color w:themeColor="text1" w:val="000000"/>
@@ -10254,6 +10673,7 @@
     </w:tblStylePr>
     <w:tblStylePr w:type="lastRow">
       <w:rPr>
+        <w:rFonts w:eastAsia="黑体"/>
         <w:b/>
         <w:bCs/>
         <w:color w:themeColor="text1" w:val="000000"/>
@@ -10273,6 +10693,7 @@
     </w:tblStylePr>
     <w:tblStylePr w:type="firstCol">
       <w:rPr>
+        <w:rFonts w:eastAsia="黑体"/>
         <w:b/>
         <w:bCs/>
         <w:color w:themeColor="text1" w:val="000000"/>
@@ -10292,6 +10713,7 @@
     </w:tblStylePr>
     <w:tblStylePr w:type="lastCol">
       <w:rPr>
+        <w:rFonts w:eastAsia="黑体"/>
         <w:b w:val="0"/>
         <w:bCs w:val="0"/>
         <w:color w:themeColor="text1" w:val="000000"/>
@@ -10341,7 +10763,7 @@
       <w:spacing w:after="0" w:line="240" w:lineRule="auto"/>
     </w:pPr>
     <w:rPr>
-      <w:rFonts w:asciiTheme="majorHAnsi" w:cstheme="majorBidi" w:eastAsiaTheme="majorEastAsia" w:hAnsiTheme="majorHAnsi"/>
+      <w:rFonts w:asciiTheme="majorHAnsi" w:cstheme="majorBidi" w:hAnsiTheme="majorHAnsi" w:eastAsia="黑体"/>
       <w:color w:themeColor="text1" w:val="000000"/>
     </w:rPr>
     <w:tblPr>
@@ -10368,6 +10790,7 @@
     </w:tcPr>
     <w:tblStylePr w:type="firstRow">
       <w:rPr>
+        <w:rFonts w:eastAsia="黑体"/>
         <w:b/>
         <w:bCs/>
         <w:color w:themeColor="text1" w:val="000000"/>
@@ -10379,6 +10802,7 @@
     </w:tblStylePr>
     <w:tblStylePr w:type="lastRow">
       <w:rPr>
+        <w:rFonts w:eastAsia="黑体"/>
         <w:b/>
         <w:bCs/>
         <w:color w:themeColor="text1" w:val="000000"/>
@@ -10398,6 +10822,7 @@
     </w:tblStylePr>
     <w:tblStylePr w:type="firstCol">
       <w:rPr>
+        <w:rFonts w:eastAsia="黑体"/>
         <w:b/>
         <w:bCs/>
         <w:color w:themeColor="text1" w:val="000000"/>
@@ -10417,6 +10842,7 @@
     </w:tblStylePr>
     <w:tblStylePr w:type="lastCol">
       <w:rPr>
+        <w:rFonts w:eastAsia="黑体"/>
         <w:b w:val="0"/>
         <w:bCs w:val="0"/>
         <w:color w:themeColor="text1" w:val="000000"/>
@@ -10466,7 +10892,7 @@
       <w:spacing w:after="0" w:line="240" w:lineRule="auto"/>
     </w:pPr>
     <w:rPr>
-      <w:rFonts w:asciiTheme="majorHAnsi" w:cstheme="majorBidi" w:eastAsiaTheme="majorEastAsia" w:hAnsiTheme="majorHAnsi"/>
+      <w:rFonts w:asciiTheme="majorHAnsi" w:cstheme="majorBidi" w:hAnsiTheme="majorHAnsi" w:eastAsia="黑体"/>
       <w:color w:themeColor="text1" w:val="000000"/>
     </w:rPr>
     <w:tblPr>
@@ -10493,6 +10919,7 @@
     </w:tcPr>
     <w:tblStylePr w:type="firstRow">
       <w:rPr>
+        <w:rFonts w:eastAsia="黑体"/>
         <w:b/>
         <w:bCs/>
         <w:color w:themeColor="text1" w:val="000000"/>
@@ -10504,6 +10931,7 @@
     </w:tblStylePr>
     <w:tblStylePr w:type="lastRow">
       <w:rPr>
+        <w:rFonts w:eastAsia="黑体"/>
         <w:b/>
         <w:bCs/>
         <w:color w:themeColor="text1" w:val="000000"/>
@@ -10523,6 +10951,7 @@
     </w:tblStylePr>
     <w:tblStylePr w:type="firstCol">
       <w:rPr>
+        <w:rFonts w:eastAsia="黑体"/>
         <w:b/>
         <w:bCs/>
         <w:color w:themeColor="text1" w:val="000000"/>
@@ -10542,6 +10971,7 @@
     </w:tblStylePr>
     <w:tblStylePr w:type="lastCol">
       <w:rPr>
+        <w:rFonts w:eastAsia="黑体"/>
         <w:b w:val="0"/>
         <w:bCs w:val="0"/>
         <w:color w:themeColor="text1" w:val="000000"/>
@@ -10591,7 +11021,7 @@
       <w:spacing w:after="0" w:line="240" w:lineRule="auto"/>
     </w:pPr>
     <w:rPr>
-      <w:rFonts w:asciiTheme="majorHAnsi" w:cstheme="majorBidi" w:eastAsiaTheme="majorEastAsia" w:hAnsiTheme="majorHAnsi"/>
+      <w:rFonts w:asciiTheme="majorHAnsi" w:cstheme="majorBidi" w:hAnsiTheme="majorHAnsi" w:eastAsia="黑体"/>
       <w:color w:themeColor="text1" w:val="000000"/>
     </w:rPr>
     <w:tblPr>
@@ -10618,6 +11048,7 @@
     </w:tcPr>
     <w:tblStylePr w:type="firstRow">
       <w:rPr>
+        <w:rFonts w:eastAsia="黑体"/>
         <w:b/>
         <w:bCs/>
         <w:color w:themeColor="text1" w:val="000000"/>
@@ -10629,6 +11060,7 @@
     </w:tblStylePr>
     <w:tblStylePr w:type="lastRow">
       <w:rPr>
+        <w:rFonts w:eastAsia="黑体"/>
         <w:b/>
         <w:bCs/>
         <w:color w:themeColor="text1" w:val="000000"/>
@@ -10648,6 +11080,7 @@
     </w:tblStylePr>
     <w:tblStylePr w:type="firstCol">
       <w:rPr>
+        <w:rFonts w:eastAsia="黑体"/>
         <w:b/>
         <w:bCs/>
         <w:color w:themeColor="text1" w:val="000000"/>
@@ -10667,6 +11100,7 @@
     </w:tblStylePr>
     <w:tblStylePr w:type="lastCol">
       <w:rPr>
+        <w:rFonts w:eastAsia="黑体"/>
         <w:b w:val="0"/>
         <w:bCs w:val="0"/>
         <w:color w:themeColor="text1" w:val="000000"/>
@@ -10739,6 +11173,7 @@
     </w:tcPr>
     <w:tblStylePr w:type="firstRow">
       <w:rPr>
+        <w:rFonts w:eastAsia="黑体"/>
         <w:b/>
         <w:bCs/>
         <w:i w:val="0"/>
@@ -10760,6 +11195,7 @@
     </w:tblStylePr>
     <w:tblStylePr w:type="lastRow">
       <w:rPr>
+        <w:rFonts w:eastAsia="黑体"/>
         <w:b/>
         <w:bCs/>
         <w:i w:val="0"/>
@@ -10781,6 +11217,7 @@
     </w:tblStylePr>
     <w:tblStylePr w:type="firstCol">
       <w:rPr>
+        <w:rFonts w:eastAsia="黑体"/>
         <w:b/>
         <w:bCs/>
         <w:i w:val="0"/>
@@ -10800,6 +11237,7 @@
     </w:tblStylePr>
     <w:tblStylePr w:type="lastCol">
       <w:rPr>
+        <w:rFonts w:eastAsia="黑体"/>
         <w:b/>
         <w:bCs/>
         <w:i w:val="0"/>
@@ -10880,6 +11318,7 @@
     </w:tcPr>
     <w:tblStylePr w:type="firstRow">
       <w:rPr>
+        <w:rFonts w:eastAsia="黑体"/>
         <w:b/>
         <w:bCs/>
         <w:i w:val="0"/>
@@ -10901,6 +11340,7 @@
     </w:tblStylePr>
     <w:tblStylePr w:type="lastRow">
       <w:rPr>
+        <w:rFonts w:eastAsia="黑体"/>
         <w:b/>
         <w:bCs/>
         <w:i w:val="0"/>
@@ -10922,6 +11362,7 @@
     </w:tblStylePr>
     <w:tblStylePr w:type="firstCol">
       <w:rPr>
+        <w:rFonts w:eastAsia="黑体"/>
         <w:b/>
         <w:bCs/>
         <w:i w:val="0"/>
@@ -10941,6 +11382,7 @@
     </w:tblStylePr>
     <w:tblStylePr w:type="lastCol">
       <w:rPr>
+        <w:rFonts w:eastAsia="黑体"/>
         <w:b/>
         <w:bCs/>
         <w:i w:val="0"/>
@@ -11021,6 +11463,7 @@
     </w:tcPr>
     <w:tblStylePr w:type="firstRow">
       <w:rPr>
+        <w:rFonts w:eastAsia="黑体"/>
         <w:b/>
         <w:bCs/>
         <w:i w:val="0"/>
@@ -11042,6 +11485,7 @@
     </w:tblStylePr>
     <w:tblStylePr w:type="lastRow">
       <w:rPr>
+        <w:rFonts w:eastAsia="黑体"/>
         <w:b/>
         <w:bCs/>
         <w:i w:val="0"/>
@@ -11063,6 +11507,7 @@
     </w:tblStylePr>
     <w:tblStylePr w:type="firstCol">
       <w:rPr>
+        <w:rFonts w:eastAsia="黑体"/>
         <w:b/>
         <w:bCs/>
         <w:i w:val="0"/>
@@ -11082,6 +11527,7 @@
     </w:tblStylePr>
     <w:tblStylePr w:type="lastCol">
       <w:rPr>
+        <w:rFonts w:eastAsia="黑体"/>
         <w:b/>
         <w:bCs/>
         <w:i w:val="0"/>
@@ -11162,6 +11608,7 @@
     </w:tcPr>
     <w:tblStylePr w:type="firstRow">
       <w:rPr>
+        <w:rFonts w:eastAsia="黑体"/>
         <w:b/>
         <w:bCs/>
         <w:i w:val="0"/>
@@ -11183,6 +11630,7 @@
     </w:tblStylePr>
     <w:tblStylePr w:type="lastRow">
       <w:rPr>
+        <w:rFonts w:eastAsia="黑体"/>
         <w:b/>
         <w:bCs/>
         <w:i w:val="0"/>
@@ -11204,6 +11652,7 @@
     </w:tblStylePr>
     <w:tblStylePr w:type="firstCol">
       <w:rPr>
+        <w:rFonts w:eastAsia="黑体"/>
         <w:b/>
         <w:bCs/>
         <w:i w:val="0"/>
@@ -11223,6 +11672,7 @@
     </w:tblStylePr>
     <w:tblStylePr w:type="lastCol">
       <w:rPr>
+        <w:rFonts w:eastAsia="黑体"/>
         <w:b/>
         <w:bCs/>
         <w:i w:val="0"/>
@@ -11303,6 +11753,7 @@
     </w:tcPr>
     <w:tblStylePr w:type="firstRow">
       <w:rPr>
+        <w:rFonts w:eastAsia="黑体"/>
         <w:b/>
         <w:bCs/>
         <w:i w:val="0"/>
@@ -11324,6 +11775,7 @@
     </w:tblStylePr>
     <w:tblStylePr w:type="lastRow">
       <w:rPr>
+        <w:rFonts w:eastAsia="黑体"/>
         <w:b/>
         <w:bCs/>
         <w:i w:val="0"/>
@@ -11345,6 +11797,7 @@
     </w:tblStylePr>
     <w:tblStylePr w:type="firstCol">
       <w:rPr>
+        <w:rFonts w:eastAsia="黑体"/>
         <w:b/>
         <w:bCs/>
         <w:i w:val="0"/>
@@ -11364,6 +11817,7 @@
     </w:tblStylePr>
     <w:tblStylePr w:type="lastCol">
       <w:rPr>
+        <w:rFonts w:eastAsia="黑体"/>
         <w:b/>
         <w:bCs/>
         <w:i w:val="0"/>
@@ -11444,6 +11898,7 @@
     </w:tcPr>
     <w:tblStylePr w:type="firstRow">
       <w:rPr>
+        <w:rFonts w:eastAsia="黑体"/>
         <w:b/>
         <w:bCs/>
         <w:i w:val="0"/>
@@ -11465,6 +11920,7 @@
     </w:tblStylePr>
     <w:tblStylePr w:type="lastRow">
       <w:rPr>
+        <w:rFonts w:eastAsia="黑体"/>
         <w:b/>
         <w:bCs/>
         <w:i w:val="0"/>
@@ -11486,6 +11942,7 @@
     </w:tblStylePr>
     <w:tblStylePr w:type="firstCol">
       <w:rPr>
+        <w:rFonts w:eastAsia="黑体"/>
         <w:b/>
         <w:bCs/>
         <w:i w:val="0"/>
@@ -11505,6 +11962,7 @@
     </w:tblStylePr>
     <w:tblStylePr w:type="lastCol">
       <w:rPr>
+        <w:rFonts w:eastAsia="黑体"/>
         <w:b/>
         <w:bCs/>
         <w:i w:val="0"/>
@@ -11585,6 +12043,7 @@
     </w:tcPr>
     <w:tblStylePr w:type="firstRow">
       <w:rPr>
+        <w:rFonts w:eastAsia="黑体"/>
         <w:b/>
         <w:bCs/>
         <w:i w:val="0"/>
@@ -11606,6 +12065,7 @@
     </w:tblStylePr>
     <w:tblStylePr w:type="lastRow">
       <w:rPr>
+        <w:rFonts w:eastAsia="黑体"/>
         <w:b/>
         <w:bCs/>
         <w:i w:val="0"/>
@@ -11627,6 +12087,7 @@
     </w:tblStylePr>
     <w:tblStylePr w:type="firstCol">
       <w:rPr>
+        <w:rFonts w:eastAsia="黑体"/>
         <w:b/>
         <w:bCs/>
         <w:i w:val="0"/>
@@ -11646,6 +12107,7 @@
     </w:tblStylePr>
     <w:tblStylePr w:type="lastCol">
       <w:rPr>
+        <w:rFonts w:eastAsia="黑体"/>
         <w:b/>
         <w:bCs/>
         <w:i w:val="0"/>
@@ -11703,6 +12165,7 @@
       <w:spacing w:after="0" w:line="240" w:lineRule="auto"/>
     </w:pPr>
     <w:rPr>
+      <w:rFonts w:eastAsia="黑体"/>
       <w:color w:themeColor="background1" w:val="FFFFFF"/>
     </w:rPr>
     <w:tblPr>
@@ -11721,6 +12184,7 @@
     </w:tcPr>
     <w:tblStylePr w:type="firstRow">
       <w:rPr>
+        <w:rFonts w:eastAsia="黑体"/>
         <w:b/>
         <w:bCs/>
       </w:rPr>
@@ -11817,6 +12281,7 @@
       <w:spacing w:after="0" w:line="240" w:lineRule="auto"/>
     </w:pPr>
     <w:rPr>
+      <w:rFonts w:eastAsia="黑体"/>
       <w:color w:themeColor="background1" w:val="FFFFFF"/>
     </w:rPr>
     <w:tblPr>
@@ -11835,6 +12300,7 @@
     </w:tcPr>
     <w:tblStylePr w:type="firstRow">
       <w:rPr>
+        <w:rFonts w:eastAsia="黑体"/>
         <w:b/>
         <w:bCs/>
       </w:rPr>
@@ -11931,6 +12397,7 @@
       <w:spacing w:after="0" w:line="240" w:lineRule="auto"/>
     </w:pPr>
     <w:rPr>
+      <w:rFonts w:eastAsia="黑体"/>
       <w:color w:themeColor="background1" w:val="FFFFFF"/>
     </w:rPr>
     <w:tblPr>
@@ -11949,6 +12416,7 @@
     </w:tcPr>
     <w:tblStylePr w:type="firstRow">
       <w:rPr>
+        <w:rFonts w:eastAsia="黑体"/>
         <w:b/>
         <w:bCs/>
       </w:rPr>
@@ -12045,6 +12513,7 @@
       <w:spacing w:after="0" w:line="240" w:lineRule="auto"/>
     </w:pPr>
     <w:rPr>
+      <w:rFonts w:eastAsia="黑体"/>
       <w:color w:themeColor="background1" w:val="FFFFFF"/>
     </w:rPr>
     <w:tblPr>
@@ -12063,6 +12532,7 @@
     </w:tcPr>
     <w:tblStylePr w:type="firstRow">
       <w:rPr>
+        <w:rFonts w:eastAsia="黑体"/>
         <w:b/>
         <w:bCs/>
       </w:rPr>
@@ -12159,6 +12629,7 @@
       <w:spacing w:after="0" w:line="240" w:lineRule="auto"/>
     </w:pPr>
     <w:rPr>
+      <w:rFonts w:eastAsia="黑体"/>
       <w:color w:themeColor="background1" w:val="FFFFFF"/>
     </w:rPr>
     <w:tblPr>
@@ -12177,6 +12648,7 @@
     </w:tcPr>
     <w:tblStylePr w:type="firstRow">
       <w:rPr>
+        <w:rFonts w:eastAsia="黑体"/>
         <w:b/>
         <w:bCs/>
       </w:rPr>
@@ -12273,6 +12745,7 @@
       <w:spacing w:after="0" w:line="240" w:lineRule="auto"/>
     </w:pPr>
     <w:rPr>
+      <w:rFonts w:eastAsia="黑体"/>
       <w:color w:themeColor="background1" w:val="FFFFFF"/>
     </w:rPr>
     <w:tblPr>
@@ -12291,6 +12764,7 @@
     </w:tcPr>
     <w:tblStylePr w:type="firstRow">
       <w:rPr>
+        <w:rFonts w:eastAsia="黑体"/>
         <w:b/>
         <w:bCs/>
       </w:rPr>
@@ -12387,6 +12861,7 @@
       <w:spacing w:after="0" w:line="240" w:lineRule="auto"/>
     </w:pPr>
     <w:rPr>
+      <w:rFonts w:eastAsia="黑体"/>
       <w:color w:themeColor="background1" w:val="FFFFFF"/>
     </w:rPr>
     <w:tblPr>
@@ -12405,6 +12880,7 @@
     </w:tcPr>
     <w:tblStylePr w:type="firstRow">
       <w:rPr>
+        <w:rFonts w:eastAsia="黑体"/>
         <w:b/>
         <w:bCs/>
       </w:rPr>
@@ -12501,6 +12977,7 @@
       <w:spacing w:after="0" w:line="240" w:lineRule="auto"/>
     </w:pPr>
     <w:rPr>
+      <w:rFonts w:eastAsia="黑体"/>
       <w:color w:themeColor="text1" w:val="000000"/>
     </w:rPr>
     <w:tblPr>
@@ -12527,6 +13004,7 @@
     </w:tcPr>
     <w:tblStylePr w:type="firstRow">
       <w:rPr>
+        <w:rFonts w:eastAsia="黑体"/>
         <w:b/>
         <w:bCs/>
       </w:rPr>
@@ -12545,6 +13023,7 @@
     </w:tblStylePr>
     <w:tblStylePr w:type="lastRow">
       <w:rPr>
+        <w:rFonts w:eastAsia="黑体"/>
         <w:b/>
         <w:bCs/>
         <w:color w:themeColor="background1" w:val="FFFFFF"/>
@@ -12559,6 +13038,7 @@
     </w:tblStylePr>
     <w:tblStylePr w:type="firstCol">
       <w:rPr>
+        <w:rFonts w:eastAsia="黑体"/>
         <w:color w:themeColor="background1" w:val="FFFFFF"/>
       </w:rPr>
       <w:tblPr/>
@@ -12576,6 +13056,7 @@
     </w:tblStylePr>
     <w:tblStylePr w:type="lastCol">
       <w:rPr>
+        <w:rFonts w:eastAsia="黑体"/>
         <w:color w:themeColor="background1" w:val="FFFFFF"/>
       </w:rPr>
       <w:tblPr/>
@@ -12605,11 +13086,13 @@
     </w:tblStylePr>
     <w:tblStylePr w:type="neCell">
       <w:rPr>
+        <w:rFonts w:eastAsia="黑体"/>
         <w:color w:themeColor="text1" w:val="000000"/>
       </w:rPr>
     </w:tblStylePr>
     <w:tblStylePr w:type="nwCell">
       <w:rPr>
+        <w:rFonts w:eastAsia="黑体"/>
         <w:color w:themeColor="text1" w:val="000000"/>
       </w:rPr>
     </w:tblStylePr>
@@ -12623,6 +13106,7 @@
       <w:spacing w:after="0" w:line="240" w:lineRule="auto"/>
     </w:pPr>
     <w:rPr>
+      <w:rFonts w:eastAsia="黑体"/>
       <w:color w:themeColor="text1" w:val="000000"/>
     </w:rPr>
     <w:tblPr>
@@ -12649,6 +13133,7 @@
     </w:tcPr>
     <w:tblStylePr w:type="firstRow">
       <w:rPr>
+        <w:rFonts w:eastAsia="黑体"/>
         <w:b/>
         <w:bCs/>
       </w:rPr>
@@ -12667,6 +13152,7 @@
     </w:tblStylePr>
     <w:tblStylePr w:type="lastRow">
       <w:rPr>
+        <w:rFonts w:eastAsia="黑体"/>
         <w:b/>
         <w:bCs/>
         <w:color w:themeColor="background1" w:val="FFFFFF"/>
@@ -12681,6 +13167,7 @@
     </w:tblStylePr>
     <w:tblStylePr w:type="firstCol">
       <w:rPr>
+        <w:rFonts w:eastAsia="黑体"/>
         <w:color w:themeColor="background1" w:val="FFFFFF"/>
       </w:rPr>
       <w:tblPr/>
@@ -12698,6 +13185,7 @@
     </w:tblStylePr>
     <w:tblStylePr w:type="lastCol">
       <w:rPr>
+        <w:rFonts w:eastAsia="黑体"/>
         <w:color w:themeColor="background1" w:val="FFFFFF"/>
       </w:rPr>
       <w:tblPr/>
@@ -12727,11 +13215,13 @@
     </w:tblStylePr>
     <w:tblStylePr w:type="neCell">
       <w:rPr>
+        <w:rFonts w:eastAsia="黑体"/>
         <w:color w:themeColor="text1" w:val="000000"/>
       </w:rPr>
     </w:tblStylePr>
     <w:tblStylePr w:type="nwCell">
       <w:rPr>
+        <w:rFonts w:eastAsia="黑体"/>
         <w:color w:themeColor="text1" w:val="000000"/>
       </w:rPr>
     </w:tblStylePr>
@@ -12745,6 +13235,7 @@
       <w:spacing w:after="0" w:line="240" w:lineRule="auto"/>
     </w:pPr>
     <w:rPr>
+      <w:rFonts w:eastAsia="黑体"/>
       <w:color w:themeColor="text1" w:val="000000"/>
     </w:rPr>
     <w:tblPr>
@@ -12771,6 +13262,7 @@
     </w:tcPr>
     <w:tblStylePr w:type="firstRow">
       <w:rPr>
+        <w:rFonts w:eastAsia="黑体"/>
         <w:b/>
         <w:bCs/>
       </w:rPr>
@@ -12789,6 +13281,7 @@
     </w:tblStylePr>
     <w:tblStylePr w:type="lastRow">
       <w:rPr>
+        <w:rFonts w:eastAsia="黑体"/>
         <w:b/>
         <w:bCs/>
         <w:color w:themeColor="background1" w:val="FFFFFF"/>
@@ -12803,6 +13296,7 @@
     </w:tblStylePr>
     <w:tblStylePr w:type="firstCol">
       <w:rPr>
+        <w:rFonts w:eastAsia="黑体"/>
         <w:color w:themeColor="background1" w:val="FFFFFF"/>
       </w:rPr>
       <w:tblPr/>
@@ -12820,6 +13314,7 @@
     </w:tblStylePr>
     <w:tblStylePr w:type="lastCol">
       <w:rPr>
+        <w:rFonts w:eastAsia="黑体"/>
         <w:color w:themeColor="background1" w:val="FFFFFF"/>
       </w:rPr>
       <w:tblPr/>
@@ -12849,11 +13344,13 @@
     </w:tblStylePr>
     <w:tblStylePr w:type="neCell">
       <w:rPr>
+        <w:rFonts w:eastAsia="黑体"/>
         <w:color w:themeColor="text1" w:val="000000"/>
       </w:rPr>
     </w:tblStylePr>
     <w:tblStylePr w:type="nwCell">
       <w:rPr>
+        <w:rFonts w:eastAsia="黑体"/>
         <w:color w:themeColor="text1" w:val="000000"/>
       </w:rPr>
     </w:tblStylePr>
@@ -12867,6 +13364,7 @@
       <w:spacing w:after="0" w:line="240" w:lineRule="auto"/>
     </w:pPr>
     <w:rPr>
+      <w:rFonts w:eastAsia="黑体"/>
       <w:color w:themeColor="text1" w:val="000000"/>
     </w:rPr>
     <w:tblPr>
@@ -12893,6 +13391,7 @@
     </w:tcPr>
     <w:tblStylePr w:type="firstRow">
       <w:rPr>
+        <w:rFonts w:eastAsia="黑体"/>
         <w:b/>
         <w:bCs/>
       </w:rPr>
@@ -12911,6 +13410,7 @@
     </w:tblStylePr>
     <w:tblStylePr w:type="lastRow">
       <w:rPr>
+        <w:rFonts w:eastAsia="黑体"/>
         <w:b/>
         <w:bCs/>
         <w:color w:themeColor="background1" w:val="FFFFFF"/>
@@ -12925,6 +13425,7 @@
     </w:tblStylePr>
     <w:tblStylePr w:type="firstCol">
       <w:rPr>
+        <w:rFonts w:eastAsia="黑体"/>
         <w:color w:themeColor="background1" w:val="FFFFFF"/>
       </w:rPr>
       <w:tblPr/>
@@ -12942,6 +13443,7 @@
     </w:tblStylePr>
     <w:tblStylePr w:type="lastCol">
       <w:rPr>
+        <w:rFonts w:eastAsia="黑体"/>
         <w:color w:themeColor="background1" w:val="FFFFFF"/>
       </w:rPr>
       <w:tblPr/>
@@ -12979,6 +13481,7 @@
       <w:spacing w:after="0" w:line="240" w:lineRule="auto"/>
     </w:pPr>
     <w:rPr>
+      <w:rFonts w:eastAsia="黑体"/>
       <w:color w:themeColor="text1" w:val="000000"/>
     </w:rPr>
     <w:tblPr>
@@ -13005,6 +13508,7 @@
     </w:tcPr>
     <w:tblStylePr w:type="firstRow">
       <w:rPr>
+        <w:rFonts w:eastAsia="黑体"/>
         <w:b/>
         <w:bCs/>
       </w:rPr>
@@ -13023,6 +13527,7 @@
     </w:tblStylePr>
     <w:tblStylePr w:type="lastRow">
       <w:rPr>
+        <w:rFonts w:eastAsia="黑体"/>
         <w:b/>
         <w:bCs/>
         <w:color w:themeColor="background1" w:val="FFFFFF"/>
@@ -13037,6 +13542,7 @@
     </w:tblStylePr>
     <w:tblStylePr w:type="firstCol">
       <w:rPr>
+        <w:rFonts w:eastAsia="黑体"/>
         <w:color w:themeColor="background1" w:val="FFFFFF"/>
       </w:rPr>
       <w:tblPr/>
@@ -13054,6 +13560,7 @@
     </w:tblStylePr>
     <w:tblStylePr w:type="lastCol">
       <w:rPr>
+        <w:rFonts w:eastAsia="黑体"/>
         <w:color w:themeColor="background1" w:val="FFFFFF"/>
       </w:rPr>
       <w:tblPr/>
@@ -13083,11 +13590,13 @@
     </w:tblStylePr>
     <w:tblStylePr w:type="neCell">
       <w:rPr>
+        <w:rFonts w:eastAsia="黑体"/>
         <w:color w:themeColor="text1" w:val="000000"/>
       </w:rPr>
     </w:tblStylePr>
     <w:tblStylePr w:type="nwCell">
       <w:rPr>
+        <w:rFonts w:eastAsia="黑体"/>
         <w:color w:themeColor="text1" w:val="000000"/>
       </w:rPr>
     </w:tblStylePr>
@@ -13101,6 +13610,7 @@
       <w:spacing w:after="0" w:line="240" w:lineRule="auto"/>
     </w:pPr>
     <w:rPr>
+      <w:rFonts w:eastAsia="黑体"/>
       <w:color w:themeColor="text1" w:val="000000"/>
     </w:rPr>
     <w:tblPr>
@@ -13127,6 +13637,7 @@
     </w:tcPr>
     <w:tblStylePr w:type="firstRow">
       <w:rPr>
+        <w:rFonts w:eastAsia="黑体"/>
         <w:b/>
         <w:bCs/>
       </w:rPr>
@@ -13145,6 +13656,7 @@
     </w:tblStylePr>
     <w:tblStylePr w:type="lastRow">
       <w:rPr>
+        <w:rFonts w:eastAsia="黑体"/>
         <w:b/>
         <w:bCs/>
         <w:color w:themeColor="background1" w:val="FFFFFF"/>
@@ -13159,6 +13671,7 @@
     </w:tblStylePr>
     <w:tblStylePr w:type="firstCol">
       <w:rPr>
+        <w:rFonts w:eastAsia="黑体"/>
         <w:color w:themeColor="background1" w:val="FFFFFF"/>
       </w:rPr>
       <w:tblPr/>
@@ -13176,6 +13689,7 @@
     </w:tblStylePr>
     <w:tblStylePr w:type="lastCol">
       <w:rPr>
+        <w:rFonts w:eastAsia="黑体"/>
         <w:color w:themeColor="background1" w:val="FFFFFF"/>
       </w:rPr>
       <w:tblPr/>
@@ -13205,11 +13719,13 @@
     </w:tblStylePr>
     <w:tblStylePr w:type="neCell">
       <w:rPr>
+        <w:rFonts w:eastAsia="黑体"/>
         <w:color w:themeColor="text1" w:val="000000"/>
       </w:rPr>
     </w:tblStylePr>
     <w:tblStylePr w:type="nwCell">
       <w:rPr>
+        <w:rFonts w:eastAsia="黑体"/>
         <w:color w:themeColor="text1" w:val="000000"/>
       </w:rPr>
     </w:tblStylePr>
@@ -13223,6 +13739,7 @@
       <w:spacing w:after="0" w:line="240" w:lineRule="auto"/>
     </w:pPr>
     <w:rPr>
+      <w:rFonts w:eastAsia="黑体"/>
       <w:color w:themeColor="text1" w:val="000000"/>
     </w:rPr>
     <w:tblPr>
@@ -13249,6 +13766,7 @@
     </w:tcPr>
     <w:tblStylePr w:type="firstRow">
       <w:rPr>
+        <w:rFonts w:eastAsia="黑体"/>
         <w:b/>
         <w:bCs/>
       </w:rPr>
@@ -13267,6 +13785,7 @@
     </w:tblStylePr>
     <w:tblStylePr w:type="lastRow">
       <w:rPr>
+        <w:rFonts w:eastAsia="黑体"/>
         <w:b/>
         <w:bCs/>
         <w:color w:themeColor="background1" w:val="FFFFFF"/>
@@ -13281,6 +13800,7 @@
     </w:tblStylePr>
     <w:tblStylePr w:type="firstCol">
       <w:rPr>
+        <w:rFonts w:eastAsia="黑体"/>
         <w:color w:themeColor="background1" w:val="FFFFFF"/>
       </w:rPr>
       <w:tblPr/>
@@ -13298,6 +13818,7 @@
     </w:tblStylePr>
     <w:tblStylePr w:type="lastCol">
       <w:rPr>
+        <w:rFonts w:eastAsia="黑体"/>
         <w:color w:themeColor="background1" w:val="FFFFFF"/>
       </w:rPr>
       <w:tblPr/>
@@ -13327,11 +13848,13 @@
     </w:tblStylePr>
     <w:tblStylePr w:type="neCell">
       <w:rPr>
+        <w:rFonts w:eastAsia="黑体"/>
         <w:color w:themeColor="text1" w:val="000000"/>
       </w:rPr>
     </w:tblStylePr>
     <w:tblStylePr w:type="nwCell">
       <w:rPr>
+        <w:rFonts w:eastAsia="黑体"/>
         <w:color w:themeColor="text1" w:val="000000"/>
       </w:rPr>
     </w:tblStylePr>
@@ -13345,6 +13868,7 @@
       <w:spacing w:after="0" w:line="240" w:lineRule="auto"/>
     </w:pPr>
     <w:rPr>
+      <w:rFonts w:eastAsia="黑体"/>
       <w:color w:themeColor="text1" w:val="000000"/>
     </w:rPr>
     <w:tblPr>
@@ -13363,6 +13887,7 @@
     </w:tcPr>
     <w:tblStylePr w:type="firstRow">
       <w:rPr>
+        <w:rFonts w:eastAsia="黑体"/>
         <w:b/>
         <w:bCs/>
         <w:color w:themeColor="background1" w:val="FFFFFF"/>
@@ -13377,6 +13902,7 @@
     </w:tblStylePr>
     <w:tblStylePr w:type="lastRow">
       <w:rPr>
+        <w:rFonts w:eastAsia="黑体"/>
         <w:b/>
         <w:bCs/>
         <w:color w:themeColor="accent2" w:themeShade="CC" w:val="9E3A38"/>
@@ -13391,12 +13917,14 @@
     </w:tblStylePr>
     <w:tblStylePr w:type="firstCol">
       <w:rPr>
+        <w:rFonts w:eastAsia="黑体"/>
         <w:b/>
         <w:bCs/>
       </w:rPr>
     </w:tblStylePr>
     <w:tblStylePr w:type="lastCol">
       <w:rPr>
+        <w:rFonts w:eastAsia="黑体"/>
         <w:b/>
         <w:bCs/>
       </w:rPr>
@@ -13431,6 +13959,7 @@
       <w:spacing w:after="0" w:line="240" w:lineRule="auto"/>
     </w:pPr>
     <w:rPr>
+      <w:rFonts w:eastAsia="黑体"/>
       <w:color w:themeColor="text1" w:val="000000"/>
     </w:rPr>
     <w:tblPr>
@@ -13449,6 +13978,7 @@
     </w:tcPr>
     <w:tblStylePr w:type="firstRow">
       <w:rPr>
+        <w:rFonts w:eastAsia="黑体"/>
         <w:b/>
         <w:bCs/>
         <w:color w:themeColor="background1" w:val="FFFFFF"/>
@@ -13463,6 +13993,7 @@
     </w:tblStylePr>
     <w:tblStylePr w:type="lastRow">
       <w:rPr>
+        <w:rFonts w:eastAsia="黑体"/>
         <w:b/>
         <w:bCs/>
         <w:color w:themeColor="accent2" w:themeShade="CC" w:val="9E3A38"/>
@@ -13477,12 +14008,14 @@
     </w:tblStylePr>
     <w:tblStylePr w:type="firstCol">
       <w:rPr>
+        <w:rFonts w:eastAsia="黑体"/>
         <w:b/>
         <w:bCs/>
       </w:rPr>
     </w:tblStylePr>
     <w:tblStylePr w:type="lastCol">
       <w:rPr>
+        <w:rFonts w:eastAsia="黑体"/>
         <w:b/>
         <w:bCs/>
       </w:rPr>
@@ -13517,6 +14050,7 @@
       <w:spacing w:after="0" w:line="240" w:lineRule="auto"/>
     </w:pPr>
     <w:rPr>
+      <w:rFonts w:eastAsia="黑体"/>
       <w:color w:themeColor="text1" w:val="000000"/>
     </w:rPr>
     <w:tblPr>
@@ -13535,6 +14069,7 @@
     </w:tcPr>
     <w:tblStylePr w:type="firstRow">
       <w:rPr>
+        <w:rFonts w:eastAsia="黑体"/>
         <w:b/>
         <w:bCs/>
         <w:color w:themeColor="background1" w:val="FFFFFF"/>
@@ -13549,6 +14084,7 @@
     </w:tblStylePr>
     <w:tblStylePr w:type="lastRow">
       <w:rPr>
+        <w:rFonts w:eastAsia="黑体"/>
         <w:b/>
         <w:bCs/>
         <w:color w:themeColor="accent2" w:themeShade="CC" w:val="9E3A38"/>
@@ -13563,12 +14099,14 @@
     </w:tblStylePr>
     <w:tblStylePr w:type="firstCol">
       <w:rPr>
+        <w:rFonts w:eastAsia="黑体"/>
         <w:b/>
         <w:bCs/>
       </w:rPr>
     </w:tblStylePr>
     <w:tblStylePr w:type="lastCol">
       <w:rPr>
+        <w:rFonts w:eastAsia="黑体"/>
         <w:b/>
         <w:bCs/>
       </w:rPr>
@@ -13603,6 +14141,7 @@
       <w:spacing w:after="0" w:line="240" w:lineRule="auto"/>
     </w:pPr>
     <w:rPr>
+      <w:rFonts w:eastAsia="黑体"/>
       <w:color w:themeColor="text1" w:val="000000"/>
     </w:rPr>
     <w:tblPr>
@@ -13621,6 +14160,7 @@
     </w:tcPr>
     <w:tblStylePr w:type="firstRow">
       <w:rPr>
+        <w:rFonts w:eastAsia="黑体"/>
         <w:b/>
         <w:bCs/>
         <w:color w:themeColor="background1" w:val="FFFFFF"/>
@@ -13635,6 +14175,7 @@
     </w:tblStylePr>
     <w:tblStylePr w:type="lastRow">
       <w:rPr>
+        <w:rFonts w:eastAsia="黑体"/>
         <w:b/>
         <w:bCs/>
         <w:color w:themeColor="accent4" w:themeShade="CC" w:val="664E82"/>
@@ -13649,12 +14190,14 @@
     </w:tblStylePr>
     <w:tblStylePr w:type="firstCol">
       <w:rPr>
+        <w:rFonts w:eastAsia="黑体"/>
         <w:b/>
         <w:bCs/>
       </w:rPr>
     </w:tblStylePr>
     <w:tblStylePr w:type="lastCol">
       <w:rPr>
+        <w:rFonts w:eastAsia="黑体"/>
         <w:b/>
         <w:bCs/>
       </w:rPr>
@@ -13689,6 +14232,7 @@
       <w:spacing w:after="0" w:line="240" w:lineRule="auto"/>
     </w:pPr>
     <w:rPr>
+      <w:rFonts w:eastAsia="黑体"/>
       <w:color w:themeColor="text1" w:val="000000"/>
     </w:rPr>
     <w:tblPr>
@@ -13707,6 +14251,7 @@
     </w:tcPr>
     <w:tblStylePr w:type="firstRow">
       <w:rPr>
+        <w:rFonts w:eastAsia="黑体"/>
         <w:b/>
         <w:bCs/>
         <w:color w:themeColor="background1" w:val="FFFFFF"/>
@@ -13721,6 +14266,7 @@
     </w:tblStylePr>
     <w:tblStylePr w:type="lastRow">
       <w:rPr>
+        <w:rFonts w:eastAsia="黑体"/>
         <w:b/>
         <w:bCs/>
         <w:color w:themeColor="accent3" w:themeShade="CC" w:val="7E9C40"/>
@@ -13735,12 +14281,14 @@
     </w:tblStylePr>
     <w:tblStylePr w:type="firstCol">
       <w:rPr>
+        <w:rFonts w:eastAsia="黑体"/>
         <w:b/>
         <w:bCs/>
       </w:rPr>
     </w:tblStylePr>
     <w:tblStylePr w:type="lastCol">
       <w:rPr>
+        <w:rFonts w:eastAsia="黑体"/>
         <w:b/>
         <w:bCs/>
       </w:rPr>
@@ -13775,6 +14323,7 @@
       <w:spacing w:after="0" w:line="240" w:lineRule="auto"/>
     </w:pPr>
     <w:rPr>
+      <w:rFonts w:eastAsia="黑体"/>
       <w:color w:themeColor="text1" w:val="000000"/>
     </w:rPr>
     <w:tblPr>
@@ -13793,6 +14342,7 @@
     </w:tcPr>
     <w:tblStylePr w:type="firstRow">
       <w:rPr>
+        <w:rFonts w:eastAsia="黑体"/>
         <w:b/>
         <w:bCs/>
         <w:color w:themeColor="background1" w:val="FFFFFF"/>
@@ -13807,6 +14357,7 @@
     </w:tblStylePr>
     <w:tblStylePr w:type="lastRow">
       <w:rPr>
+        <w:rFonts w:eastAsia="黑体"/>
         <w:b/>
         <w:bCs/>
         <w:color w:themeColor="accent6" w:themeShade="CC" w:val="F2730A"/>
@@ -13821,12 +14372,14 @@
     </w:tblStylePr>
     <w:tblStylePr w:type="firstCol">
       <w:rPr>
+        <w:rFonts w:eastAsia="黑体"/>
         <w:b/>
         <w:bCs/>
       </w:rPr>
     </w:tblStylePr>
     <w:tblStylePr w:type="lastCol">
       <w:rPr>
+        <w:rFonts w:eastAsia="黑体"/>
         <w:b/>
         <w:bCs/>
       </w:rPr>
@@ -13861,6 +14414,7 @@
       <w:spacing w:after="0" w:line="240" w:lineRule="auto"/>
     </w:pPr>
     <w:rPr>
+      <w:rFonts w:eastAsia="黑体"/>
       <w:color w:themeColor="text1" w:val="000000"/>
     </w:rPr>
     <w:tblPr>
@@ -13879,6 +14433,7 @@
     </w:tcPr>
     <w:tblStylePr w:type="firstRow">
       <w:rPr>
+        <w:rFonts w:eastAsia="黑体"/>
         <w:b/>
         <w:bCs/>
         <w:color w:themeColor="background1" w:val="FFFFFF"/>
@@ -13893,6 +14448,7 @@
     </w:tblStylePr>
     <w:tblStylePr w:type="lastRow">
       <w:rPr>
+        <w:rFonts w:eastAsia="黑体"/>
         <w:b/>
         <w:bCs/>
         <w:color w:themeColor="accent5" w:themeShade="CC" w:val="348DA5"/>
@@ -13907,12 +14463,14 @@
     </w:tblStylePr>
     <w:tblStylePr w:type="firstCol">
       <w:rPr>
+        <w:rFonts w:eastAsia="黑体"/>
         <w:b/>
         <w:bCs/>
       </w:rPr>
     </w:tblStylePr>
     <w:tblStylePr w:type="lastCol">
       <w:rPr>
+        <w:rFonts w:eastAsia="黑体"/>
         <w:b/>
         <w:bCs/>
       </w:rPr>
@@ -13947,6 +14505,7 @@
       <w:spacing w:after="0" w:line="240" w:lineRule="auto"/>
     </w:pPr>
     <w:rPr>
+      <w:rFonts w:eastAsia="黑体"/>
       <w:color w:themeColor="text1" w:val="000000"/>
     </w:rPr>
     <w:tblPr>
@@ -13968,6 +14527,7 @@
     </w:tcPr>
     <w:tblStylePr w:type="firstRow">
       <w:rPr>
+        <w:rFonts w:eastAsia="黑体"/>
         <w:b/>
         <w:bCs/>
       </w:rPr>
@@ -13978,6 +14538,7 @@
     </w:tblStylePr>
     <w:tblStylePr w:type="lastRow">
       <w:rPr>
+        <w:rFonts w:eastAsia="黑体"/>
         <w:b/>
         <w:bCs/>
         <w:color w:themeColor="text1" w:val="000000"/>
@@ -13989,6 +14550,7 @@
     </w:tblStylePr>
     <w:tblStylePr w:type="firstCol">
       <w:rPr>
+        <w:rFonts w:eastAsia="黑体"/>
         <w:color w:themeColor="background1" w:val="FFFFFF"/>
       </w:rPr>
       <w:tblPr/>
@@ -13998,6 +14560,7 @@
     </w:tblStylePr>
     <w:tblStylePr w:type="lastCol">
       <w:rPr>
+        <w:rFonts w:eastAsia="黑体"/>
         <w:color w:themeColor="background1" w:val="FFFFFF"/>
       </w:rPr>
       <w:tblPr/>
@@ -14027,6 +14590,7 @@
       <w:spacing w:after="0" w:line="240" w:lineRule="auto"/>
     </w:pPr>
     <w:rPr>
+      <w:rFonts w:eastAsia="黑体"/>
       <w:color w:themeColor="text1" w:val="000000"/>
     </w:rPr>
     <w:tblPr>
@@ -14048,6 +14612,7 @@
     </w:tcPr>
     <w:tblStylePr w:type="firstRow">
       <w:rPr>
+        <w:rFonts w:eastAsia="黑体"/>
         <w:b/>
         <w:bCs/>
       </w:rPr>
@@ -14058,6 +14623,7 @@
     </w:tblStylePr>
     <w:tblStylePr w:type="lastRow">
       <w:rPr>
+        <w:rFonts w:eastAsia="黑体"/>
         <w:b/>
         <w:bCs/>
         <w:color w:themeColor="text1" w:val="000000"/>
@@ -14069,6 +14635,7 @@
     </w:tblStylePr>
     <w:tblStylePr w:type="firstCol">
       <w:rPr>
+        <w:rFonts w:eastAsia="黑体"/>
         <w:color w:themeColor="background1" w:val="FFFFFF"/>
       </w:rPr>
       <w:tblPr/>
@@ -14078,6 +14645,7 @@
     </w:tblStylePr>
     <w:tblStylePr w:type="lastCol">
       <w:rPr>
+        <w:rFonts w:eastAsia="黑体"/>
         <w:color w:themeColor="background1" w:val="FFFFFF"/>
       </w:rPr>
       <w:tblPr/>
@@ -14107,6 +14675,7 @@
       <w:spacing w:after="0" w:line="240" w:lineRule="auto"/>
     </w:pPr>
     <w:rPr>
+      <w:rFonts w:eastAsia="黑体"/>
       <w:color w:themeColor="text1" w:val="000000"/>
     </w:rPr>
     <w:tblPr>
@@ -14128,6 +14697,7 @@
     </w:tcPr>
     <w:tblStylePr w:type="firstRow">
       <w:rPr>
+        <w:rFonts w:eastAsia="黑体"/>
         <w:b/>
         <w:bCs/>
       </w:rPr>
@@ -14138,6 +14708,7 @@
     </w:tblStylePr>
     <w:tblStylePr w:type="lastRow">
       <w:rPr>
+        <w:rFonts w:eastAsia="黑体"/>
         <w:b/>
         <w:bCs/>
         <w:color w:themeColor="text1" w:val="000000"/>
@@ -14149,6 +14720,7 @@
     </w:tblStylePr>
     <w:tblStylePr w:type="firstCol">
       <w:rPr>
+        <w:rFonts w:eastAsia="黑体"/>
         <w:color w:themeColor="background1" w:val="FFFFFF"/>
       </w:rPr>
       <w:tblPr/>
@@ -14158,6 +14730,7 @@
     </w:tblStylePr>
     <w:tblStylePr w:type="lastCol">
       <w:rPr>
+        <w:rFonts w:eastAsia="黑体"/>
         <w:color w:themeColor="background1" w:val="FFFFFF"/>
       </w:rPr>
       <w:tblPr/>
@@ -14187,6 +14760,7 @@
       <w:spacing w:after="0" w:line="240" w:lineRule="auto"/>
     </w:pPr>
     <w:rPr>
+      <w:rFonts w:eastAsia="黑体"/>
       <w:color w:themeColor="text1" w:val="000000"/>
     </w:rPr>
     <w:tblPr>
@@ -14208,6 +14782,7 @@
     </w:tcPr>
     <w:tblStylePr w:type="firstRow">
       <w:rPr>
+        <w:rFonts w:eastAsia="黑体"/>
         <w:b/>
         <w:bCs/>
       </w:rPr>
@@ -14218,6 +14793,7 @@
     </w:tblStylePr>
     <w:tblStylePr w:type="lastRow">
       <w:rPr>
+        <w:rFonts w:eastAsia="黑体"/>
         <w:b/>
         <w:bCs/>
         <w:color w:themeColor="text1" w:val="000000"/>
@@ -14229,6 +14805,7 @@
     </w:tblStylePr>
     <w:tblStylePr w:type="firstCol">
       <w:rPr>
+        <w:rFonts w:eastAsia="黑体"/>
         <w:color w:themeColor="background1" w:val="FFFFFF"/>
       </w:rPr>
       <w:tblPr/>
@@ -14238,6 +14815,7 @@
     </w:tblStylePr>
     <w:tblStylePr w:type="lastCol">
       <w:rPr>
+        <w:rFonts w:eastAsia="黑体"/>
         <w:color w:themeColor="background1" w:val="FFFFFF"/>
       </w:rPr>
       <w:tblPr/>
@@ -14267,6 +14845,7 @@
       <w:spacing w:after="0" w:line="240" w:lineRule="auto"/>
     </w:pPr>
     <w:rPr>
+      <w:rFonts w:eastAsia="黑体"/>
       <w:color w:themeColor="text1" w:val="000000"/>
     </w:rPr>
     <w:tblPr>
@@ -14288,6 +14867,7 @@
     </w:tcPr>
     <w:tblStylePr w:type="firstRow">
       <w:rPr>
+        <w:rFonts w:eastAsia="黑体"/>
         <w:b/>
         <w:bCs/>
       </w:rPr>
@@ -14298,6 +14878,7 @@
     </w:tblStylePr>
     <w:tblStylePr w:type="lastRow">
       <w:rPr>
+        <w:rFonts w:eastAsia="黑体"/>
         <w:b/>
         <w:bCs/>
         <w:color w:themeColor="text1" w:val="000000"/>
@@ -14309,6 +14890,7 @@
     </w:tblStylePr>
     <w:tblStylePr w:type="firstCol">
       <w:rPr>
+        <w:rFonts w:eastAsia="黑体"/>
         <w:color w:themeColor="background1" w:val="FFFFFF"/>
       </w:rPr>
       <w:tblPr/>
@@ -14318,6 +14900,7 @@
     </w:tblStylePr>
     <w:tblStylePr w:type="lastCol">
       <w:rPr>
+        <w:rFonts w:eastAsia="黑体"/>
         <w:color w:themeColor="background1" w:val="FFFFFF"/>
       </w:rPr>
       <w:tblPr/>
@@ -14347,6 +14930,7 @@
       <w:spacing w:after="0" w:line="240" w:lineRule="auto"/>
     </w:pPr>
     <w:rPr>
+      <w:rFonts w:eastAsia="黑体"/>
       <w:color w:themeColor="text1" w:val="000000"/>
     </w:rPr>
     <w:tblPr>
@@ -14368,6 +14952,7 @@
     </w:tcPr>
     <w:tblStylePr w:type="firstRow">
       <w:rPr>
+        <w:rFonts w:eastAsia="黑体"/>
         <w:b/>
         <w:bCs/>
       </w:rPr>
@@ -14378,6 +14963,7 @@
     </w:tblStylePr>
     <w:tblStylePr w:type="lastRow">
       <w:rPr>
+        <w:rFonts w:eastAsia="黑体"/>
         <w:b/>
         <w:bCs/>
         <w:color w:themeColor="text1" w:val="000000"/>
@@ -14389,6 +14975,7 @@
     </w:tblStylePr>
     <w:tblStylePr w:type="firstCol">
       <w:rPr>
+        <w:rFonts w:eastAsia="黑体"/>
         <w:color w:themeColor="background1" w:val="FFFFFF"/>
       </w:rPr>
       <w:tblPr/>
@@ -14398,6 +14985,7 @@
     </w:tblStylePr>
     <w:tblStylePr w:type="lastCol">
       <w:rPr>
+        <w:rFonts w:eastAsia="黑体"/>
         <w:color w:themeColor="background1" w:val="FFFFFF"/>
       </w:rPr>
       <w:tblPr/>
@@ -14427,6 +15015,7 @@
       <w:spacing w:after="0" w:line="240" w:lineRule="auto"/>
     </w:pPr>
     <w:rPr>
+      <w:rFonts w:eastAsia="黑体"/>
       <w:color w:themeColor="text1" w:val="000000"/>
     </w:rPr>
     <w:tblPr>
@@ -14448,6 +15037,7 @@
     </w:tcPr>
     <w:tblStylePr w:type="firstRow">
       <w:rPr>
+        <w:rFonts w:eastAsia="黑体"/>
         <w:b/>
         <w:bCs/>
       </w:rPr>
@@ -14458,6 +15048,7 @@
     </w:tblStylePr>
     <w:tblStylePr w:type="lastRow">
       <w:rPr>
+        <w:rFonts w:eastAsia="黑体"/>
         <w:b/>
         <w:bCs/>
         <w:color w:themeColor="text1" w:val="000000"/>
@@ -14469,6 +15060,7 @@
     </w:tblStylePr>
     <w:tblStylePr w:type="firstCol">
       <w:rPr>
+        <w:rFonts w:eastAsia="黑体"/>
         <w:color w:themeColor="background1" w:val="FFFFFF"/>
       </w:rPr>
       <w:tblPr/>
@@ -14478,6 +15070,7 @@
     </w:tblStylePr>
     <w:tblStylePr w:type="lastCol">
       <w:rPr>
+        <w:rFonts w:eastAsia="黑体"/>
         <w:color w:themeColor="background1" w:val="FFFFFF"/>
       </w:rPr>
       <w:tblPr/>
@@ -14510,6 +15103,7 @@
     <w:name w:val="KeywordTok"/>
     <w:basedOn w:val="VerbatimChar"/>
     <w:rPr>
+      <w:rFonts w:eastAsia="黑体"/>
       <w:b/>
       <w:color w:val="007020"/>
     </w:rPr>
@@ -14518,6 +15112,7 @@
     <w:name w:val="DataTypeTok"/>
     <w:basedOn w:val="VerbatimChar"/>
     <w:rPr>
+      <w:rFonts w:eastAsia="黑体"/>
       <w:color w:val="902000"/>
     </w:rPr>
   </w:style>
@@ -14525,6 +15120,7 @@
     <w:name w:val="DecValTok"/>
     <w:basedOn w:val="VerbatimChar"/>
     <w:rPr>
+      <w:rFonts w:eastAsia="黑体"/>
       <w:color w:val="40a070"/>
     </w:rPr>
   </w:style>
@@ -14532,6 +15128,7 @@
     <w:name w:val="BaseNTok"/>
     <w:basedOn w:val="VerbatimChar"/>
     <w:rPr>
+      <w:rFonts w:eastAsia="黑体"/>
       <w:color w:val="40a070"/>
     </w:rPr>
   </w:style>
@@ -14539,6 +15136,7 @@
     <w:name w:val="FloatTok"/>
     <w:basedOn w:val="VerbatimChar"/>
     <w:rPr>
+      <w:rFonts w:eastAsia="黑体"/>
       <w:color w:val="40a070"/>
     </w:rPr>
   </w:style>
@@ -14546,6 +15144,7 @@
     <w:name w:val="ConstantTok"/>
     <w:basedOn w:val="VerbatimChar"/>
     <w:rPr>
+      <w:rFonts w:eastAsia="黑体"/>
       <w:color w:val="880000"/>
     </w:rPr>
   </w:style>
@@ -14553,6 +15152,7 @@
     <w:name w:val="CharTok"/>
     <w:basedOn w:val="VerbatimChar"/>
     <w:rPr>
+      <w:rFonts w:eastAsia="黑体"/>
       <w:color w:val="4070a0"/>
     </w:rPr>
   </w:style>
@@ -14560,6 +15160,7 @@
     <w:name w:val="SpecialCharTok"/>
     <w:basedOn w:val="VerbatimChar"/>
     <w:rPr>
+      <w:rFonts w:eastAsia="黑体"/>
       <w:color w:val="4070a0"/>
     </w:rPr>
   </w:style>
@@ -14567,6 +15168,7 @@
     <w:name w:val="StringTok"/>
     <w:basedOn w:val="VerbatimChar"/>
     <w:rPr>
+      <w:rFonts w:eastAsia="黑体"/>
       <w:color w:val="4070a0"/>
     </w:rPr>
   </w:style>
@@ -14574,6 +15176,7 @@
     <w:name w:val="VerbatimStringTok"/>
     <w:basedOn w:val="VerbatimChar"/>
     <w:rPr>
+      <w:rFonts w:eastAsia="黑体"/>
       <w:color w:val="4070a0"/>
     </w:rPr>
   </w:style>
@@ -14581,6 +15184,7 @@
     <w:name w:val="SpecialStringTok"/>
     <w:basedOn w:val="VerbatimChar"/>
     <w:rPr>
+      <w:rFonts w:eastAsia="黑体"/>
       <w:color w:val="bb6688"/>
     </w:rPr>
   </w:style>
@@ -14588,6 +15192,7 @@
     <w:name w:val="ImportTok"/>
     <w:basedOn w:val="VerbatimChar"/>
     <w:rPr>
+      <w:rFonts w:eastAsia="黑体"/>
       <w:b/>
       <w:color w:val="008000"/>
     </w:rPr>
@@ -14596,6 +15201,7 @@
     <w:name w:val="CommentTok"/>
     <w:basedOn w:val="VerbatimChar"/>
     <w:rPr>
+      <w:rFonts w:eastAsia="黑体"/>
       <w:i/>
       <w:color w:val="60a0b0"/>
     </w:rPr>
@@ -14604,6 +15210,7 @@
     <w:name w:val="DocumentationTok"/>
     <w:basedOn w:val="VerbatimChar"/>
     <w:rPr>
+      <w:rFonts w:eastAsia="黑体"/>
       <w:i/>
       <w:color w:val="ba2121"/>
     </w:rPr>
@@ -14612,6 +15219,7 @@
     <w:name w:val="AnnotationTok"/>
     <w:basedOn w:val="VerbatimChar"/>
     <w:rPr>
+      <w:rFonts w:eastAsia="黑体"/>
       <w:b/>
       <w:i/>
       <w:color w:val="60a0b0"/>
@@ -14621,6 +15229,7 @@
     <w:name w:val="CommentVarTok"/>
     <w:basedOn w:val="VerbatimChar"/>
     <w:rPr>
+      <w:rFonts w:eastAsia="黑体"/>
       <w:b/>
       <w:i/>
       <w:color w:val="60a0b0"/>
@@ -14630,6 +15239,7 @@
     <w:name w:val="OtherTok"/>
     <w:basedOn w:val="VerbatimChar"/>
     <w:rPr>
+      <w:rFonts w:eastAsia="黑体"/>
       <w:color w:val="007020"/>
     </w:rPr>
   </w:style>
@@ -14637,6 +15247,7 @@
     <w:name w:val="FunctionTok"/>
     <w:basedOn w:val="VerbatimChar"/>
     <w:rPr>
+      <w:rFonts w:eastAsia="黑体"/>
       <w:color w:val="06287e"/>
     </w:rPr>
   </w:style>
@@ -14644,6 +15255,7 @@
     <w:name w:val="VariableTok"/>
     <w:basedOn w:val="VerbatimChar"/>
     <w:rPr>
+      <w:rFonts w:eastAsia="黑体"/>
       <w:color w:val="19177c"/>
     </w:rPr>
   </w:style>
@@ -14651,6 +15263,7 @@
     <w:name w:val="ControlFlowTok"/>
     <w:basedOn w:val="VerbatimChar"/>
     <w:rPr>
+      <w:rFonts w:eastAsia="黑体"/>
       <w:b/>
       <w:color w:val="007020"/>
     </w:rPr>
@@ -14659,6 +15272,7 @@
     <w:name w:val="OperatorTok"/>
     <w:basedOn w:val="VerbatimChar"/>
     <w:rPr>
+      <w:rFonts w:eastAsia="黑体"/>
       <w:color w:val="666666"/>
     </w:rPr>
   </w:style>
@@ -14666,18 +15280,22 @@
     <w:name w:val="BuiltInTok"/>
     <w:basedOn w:val="VerbatimChar"/>
     <w:rPr>
+      <w:rFonts w:eastAsia="黑体"/>
       <w:color w:val="008000"/>
     </w:rPr>
   </w:style>
   <w:style w:type="character" w:customStyle="1" w:styleId="ExtensionTok">
     <w:name w:val="ExtensionTok"/>
     <w:basedOn w:val="VerbatimChar"/>
-    <w:rPr/>
+    <w:rPr>
+      <w:rFonts w:eastAsia="黑体"/>
+    </w:rPr>
   </w:style>
   <w:style w:type="character" w:customStyle="1" w:styleId="PreprocessorTok">
     <w:name w:val="PreprocessorTok"/>
     <w:basedOn w:val="VerbatimChar"/>
     <w:rPr>
+      <w:rFonts w:eastAsia="黑体"/>
       <w:color w:val="bc7a00"/>
     </w:rPr>
   </w:style>
@@ -14685,18 +15303,22 @@
     <w:name w:val="AttributeTok"/>
     <w:basedOn w:val="VerbatimChar"/>
     <w:rPr>
+      <w:rFonts w:eastAsia="黑体"/>
       <w:color w:val="7d9029"/>
     </w:rPr>
   </w:style>
   <w:style w:type="character" w:customStyle="1" w:styleId="RegionMarkerTok">
     <w:name w:val="RegionMarkerTok"/>
     <w:basedOn w:val="VerbatimChar"/>
-    <w:rPr/>
+    <w:rPr>
+      <w:rFonts w:eastAsia="黑体"/>
+    </w:rPr>
   </w:style>
   <w:style w:type="character" w:customStyle="1" w:styleId="InformationTok">
     <w:name w:val="InformationTok"/>
     <w:basedOn w:val="VerbatimChar"/>
     <w:rPr>
+      <w:rFonts w:eastAsia="黑体"/>
       <w:b/>
       <w:i/>
       <w:color w:val="60a0b0"/>
@@ -14706,6 +15328,7 @@
     <w:name w:val="WarningTok"/>
     <w:basedOn w:val="VerbatimChar"/>
     <w:rPr>
+      <w:rFonts w:eastAsia="黑体"/>
       <w:b/>
       <w:i/>
       <w:color w:val="60a0b0"/>
@@ -14715,6 +15338,7 @@
     <w:name w:val="AlertTok"/>
     <w:basedOn w:val="VerbatimChar"/>
     <w:rPr>
+      <w:rFonts w:eastAsia="黑体"/>
       <w:b/>
       <w:color w:val="ff0000"/>
     </w:rPr>
@@ -14723,6 +15347,7 @@
     <w:name w:val="ErrorTok"/>
     <w:basedOn w:val="VerbatimChar"/>
     <w:rPr>
+      <w:rFonts w:eastAsia="黑体"/>
       <w:b/>
       <w:color w:val="ff0000"/>
     </w:rPr>
@@ -14730,7 +15355,9 @@
   <w:style w:type="character" w:customStyle="1" w:styleId="NormalTok">
     <w:name w:val="NormalTok"/>
     <w:basedOn w:val="VerbatimChar"/>
-    <w:rPr/>
+    <w:rPr>
+      <w:rFonts w:eastAsia="黑体"/>
+    </w:rPr>
   </w:style>
 </w:styles>
 </file>
@@ -14779,12 +15406,12 @@
     <a:fontScheme name="Office">
       <a:majorFont>
         <a:latin typeface="Calibri"/>
-        <a:ea typeface=""/>
+        <a:ea typeface="黑体"/>
         <a:cs typeface=""/>
         <a:font script="Jpan" typeface="ＭＳ ゴシック"/>
         <a:font script="Hang" typeface="맑은 고딕"/>
-        <a:font script="Hans" typeface="宋体"/>
-        <a:font script="Hant" typeface="新細明體"/>
+        <a:font script="Hans" typeface="黑体"/>
+        <a:font script="Hant" typeface="黑体"/>
         <a:font script="Arab" typeface="Times New Roman"/>
         <a:font script="Hebr" typeface="Times New Roman"/>
         <a:font script="Thai" typeface="Angsana New"/>
@@ -14814,12 +15441,12 @@
       </a:majorFont>
       <a:minorFont>
         <a:latin typeface="Cambria"/>
-        <a:ea typeface=""/>
+        <a:ea typeface="黑体"/>
         <a:cs typeface=""/>
         <a:font script="Jpan" typeface="ＭＳ 明朝"/>
         <a:font script="Hang" typeface="맑은 고딕"/>
-        <a:font script="Hans" typeface="宋体"/>
-        <a:font script="Hant" typeface="新細明體"/>
+        <a:font script="Hans" typeface="黑体"/>
+        <a:font script="Hant" typeface="黑体"/>
         <a:font script="Arab" typeface="Arial"/>
         <a:font script="Hebr" typeface="Arial"/>
         <a:font script="Thai" typeface="Cordia New"/>

--- a/01-电源电路/04-电池充放电管理/主动均衡电路/主动均衡电路.docx
+++ b/01-电源电路/04-电池充放电管理/主动均衡电路/主动均衡电路.docx
@@ -2335,7 +2335,7 @@
           <w:color w:val="555555"/>
           <w:sz w:val="21"/>
         </w:rPr>
-        <w:t>材料收集者：杜文杰，WX手机：19519196569，QQ:3478827729</w:t>
+        <w:t>材料收集者：杜文杰，微信/手机：19519196569，QQ:3478827729</w:t>
       </w:r>
     </w:p>
     <w:sectPr>
